--- a/docs/platform_log.docx
+++ b/docs/platform_log.docx
@@ -40,7 +40,7 @@
           <w:i/>
           <w:color w:val="666666"/>
         </w:rPr>
-        <w:t>见对应游戏目录下的版本日志(如 `hualegexue\hlgx_summary_report.md`)。</w:t>
+        <w:t>见对应游戏目录下的版本日志(如 `docs/hlgx_summary_report.md`)。</w:t>
       </w:r>
     </w:p>
     <w:p>
@@ -49,7 +49,7 @@
           <w:i/>
           <w:color w:val="666666"/>
         </w:rPr>
-        <w:t>docx 由 `python make_docx.py platform_log.md` 生成。</w:t>
+        <w:t>docx 由 `python scripts/make_docx.py docs/platform_log.md` 生成。</w:t>
       </w:r>
     </w:p>
     <w:p>
@@ -1381,6 +1381,48 @@
           </w:p>
         </w:tc>
       </w:tr>
+      <w:tr>
+        <w:tc>
+          <w:tcPr>
+            <w:tcW w:type="dxa" w:w="2160"/>
+          </w:tcPr>
+          <w:p>
+            <w:r>
+              <w:t>2026-08-13</w:t>
+            </w:r>
+          </w:p>
+        </w:tc>
+        <w:tc>
+          <w:tcPr>
+            <w:tcW w:type="dxa" w:w="2160"/>
+          </w:tcPr>
+          <w:p>
+            <w:r>
+              <w:t>化了个学</w:t>
+            </w:r>
+          </w:p>
+        </w:tc>
+        <w:tc>
+          <w:tcPr>
+            <w:tcW w:type="dxa" w:w="2160"/>
+          </w:tcPr>
+          <w:p>
+            <w:r>
+              <w:t>v2.3.2</w:t>
+            </w:r>
+          </w:p>
+        </w:tc>
+        <w:tc>
+          <w:tcPr>
+            <w:tcW w:type="dxa" w:w="2160"/>
+          </w:tcPr>
+          <w:p>
+            <w:r>
+              <w:t>局内修改默认昵称:游戏进行中顶栏新增「改名」按钮(原仅结算弹窗可换名),确认后更新 localStorage 默认昵称且不打断当前局,本局成绩按新昵称提交;结算页「更换昵称」保持原行为(确认后开新局);更换窗底部按钮按场景显示「取消/确认修改」,✕ 关闭不再误跳大厅</w:t>
+            </w:r>
+          </w:p>
+        </w:tc>
+      </w:tr>
     </w:tbl>
     <w:p/>
     <w:p>
@@ -1407,12 +1449,12 @@
     </w:p>
     <w:p>
       <w:r>
-        <w:t>2. 运行 `python make_docx.py platform_log.md` 重新生成 Word 版。</w:t>
+        <w:t>2. 运行 `python scripts/make_docx.py docs/platform_log.md` 重新生成 Word 版。</w:t>
       </w:r>
     </w:p>
     <w:p>
       <w:r>
-        <w:t>3. 各小游戏的详细改进点,追加到该游戏目录下的版本日志 md,并同样用 `make_docx.py` 生成其 docx。</w:t>
+        <w:t>3. 各小游戏的详细改进点,追加到 `docs/` 下的版本日志 md,并同样用 `scripts/make_docx.py` 生成其 docx。</w:t>
       </w:r>
     </w:p>
     <w:sectPr>

--- a/docs/platform_log.docx
+++ b/docs/platform_log.docx
@@ -97,7 +97,7 @@
         <w:rPr>
           <w:b/>
         </w:rPr>
-        <w:t>v2.3.1</w:t>
+        <w:t>v2.3.3</w:t>
       </w:r>
       <w:r/>
     </w:p>
@@ -1423,6 +1423,48 @@
           </w:p>
         </w:tc>
       </w:tr>
+      <w:tr>
+        <w:tc>
+          <w:tcPr>
+            <w:tcW w:type="dxa" w:w="2160"/>
+          </w:tcPr>
+          <w:p>
+            <w:r>
+              <w:t>2026-08-13</w:t>
+            </w:r>
+          </w:p>
+        </w:tc>
+        <w:tc>
+          <w:tcPr>
+            <w:tcW w:type="dxa" w:w="2160"/>
+          </w:tcPr>
+          <w:p>
+            <w:r>
+              <w:t>化了个学</w:t>
+            </w:r>
+          </w:p>
+        </w:tc>
+        <w:tc>
+          <w:tcPr>
+            <w:tcW w:type="dxa" w:w="2160"/>
+          </w:tcPr>
+          <w:p>
+            <w:r>
+              <w:t>v2.3.3</w:t>
+            </w:r>
+          </w:p>
+        </w:tc>
+        <w:tc>
+          <w:tcPr>
+            <w:tcW w:type="dxa" w:w="2160"/>
+          </w:tcPr>
+          <w:p>
+            <w:r>
+              <w:t>混合物化学式标识:能写出主要成分化学式的混合物加明确标识,避免与纯净物混淆——盐酸 HCl(aq)、云/雾 H₂O(aq)、氢氧化铁胶体 Fe(OH)₃(胶)、天然气 CH₄(主)、石灰石 CaCO₃(主)(氨水/水玻璃/漂白液/酒精/稀硫酸原已带 (aq),王水/漂白粉/碱石灰/铝热剂等复合式与高聚物 (…)ₙ 无需标识)</w:t>
+            </w:r>
+          </w:p>
+        </w:tc>
+      </w:tr>
     </w:tbl>
     <w:p/>
     <w:p>

--- a/docs/platform_log.docx
+++ b/docs/platform_log.docx
@@ -97,7 +97,7 @@
         <w:rPr>
           <w:b/>
         </w:rPr>
-        <w:t>v2.3.3</w:t>
+        <w:t>v2.3.4</w:t>
       </w:r>
       <w:r/>
     </w:p>
@@ -1450,6 +1450,48 @@
           </w:tcPr>
           <w:p>
             <w:r>
+              <w:t>v2.3.4</w:t>
+            </w:r>
+          </w:p>
+        </w:tc>
+        <w:tc>
+          <w:tcPr>
+            <w:tcW w:type="dxa" w:w="2160"/>
+          </w:tcPr>
+          <w:p>
+            <w:r>
+              <w:t>移出技能重做:由「放回棋盘」改为「移除当前选中的至多 3 张卡」(可 1/2/3 张、可不同类,等价无伤消除,不扣血、不计消除组数);未选中时移出不消耗次数并提示「请先选中要移出的卡牌」;按钮在未选中时置灰;模拟器适配新语义(修复通关率模拟死循环)</w:t>
+            </w:r>
+          </w:p>
+        </w:tc>
+      </w:tr>
+      <w:tr>
+        <w:tc>
+          <w:tcPr>
+            <w:tcW w:type="dxa" w:w="2160"/>
+          </w:tcPr>
+          <w:p>
+            <w:r>
+              <w:t>2026-08-13</w:t>
+            </w:r>
+          </w:p>
+        </w:tc>
+        <w:tc>
+          <w:tcPr>
+            <w:tcW w:type="dxa" w:w="2160"/>
+          </w:tcPr>
+          <w:p>
+            <w:r>
+              <w:t>化了个学</w:t>
+            </w:r>
+          </w:p>
+        </w:tc>
+        <w:tc>
+          <w:tcPr>
+            <w:tcW w:type="dxa" w:w="2160"/>
+          </w:tcPr>
+          <w:p>
+            <w:r>
               <w:t>v2.3.3</w:t>
             </w:r>
           </w:p>

--- a/docs/platform_log.docx
+++ b/docs/platform_log.docx
@@ -7,7 +7,7 @@
         <w:pStyle w:val="Heading1"/>
       </w:pPr>
       <w:r>
-        <w:t>化了个学游戏平台 · 总进度日志</w:t>
+        <w:t>p了个s 游戏平台 · 总进度日志</w:t>
       </w:r>
     </w:p>
     <w:p>
@@ -62,6 +62,15 @@
       </w:r>
     </w:p>
     <w:p>
+      <w:r>
+        <w:rPr>
+          <w:i/>
+          <w:color w:val="666666"/>
+        </w:rPr>
+        <w:t>平台定位(v2.3.5):高考知识主题小游戏合集(不限于化学);第一款游戏为「化了个学」。</w:t>
+      </w:r>
+    </w:p>
+    <w:p>
       <w:pPr>
         <w:pStyle w:val="Heading2"/>
       </w:pPr>
@@ -97,7 +106,7 @@
         <w:rPr>
           <w:b/>
         </w:rPr>
-        <w:t>v2.3.4</w:t>
+        <w:t>v2.3.5</w:t>
       </w:r>
       <w:r/>
     </w:p>
@@ -1450,6 +1459,48 @@
           </w:tcPr>
           <w:p>
             <w:r>
+              <w:t>v2.3.5</w:t>
+            </w:r>
+          </w:p>
+        </w:tc>
+        <w:tc>
+          <w:tcPr>
+            <w:tcW w:type="dxa" w:w="2160"/>
+          </w:tcPr>
+          <w:p>
+            <w:r>
+              <w:t>合集主界面改版:总名「p了个s」,定位调整为高考知识主题小游戏合集(不限于化学,第一款游戏仍为「化了个学」);主页标题/副标题/占位卡文案/页脚同步更新,平台日志标题改为「p了个s 游戏平台」</w:t>
+            </w:r>
+          </w:p>
+        </w:tc>
+      </w:tr>
+      <w:tr>
+        <w:tc>
+          <w:tcPr>
+            <w:tcW w:type="dxa" w:w="2160"/>
+          </w:tcPr>
+          <w:p>
+            <w:r>
+              <w:t>2026-08-13</w:t>
+            </w:r>
+          </w:p>
+        </w:tc>
+        <w:tc>
+          <w:tcPr>
+            <w:tcW w:type="dxa" w:w="2160"/>
+          </w:tcPr>
+          <w:p>
+            <w:r>
+              <w:t>化了个学</w:t>
+            </w:r>
+          </w:p>
+        </w:tc>
+        <w:tc>
+          <w:tcPr>
+            <w:tcW w:type="dxa" w:w="2160"/>
+          </w:tcPr>
+          <w:p>
+            <w:r>
               <w:t>v2.3.4</w:t>
             </w:r>
           </w:p>

--- a/docs/platform_log.docx
+++ b/docs/platform_log.docx
@@ -89,10 +89,10 @@
         <w:rPr>
           <w:b/>
         </w:rPr>
-        <w:t>1 款</w:t>
+        <w:t>2 款</w:t>
       </w:r>
       <w:r>
-        <w:t xml:space="preserve"> —— 化了个学</w:t>
+        <w:t xml:space="preserve"> —— 化了个学、单词数独</w:t>
       </w:r>
     </w:p>
     <w:p>
@@ -108,7 +108,9 @@
         </w:rPr>
         <w:t>v2.3.5</w:t>
       </w:r>
-      <w:r/>
+      <w:r>
+        <w:t>(平台 v2.4.0 上线第二款游戏)</w:t>
+      </w:r>
     </w:p>
     <w:p>
       <w:pPr>
@@ -1449,6 +1451,48 @@
           </w:tcPr>
           <w:p>
             <w:r>
+              <w:t>平台</w:t>
+            </w:r>
+          </w:p>
+        </w:tc>
+        <w:tc>
+          <w:tcPr>
+            <w:tcW w:type="dxa" w:w="2160"/>
+          </w:tcPr>
+          <w:p>
+            <w:r>
+              <w:t>v2.4.0</w:t>
+            </w:r>
+          </w:p>
+        </w:tc>
+        <w:tc>
+          <w:tcPr>
+            <w:tcW w:type="dxa" w:w="2160"/>
+          </w:tcPr>
+          <w:p>
+            <w:r>
+              <w:t>第二款游戏「单词数独」上线:每行每列拼成完整单词(word square,暂不做宫),高考词汇题库(4/5 字母各 500+ 词 + 困难难词表 344 词);三难度——简单 4×4(基础词/挖40%/首行提示)、标准 5×5(进阶词/挖55%/首行提示)、困难 5×5(难词/挖70%/无提示);6 字母的 6×6 word square 经实测在高考词库下生成率为 0(数学约束),故困难以词难度+提示收紧体现;桌面物理键盘+移动端屏幕字母条双输入,电脑端/手机端通用;独立排行榜 API(/ws/api/rank,KV ws: 前缀,防刷规则与化了个学一致);大厅第二张卡启用</w:t>
+            </w:r>
+          </w:p>
+        </w:tc>
+      </w:tr>
+      <w:tr>
+        <w:tc>
+          <w:tcPr>
+            <w:tcW w:type="dxa" w:w="2160"/>
+          </w:tcPr>
+          <w:p>
+            <w:r>
+              <w:t>2026-08-13</w:t>
+            </w:r>
+          </w:p>
+        </w:tc>
+        <w:tc>
+          <w:tcPr>
+            <w:tcW w:type="dxa" w:w="2160"/>
+          </w:tcPr>
+          <w:p>
+            <w:r>
               <w:t>化了个学</w:t>
             </w:r>
           </w:p>

--- a/docs/platform_log.docx
+++ b/docs/platform_log.docx
@@ -100,7 +100,22 @@
         <w:pStyle w:val="ListBullet"/>
       </w:pPr>
       <w:r>
-        <w:t xml:space="preserve">最新版本:化了个学 </w:t>
+        <w:t xml:space="preserve">平台版本:p了个s </w:t>
+      </w:r>
+      <w:r>
+        <w:rPr>
+          <w:b/>
+        </w:rPr>
+        <w:t>v2.4.0</w:t>
+      </w:r>
+      <w:r/>
+    </w:p>
+    <w:p>
+      <w:pPr>
+        <w:pStyle w:val="ListBullet"/>
+      </w:pPr>
+      <w:r>
+        <w:t xml:space="preserve">游戏版本(独立演进):化了个学 </w:t>
       </w:r>
       <w:r>
         <w:rPr>
@@ -109,8 +124,15 @@
         <w:t>v2.3.5</w:t>
       </w:r>
       <w:r>
-        <w:t>(平台 v2.4.0 上线第二款游戏)</w:t>
+        <w:t xml:space="preserve"> / 单词数独 </w:t>
       </w:r>
+      <w:r>
+        <w:rPr>
+          <w:b/>
+        </w:rPr>
+        <w:t>v1.0.0</w:t>
+      </w:r>
+      <w:r/>
     </w:p>
     <w:p>
       <w:pPr>
@@ -1471,7 +1493,7 @@
           </w:tcPr>
           <w:p>
             <w:r>
-              <w:t>第二款游戏「单词数独」上线:每行每列拼成完整单词(word square,暂不做宫),高考词汇题库(4/5 字母各 500+ 词 + 困难难词表 344 词);三难度——简单 4×4(基础词/挖40%/首行提示)、标准 5×5(进阶词/挖55%/首行提示)、困难 5×5(难词/挖70%/无提示);6 字母的 6×6 word square 经实测在高考词库下生成率为 0(数学约束),故困难以词难度+提示收紧体现;桌面物理键盘+移动端屏幕字母条双输入,电脑端/手机端通用;独立排行榜 API(/ws/api/rank,KV ws: 前缀,防刷规则与化了个学一致);大厅第二张卡启用</w:t>
+              <w:t>第二款游戏「单词数独 v1.0.0」上线:每行每列拼成完整单词(word square,暂不做宫),高考词汇题库(4/5 字母各 500+ 词 + 困难难词表 344 词);三难度——简单 4×4(基础词/挖40%/首行提示)、标准 5×5(进阶词/挖55%/首行提示)、困难 5×5(难词/挖70%/无提示);6 字母的 6×6 word square 经实测在高考词库下生成率为 0(数学约束),故困难以词难度+提示收紧体现;桌面物理键盘+移动端屏幕字母条双输入,电脑端/手机端通用;独立排行榜 API(/ws/api/rank,KV ws: 前缀,防刷规则与化了个学一致);大厅第二张卡启用</w:t>
             </w:r>
           </w:p>
         </w:tc>

--- a/docs/platform_log.docx
+++ b/docs/platform_log.docx
@@ -124,13 +124,13 @@
         <w:t>v2.3.5</w:t>
       </w:r>
       <w:r>
-        <w:t xml:space="preserve"> / 单词数独 </w:t>
+        <w:t xml:space="preserve"> / 英了个语 </w:t>
       </w:r>
       <w:r>
         <w:rPr>
           <w:b/>
         </w:rPr>
-        <w:t>v1.0.0</w:t>
+        <w:t>v1.1.0</w:t>
       </w:r>
       <w:r/>
     </w:p>
@@ -149,15 +149,16 @@
         <w:tblLook w:firstColumn="1" w:firstRow="1" w:lastColumn="0" w:lastRow="0" w:noHBand="0" w:noVBand="1" w:val="04A0"/>
       </w:tblPr>
       <w:tblGrid>
-        <w:gridCol w:w="2160"/>
-        <w:gridCol w:w="2160"/>
-        <w:gridCol w:w="2160"/>
-        <w:gridCol w:w="2160"/>
+        <w:gridCol w:w="1728"/>
+        <w:gridCol w:w="1728"/>
+        <w:gridCol w:w="1728"/>
+        <w:gridCol w:w="1728"/>
+        <w:gridCol w:w="1728"/>
       </w:tblGrid>
       <w:tr>
         <w:tc>
           <w:tcPr>
-            <w:tcW w:type="dxa" w:w="2160"/>
+            <w:tcW w:type="dxa" w:w="1728"/>
           </w:tcPr>
           <w:p>
             <w:r>
@@ -167,7 +168,7 @@
         </w:tc>
         <w:tc>
           <w:tcPr>
-            <w:tcW w:type="dxa" w:w="2160"/>
+            <w:tcW w:type="dxa" w:w="1728"/>
           </w:tcPr>
           <w:p>
             <w:r>
@@ -177,7 +178,7 @@
         </w:tc>
         <w:tc>
           <w:tcPr>
-            <w:tcW w:type="dxa" w:w="2160"/>
+            <w:tcW w:type="dxa" w:w="1728"/>
           </w:tcPr>
           <w:p>
             <w:r>
@@ -187,7 +188,7 @@
         </w:tc>
         <w:tc>
           <w:tcPr>
-            <w:tcW w:type="dxa" w:w="2160"/>
+            <w:tcW w:type="dxa" w:w="1728"/>
           </w:tcPr>
           <w:p>
             <w:r>
@@ -195,11 +196,19 @@
             </w:r>
           </w:p>
         </w:tc>
+        <w:tc>
+          <w:tcPr>
+            <w:tcW w:type="dxa" w:w="1728"/>
+          </w:tcPr>
+          <w:p>
+            <w:r/>
+          </w:p>
+        </w:tc>
       </w:tr>
       <w:tr>
         <w:tc>
           <w:tcPr>
-            <w:tcW w:type="dxa" w:w="2160"/>
+            <w:tcW w:type="dxa" w:w="1728"/>
           </w:tcPr>
           <w:p>
             <w:r>
@@ -209,7 +218,7 @@
         </w:tc>
         <w:tc>
           <w:tcPr>
-            <w:tcW w:type="dxa" w:w="2160"/>
+            <w:tcW w:type="dxa" w:w="1728"/>
           </w:tcPr>
           <w:p>
             <w:r>
@@ -219,7 +228,7 @@
         </w:tc>
         <w:tc>
           <w:tcPr>
-            <w:tcW w:type="dxa" w:w="2160"/>
+            <w:tcW w:type="dxa" w:w="1728"/>
           </w:tcPr>
           <w:p>
             <w:r>
@@ -229,7 +238,7 @@
         </w:tc>
         <w:tc>
           <w:tcPr>
-            <w:tcW w:type="dxa" w:w="2160"/>
+            <w:tcW w:type="dxa" w:w="1728"/>
           </w:tcPr>
           <w:p>
             <w:r>
@@ -237,11 +246,19 @@
             </w:r>
           </w:p>
         </w:tc>
+        <w:tc>
+          <w:tcPr>
+            <w:tcW w:type="dxa" w:w="1728"/>
+          </w:tcPr>
+          <w:p>
+            <w:r/>
+          </w:p>
+        </w:tc>
       </w:tr>
       <w:tr>
         <w:tc>
           <w:tcPr>
-            <w:tcW w:type="dxa" w:w="2160"/>
+            <w:tcW w:type="dxa" w:w="1728"/>
           </w:tcPr>
           <w:p>
             <w:r>
@@ -251,7 +268,7 @@
         </w:tc>
         <w:tc>
           <w:tcPr>
-            <w:tcW w:type="dxa" w:w="2160"/>
+            <w:tcW w:type="dxa" w:w="1728"/>
           </w:tcPr>
           <w:p>
             <w:r>
@@ -261,7 +278,7 @@
         </w:tc>
         <w:tc>
           <w:tcPr>
-            <w:tcW w:type="dxa" w:w="2160"/>
+            <w:tcW w:type="dxa" w:w="1728"/>
           </w:tcPr>
           <w:p>
             <w:r>
@@ -271,7 +288,7 @@
         </w:tc>
         <w:tc>
           <w:tcPr>
-            <w:tcW w:type="dxa" w:w="2160"/>
+            <w:tcW w:type="dxa" w:w="1728"/>
           </w:tcPr>
           <w:p>
             <w:r>
@@ -279,11 +296,19 @@
             </w:r>
           </w:p>
         </w:tc>
+        <w:tc>
+          <w:tcPr>
+            <w:tcW w:type="dxa" w:w="1728"/>
+          </w:tcPr>
+          <w:p>
+            <w:r/>
+          </w:p>
+        </w:tc>
       </w:tr>
       <w:tr>
         <w:tc>
           <w:tcPr>
-            <w:tcW w:type="dxa" w:w="2160"/>
+            <w:tcW w:type="dxa" w:w="1728"/>
           </w:tcPr>
           <w:p>
             <w:r>
@@ -293,7 +318,7 @@
         </w:tc>
         <w:tc>
           <w:tcPr>
-            <w:tcW w:type="dxa" w:w="2160"/>
+            <w:tcW w:type="dxa" w:w="1728"/>
           </w:tcPr>
           <w:p>
             <w:r>
@@ -303,7 +328,7 @@
         </w:tc>
         <w:tc>
           <w:tcPr>
-            <w:tcW w:type="dxa" w:w="2160"/>
+            <w:tcW w:type="dxa" w:w="1728"/>
           </w:tcPr>
           <w:p>
             <w:r>
@@ -313,7 +338,7 @@
         </w:tc>
         <w:tc>
           <w:tcPr>
-            <w:tcW w:type="dxa" w:w="2160"/>
+            <w:tcW w:type="dxa" w:w="1728"/>
           </w:tcPr>
           <w:p>
             <w:r>
@@ -321,11 +346,19 @@
             </w:r>
           </w:p>
         </w:tc>
+        <w:tc>
+          <w:tcPr>
+            <w:tcW w:type="dxa" w:w="1728"/>
+          </w:tcPr>
+          <w:p>
+            <w:r/>
+          </w:p>
+        </w:tc>
       </w:tr>
       <w:tr>
         <w:tc>
           <w:tcPr>
-            <w:tcW w:type="dxa" w:w="2160"/>
+            <w:tcW w:type="dxa" w:w="1728"/>
           </w:tcPr>
           <w:p>
             <w:r>
@@ -335,7 +368,7 @@
         </w:tc>
         <w:tc>
           <w:tcPr>
-            <w:tcW w:type="dxa" w:w="2160"/>
+            <w:tcW w:type="dxa" w:w="1728"/>
           </w:tcPr>
           <w:p>
             <w:r>
@@ -345,7 +378,7 @@
         </w:tc>
         <w:tc>
           <w:tcPr>
-            <w:tcW w:type="dxa" w:w="2160"/>
+            <w:tcW w:type="dxa" w:w="1728"/>
           </w:tcPr>
           <w:p>
             <w:r>
@@ -355,7 +388,7 @@
         </w:tc>
         <w:tc>
           <w:tcPr>
-            <w:tcW w:type="dxa" w:w="2160"/>
+            <w:tcW w:type="dxa" w:w="1728"/>
           </w:tcPr>
           <w:p>
             <w:r>
@@ -363,11 +396,19 @@
             </w:r>
           </w:p>
         </w:tc>
+        <w:tc>
+          <w:tcPr>
+            <w:tcW w:type="dxa" w:w="1728"/>
+          </w:tcPr>
+          <w:p>
+            <w:r/>
+          </w:p>
+        </w:tc>
       </w:tr>
       <w:tr>
         <w:tc>
           <w:tcPr>
-            <w:tcW w:type="dxa" w:w="2160"/>
+            <w:tcW w:type="dxa" w:w="1728"/>
           </w:tcPr>
           <w:p>
             <w:r>
@@ -377,7 +418,7 @@
         </w:tc>
         <w:tc>
           <w:tcPr>
-            <w:tcW w:type="dxa" w:w="2160"/>
+            <w:tcW w:type="dxa" w:w="1728"/>
           </w:tcPr>
           <w:p>
             <w:r>
@@ -387,7 +428,7 @@
         </w:tc>
         <w:tc>
           <w:tcPr>
-            <w:tcW w:type="dxa" w:w="2160"/>
+            <w:tcW w:type="dxa" w:w="1728"/>
           </w:tcPr>
           <w:p>
             <w:r>
@@ -397,7 +438,7 @@
         </w:tc>
         <w:tc>
           <w:tcPr>
-            <w:tcW w:type="dxa" w:w="2160"/>
+            <w:tcW w:type="dxa" w:w="1728"/>
           </w:tcPr>
           <w:p>
             <w:r>
@@ -405,11 +446,19 @@
             </w:r>
           </w:p>
         </w:tc>
+        <w:tc>
+          <w:tcPr>
+            <w:tcW w:type="dxa" w:w="1728"/>
+          </w:tcPr>
+          <w:p>
+            <w:r/>
+          </w:p>
+        </w:tc>
       </w:tr>
       <w:tr>
         <w:tc>
           <w:tcPr>
-            <w:tcW w:type="dxa" w:w="2160"/>
+            <w:tcW w:type="dxa" w:w="1728"/>
           </w:tcPr>
           <w:p>
             <w:r>
@@ -419,7 +468,7 @@
         </w:tc>
         <w:tc>
           <w:tcPr>
-            <w:tcW w:type="dxa" w:w="2160"/>
+            <w:tcW w:type="dxa" w:w="1728"/>
           </w:tcPr>
           <w:p>
             <w:r>
@@ -429,7 +478,7 @@
         </w:tc>
         <w:tc>
           <w:tcPr>
-            <w:tcW w:type="dxa" w:w="2160"/>
+            <w:tcW w:type="dxa" w:w="1728"/>
           </w:tcPr>
           <w:p>
             <w:r>
@@ -439,7 +488,7 @@
         </w:tc>
         <w:tc>
           <w:tcPr>
-            <w:tcW w:type="dxa" w:w="2160"/>
+            <w:tcW w:type="dxa" w:w="1728"/>
           </w:tcPr>
           <w:p>
             <w:r>
@@ -447,11 +496,19 @@
             </w:r>
           </w:p>
         </w:tc>
+        <w:tc>
+          <w:tcPr>
+            <w:tcW w:type="dxa" w:w="1728"/>
+          </w:tcPr>
+          <w:p>
+            <w:r/>
+          </w:p>
+        </w:tc>
       </w:tr>
       <w:tr>
         <w:tc>
           <w:tcPr>
-            <w:tcW w:type="dxa" w:w="2160"/>
+            <w:tcW w:type="dxa" w:w="1728"/>
           </w:tcPr>
           <w:p>
             <w:r>
@@ -461,7 +518,7 @@
         </w:tc>
         <w:tc>
           <w:tcPr>
-            <w:tcW w:type="dxa" w:w="2160"/>
+            <w:tcW w:type="dxa" w:w="1728"/>
           </w:tcPr>
           <w:p>
             <w:r>
@@ -471,7 +528,7 @@
         </w:tc>
         <w:tc>
           <w:tcPr>
-            <w:tcW w:type="dxa" w:w="2160"/>
+            <w:tcW w:type="dxa" w:w="1728"/>
           </w:tcPr>
           <w:p>
             <w:r>
@@ -481,7 +538,7 @@
         </w:tc>
         <w:tc>
           <w:tcPr>
-            <w:tcW w:type="dxa" w:w="2160"/>
+            <w:tcW w:type="dxa" w:w="1728"/>
           </w:tcPr>
           <w:p>
             <w:r>
@@ -489,11 +546,19 @@
             </w:r>
           </w:p>
         </w:tc>
+        <w:tc>
+          <w:tcPr>
+            <w:tcW w:type="dxa" w:w="1728"/>
+          </w:tcPr>
+          <w:p>
+            <w:r/>
+          </w:p>
+        </w:tc>
       </w:tr>
       <w:tr>
         <w:tc>
           <w:tcPr>
-            <w:tcW w:type="dxa" w:w="2160"/>
+            <w:tcW w:type="dxa" w:w="1728"/>
           </w:tcPr>
           <w:p>
             <w:r>
@@ -503,7 +568,7 @@
         </w:tc>
         <w:tc>
           <w:tcPr>
-            <w:tcW w:type="dxa" w:w="2160"/>
+            <w:tcW w:type="dxa" w:w="1728"/>
           </w:tcPr>
           <w:p>
             <w:r>
@@ -513,7 +578,7 @@
         </w:tc>
         <w:tc>
           <w:tcPr>
-            <w:tcW w:type="dxa" w:w="2160"/>
+            <w:tcW w:type="dxa" w:w="1728"/>
           </w:tcPr>
           <w:p>
             <w:r>
@@ -523,7 +588,7 @@
         </w:tc>
         <w:tc>
           <w:tcPr>
-            <w:tcW w:type="dxa" w:w="2160"/>
+            <w:tcW w:type="dxa" w:w="1728"/>
           </w:tcPr>
           <w:p>
             <w:r>
@@ -531,11 +596,19 @@
             </w:r>
           </w:p>
         </w:tc>
+        <w:tc>
+          <w:tcPr>
+            <w:tcW w:type="dxa" w:w="1728"/>
+          </w:tcPr>
+          <w:p>
+            <w:r/>
+          </w:p>
+        </w:tc>
       </w:tr>
       <w:tr>
         <w:tc>
           <w:tcPr>
-            <w:tcW w:type="dxa" w:w="2160"/>
+            <w:tcW w:type="dxa" w:w="1728"/>
           </w:tcPr>
           <w:p>
             <w:r>
@@ -545,7 +618,7 @@
         </w:tc>
         <w:tc>
           <w:tcPr>
-            <w:tcW w:type="dxa" w:w="2160"/>
+            <w:tcW w:type="dxa" w:w="1728"/>
           </w:tcPr>
           <w:p>
             <w:r>
@@ -555,7 +628,7 @@
         </w:tc>
         <w:tc>
           <w:tcPr>
-            <w:tcW w:type="dxa" w:w="2160"/>
+            <w:tcW w:type="dxa" w:w="1728"/>
           </w:tcPr>
           <w:p>
             <w:r>
@@ -565,7 +638,7 @@
         </w:tc>
         <w:tc>
           <w:tcPr>
-            <w:tcW w:type="dxa" w:w="2160"/>
+            <w:tcW w:type="dxa" w:w="1728"/>
           </w:tcPr>
           <w:p>
             <w:r>
@@ -573,11 +646,19 @@
             </w:r>
           </w:p>
         </w:tc>
+        <w:tc>
+          <w:tcPr>
+            <w:tcW w:type="dxa" w:w="1728"/>
+          </w:tcPr>
+          <w:p>
+            <w:r/>
+          </w:p>
+        </w:tc>
       </w:tr>
       <w:tr>
         <w:tc>
           <w:tcPr>
-            <w:tcW w:type="dxa" w:w="2160"/>
+            <w:tcW w:type="dxa" w:w="1728"/>
           </w:tcPr>
           <w:p>
             <w:r>
@@ -587,7 +668,7 @@
         </w:tc>
         <w:tc>
           <w:tcPr>
-            <w:tcW w:type="dxa" w:w="2160"/>
+            <w:tcW w:type="dxa" w:w="1728"/>
           </w:tcPr>
           <w:p>
             <w:r>
@@ -597,7 +678,7 @@
         </w:tc>
         <w:tc>
           <w:tcPr>
-            <w:tcW w:type="dxa" w:w="2160"/>
+            <w:tcW w:type="dxa" w:w="1728"/>
           </w:tcPr>
           <w:p>
             <w:r>
@@ -607,7 +688,7 @@
         </w:tc>
         <w:tc>
           <w:tcPr>
-            <w:tcW w:type="dxa" w:w="2160"/>
+            <w:tcW w:type="dxa" w:w="1728"/>
           </w:tcPr>
           <w:p>
             <w:r>
@@ -615,11 +696,19 @@
             </w:r>
           </w:p>
         </w:tc>
+        <w:tc>
+          <w:tcPr>
+            <w:tcW w:type="dxa" w:w="1728"/>
+          </w:tcPr>
+          <w:p>
+            <w:r/>
+          </w:p>
+        </w:tc>
       </w:tr>
       <w:tr>
         <w:tc>
           <w:tcPr>
-            <w:tcW w:type="dxa" w:w="2160"/>
+            <w:tcW w:type="dxa" w:w="1728"/>
           </w:tcPr>
           <w:p>
             <w:r>
@@ -629,7 +718,7 @@
         </w:tc>
         <w:tc>
           <w:tcPr>
-            <w:tcW w:type="dxa" w:w="2160"/>
+            <w:tcW w:type="dxa" w:w="1728"/>
           </w:tcPr>
           <w:p>
             <w:r>
@@ -639,7 +728,7 @@
         </w:tc>
         <w:tc>
           <w:tcPr>
-            <w:tcW w:type="dxa" w:w="2160"/>
+            <w:tcW w:type="dxa" w:w="1728"/>
           </w:tcPr>
           <w:p>
             <w:r>
@@ -649,7 +738,7 @@
         </w:tc>
         <w:tc>
           <w:tcPr>
-            <w:tcW w:type="dxa" w:w="2160"/>
+            <w:tcW w:type="dxa" w:w="1728"/>
           </w:tcPr>
           <w:p>
             <w:r>
@@ -657,11 +746,19 @@
             </w:r>
           </w:p>
         </w:tc>
+        <w:tc>
+          <w:tcPr>
+            <w:tcW w:type="dxa" w:w="1728"/>
+          </w:tcPr>
+          <w:p>
+            <w:r/>
+          </w:p>
+        </w:tc>
       </w:tr>
       <w:tr>
         <w:tc>
           <w:tcPr>
-            <w:tcW w:type="dxa" w:w="2160"/>
+            <w:tcW w:type="dxa" w:w="1728"/>
           </w:tcPr>
           <w:p>
             <w:r>
@@ -671,7 +768,7 @@
         </w:tc>
         <w:tc>
           <w:tcPr>
-            <w:tcW w:type="dxa" w:w="2160"/>
+            <w:tcW w:type="dxa" w:w="1728"/>
           </w:tcPr>
           <w:p>
             <w:r>
@@ -681,7 +778,7 @@
         </w:tc>
         <w:tc>
           <w:tcPr>
-            <w:tcW w:type="dxa" w:w="2160"/>
+            <w:tcW w:type="dxa" w:w="1728"/>
           </w:tcPr>
           <w:p>
             <w:r>
@@ -691,7 +788,7 @@
         </w:tc>
         <w:tc>
           <w:tcPr>
-            <w:tcW w:type="dxa" w:w="2160"/>
+            <w:tcW w:type="dxa" w:w="1728"/>
           </w:tcPr>
           <w:p>
             <w:r>
@@ -699,11 +796,19 @@
             </w:r>
           </w:p>
         </w:tc>
+        <w:tc>
+          <w:tcPr>
+            <w:tcW w:type="dxa" w:w="1728"/>
+          </w:tcPr>
+          <w:p>
+            <w:r/>
+          </w:p>
+        </w:tc>
       </w:tr>
       <w:tr>
         <w:tc>
           <w:tcPr>
-            <w:tcW w:type="dxa" w:w="2160"/>
+            <w:tcW w:type="dxa" w:w="1728"/>
           </w:tcPr>
           <w:p>
             <w:r>
@@ -713,7 +818,7 @@
         </w:tc>
         <w:tc>
           <w:tcPr>
-            <w:tcW w:type="dxa" w:w="2160"/>
+            <w:tcW w:type="dxa" w:w="1728"/>
           </w:tcPr>
           <w:p>
             <w:r>
@@ -723,7 +828,7 @@
         </w:tc>
         <w:tc>
           <w:tcPr>
-            <w:tcW w:type="dxa" w:w="2160"/>
+            <w:tcW w:type="dxa" w:w="1728"/>
           </w:tcPr>
           <w:p>
             <w:r>
@@ -733,7 +838,7 @@
         </w:tc>
         <w:tc>
           <w:tcPr>
-            <w:tcW w:type="dxa" w:w="2160"/>
+            <w:tcW w:type="dxa" w:w="1728"/>
           </w:tcPr>
           <w:p>
             <w:r>
@@ -741,11 +846,19 @@
             </w:r>
           </w:p>
         </w:tc>
+        <w:tc>
+          <w:tcPr>
+            <w:tcW w:type="dxa" w:w="1728"/>
+          </w:tcPr>
+          <w:p>
+            <w:r/>
+          </w:p>
+        </w:tc>
       </w:tr>
       <w:tr>
         <w:tc>
           <w:tcPr>
-            <w:tcW w:type="dxa" w:w="2160"/>
+            <w:tcW w:type="dxa" w:w="1728"/>
           </w:tcPr>
           <w:p>
             <w:r>
@@ -755,7 +868,7 @@
         </w:tc>
         <w:tc>
           <w:tcPr>
-            <w:tcW w:type="dxa" w:w="2160"/>
+            <w:tcW w:type="dxa" w:w="1728"/>
           </w:tcPr>
           <w:p>
             <w:r>
@@ -765,7 +878,7 @@
         </w:tc>
         <w:tc>
           <w:tcPr>
-            <w:tcW w:type="dxa" w:w="2160"/>
+            <w:tcW w:type="dxa" w:w="1728"/>
           </w:tcPr>
           <w:p>
             <w:r>
@@ -775,7 +888,7 @@
         </w:tc>
         <w:tc>
           <w:tcPr>
-            <w:tcW w:type="dxa" w:w="2160"/>
+            <w:tcW w:type="dxa" w:w="1728"/>
           </w:tcPr>
           <w:p>
             <w:r>
@@ -783,11 +896,19 @@
             </w:r>
           </w:p>
         </w:tc>
+        <w:tc>
+          <w:tcPr>
+            <w:tcW w:type="dxa" w:w="1728"/>
+          </w:tcPr>
+          <w:p>
+            <w:r/>
+          </w:p>
+        </w:tc>
       </w:tr>
       <w:tr>
         <w:tc>
           <w:tcPr>
-            <w:tcW w:type="dxa" w:w="2160"/>
+            <w:tcW w:type="dxa" w:w="1728"/>
           </w:tcPr>
           <w:p>
             <w:r>
@@ -797,7 +918,7 @@
         </w:tc>
         <w:tc>
           <w:tcPr>
-            <w:tcW w:type="dxa" w:w="2160"/>
+            <w:tcW w:type="dxa" w:w="1728"/>
           </w:tcPr>
           <w:p>
             <w:r>
@@ -807,7 +928,7 @@
         </w:tc>
         <w:tc>
           <w:tcPr>
-            <w:tcW w:type="dxa" w:w="2160"/>
+            <w:tcW w:type="dxa" w:w="1728"/>
           </w:tcPr>
           <w:p>
             <w:r>
@@ -817,7 +938,7 @@
         </w:tc>
         <w:tc>
           <w:tcPr>
-            <w:tcW w:type="dxa" w:w="2160"/>
+            <w:tcW w:type="dxa" w:w="1728"/>
           </w:tcPr>
           <w:p>
             <w:r>
@@ -825,11 +946,19 @@
             </w:r>
           </w:p>
         </w:tc>
+        <w:tc>
+          <w:tcPr>
+            <w:tcW w:type="dxa" w:w="1728"/>
+          </w:tcPr>
+          <w:p>
+            <w:r/>
+          </w:p>
+        </w:tc>
       </w:tr>
       <w:tr>
         <w:tc>
           <w:tcPr>
-            <w:tcW w:type="dxa" w:w="2160"/>
+            <w:tcW w:type="dxa" w:w="1728"/>
           </w:tcPr>
           <w:p>
             <w:r>
@@ -839,7 +968,7 @@
         </w:tc>
         <w:tc>
           <w:tcPr>
-            <w:tcW w:type="dxa" w:w="2160"/>
+            <w:tcW w:type="dxa" w:w="1728"/>
           </w:tcPr>
           <w:p>
             <w:r>
@@ -849,7 +978,7 @@
         </w:tc>
         <w:tc>
           <w:tcPr>
-            <w:tcW w:type="dxa" w:w="2160"/>
+            <w:tcW w:type="dxa" w:w="1728"/>
           </w:tcPr>
           <w:p>
             <w:r>
@@ -859,7 +988,7 @@
         </w:tc>
         <w:tc>
           <w:tcPr>
-            <w:tcW w:type="dxa" w:w="2160"/>
+            <w:tcW w:type="dxa" w:w="1728"/>
           </w:tcPr>
           <w:p>
             <w:r>
@@ -867,11 +996,19 @@
             </w:r>
           </w:p>
         </w:tc>
+        <w:tc>
+          <w:tcPr>
+            <w:tcW w:type="dxa" w:w="1728"/>
+          </w:tcPr>
+          <w:p>
+            <w:r/>
+          </w:p>
+        </w:tc>
       </w:tr>
       <w:tr>
         <w:tc>
           <w:tcPr>
-            <w:tcW w:type="dxa" w:w="2160"/>
+            <w:tcW w:type="dxa" w:w="1728"/>
           </w:tcPr>
           <w:p>
             <w:r>
@@ -881,7 +1018,7 @@
         </w:tc>
         <w:tc>
           <w:tcPr>
-            <w:tcW w:type="dxa" w:w="2160"/>
+            <w:tcW w:type="dxa" w:w="1728"/>
           </w:tcPr>
           <w:p>
             <w:r>
@@ -891,7 +1028,7 @@
         </w:tc>
         <w:tc>
           <w:tcPr>
-            <w:tcW w:type="dxa" w:w="2160"/>
+            <w:tcW w:type="dxa" w:w="1728"/>
           </w:tcPr>
           <w:p>
             <w:r>
@@ -901,7 +1038,7 @@
         </w:tc>
         <w:tc>
           <w:tcPr>
-            <w:tcW w:type="dxa" w:w="2160"/>
+            <w:tcW w:type="dxa" w:w="1728"/>
           </w:tcPr>
           <w:p>
             <w:r>
@@ -909,11 +1046,19 @@
             </w:r>
           </w:p>
         </w:tc>
+        <w:tc>
+          <w:tcPr>
+            <w:tcW w:type="dxa" w:w="1728"/>
+          </w:tcPr>
+          <w:p>
+            <w:r/>
+          </w:p>
+        </w:tc>
       </w:tr>
       <w:tr>
         <w:tc>
           <w:tcPr>
-            <w:tcW w:type="dxa" w:w="2160"/>
+            <w:tcW w:type="dxa" w:w="1728"/>
           </w:tcPr>
           <w:p>
             <w:r>
@@ -923,7 +1068,7 @@
         </w:tc>
         <w:tc>
           <w:tcPr>
-            <w:tcW w:type="dxa" w:w="2160"/>
+            <w:tcW w:type="dxa" w:w="1728"/>
           </w:tcPr>
           <w:p>
             <w:r>
@@ -933,7 +1078,7 @@
         </w:tc>
         <w:tc>
           <w:tcPr>
-            <w:tcW w:type="dxa" w:w="2160"/>
+            <w:tcW w:type="dxa" w:w="1728"/>
           </w:tcPr>
           <w:p>
             <w:r>
@@ -943,7 +1088,7 @@
         </w:tc>
         <w:tc>
           <w:tcPr>
-            <w:tcW w:type="dxa" w:w="2160"/>
+            <w:tcW w:type="dxa" w:w="1728"/>
           </w:tcPr>
           <w:p>
             <w:r>
@@ -951,11 +1096,19 @@
             </w:r>
           </w:p>
         </w:tc>
+        <w:tc>
+          <w:tcPr>
+            <w:tcW w:type="dxa" w:w="1728"/>
+          </w:tcPr>
+          <w:p>
+            <w:r/>
+          </w:p>
+        </w:tc>
       </w:tr>
       <w:tr>
         <w:tc>
           <w:tcPr>
-            <w:tcW w:type="dxa" w:w="2160"/>
+            <w:tcW w:type="dxa" w:w="1728"/>
           </w:tcPr>
           <w:p>
             <w:r>
@@ -965,7 +1118,7 @@
         </w:tc>
         <w:tc>
           <w:tcPr>
-            <w:tcW w:type="dxa" w:w="2160"/>
+            <w:tcW w:type="dxa" w:w="1728"/>
           </w:tcPr>
           <w:p>
             <w:r>
@@ -975,7 +1128,7 @@
         </w:tc>
         <w:tc>
           <w:tcPr>
-            <w:tcW w:type="dxa" w:w="2160"/>
+            <w:tcW w:type="dxa" w:w="1728"/>
           </w:tcPr>
           <w:p>
             <w:r>
@@ -985,7 +1138,7 @@
         </w:tc>
         <w:tc>
           <w:tcPr>
-            <w:tcW w:type="dxa" w:w="2160"/>
+            <w:tcW w:type="dxa" w:w="1728"/>
           </w:tcPr>
           <w:p>
             <w:r>
@@ -993,11 +1146,19 @@
             </w:r>
           </w:p>
         </w:tc>
+        <w:tc>
+          <w:tcPr>
+            <w:tcW w:type="dxa" w:w="1728"/>
+          </w:tcPr>
+          <w:p>
+            <w:r/>
+          </w:p>
+        </w:tc>
       </w:tr>
       <w:tr>
         <w:tc>
           <w:tcPr>
-            <w:tcW w:type="dxa" w:w="2160"/>
+            <w:tcW w:type="dxa" w:w="1728"/>
           </w:tcPr>
           <w:p>
             <w:r>
@@ -1007,7 +1168,7 @@
         </w:tc>
         <w:tc>
           <w:tcPr>
-            <w:tcW w:type="dxa" w:w="2160"/>
+            <w:tcW w:type="dxa" w:w="1728"/>
           </w:tcPr>
           <w:p>
             <w:r>
@@ -1017,7 +1178,7 @@
         </w:tc>
         <w:tc>
           <w:tcPr>
-            <w:tcW w:type="dxa" w:w="2160"/>
+            <w:tcW w:type="dxa" w:w="1728"/>
           </w:tcPr>
           <w:p>
             <w:r>
@@ -1027,7 +1188,7 @@
         </w:tc>
         <w:tc>
           <w:tcPr>
-            <w:tcW w:type="dxa" w:w="2160"/>
+            <w:tcW w:type="dxa" w:w="1728"/>
           </w:tcPr>
           <w:p>
             <w:r>
@@ -1035,11 +1196,19 @@
             </w:r>
           </w:p>
         </w:tc>
+        <w:tc>
+          <w:tcPr>
+            <w:tcW w:type="dxa" w:w="1728"/>
+          </w:tcPr>
+          <w:p>
+            <w:r/>
+          </w:p>
+        </w:tc>
       </w:tr>
       <w:tr>
         <w:tc>
           <w:tcPr>
-            <w:tcW w:type="dxa" w:w="2160"/>
+            <w:tcW w:type="dxa" w:w="1728"/>
           </w:tcPr>
           <w:p>
             <w:r>
@@ -1049,7 +1218,7 @@
         </w:tc>
         <w:tc>
           <w:tcPr>
-            <w:tcW w:type="dxa" w:w="2160"/>
+            <w:tcW w:type="dxa" w:w="1728"/>
           </w:tcPr>
           <w:p>
             <w:r>
@@ -1059,7 +1228,7 @@
         </w:tc>
         <w:tc>
           <w:tcPr>
-            <w:tcW w:type="dxa" w:w="2160"/>
+            <w:tcW w:type="dxa" w:w="1728"/>
           </w:tcPr>
           <w:p>
             <w:r>
@@ -1069,7 +1238,7 @@
         </w:tc>
         <w:tc>
           <w:tcPr>
-            <w:tcW w:type="dxa" w:w="2160"/>
+            <w:tcW w:type="dxa" w:w="1728"/>
           </w:tcPr>
           <w:p>
             <w:r>
@@ -1077,11 +1246,19 @@
             </w:r>
           </w:p>
         </w:tc>
+        <w:tc>
+          <w:tcPr>
+            <w:tcW w:type="dxa" w:w="1728"/>
+          </w:tcPr>
+          <w:p>
+            <w:r/>
+          </w:p>
+        </w:tc>
       </w:tr>
       <w:tr>
         <w:tc>
           <w:tcPr>
-            <w:tcW w:type="dxa" w:w="2160"/>
+            <w:tcW w:type="dxa" w:w="1728"/>
           </w:tcPr>
           <w:p>
             <w:r>
@@ -1091,7 +1268,7 @@
         </w:tc>
         <w:tc>
           <w:tcPr>
-            <w:tcW w:type="dxa" w:w="2160"/>
+            <w:tcW w:type="dxa" w:w="1728"/>
           </w:tcPr>
           <w:p>
             <w:r>
@@ -1101,7 +1278,7 @@
         </w:tc>
         <w:tc>
           <w:tcPr>
-            <w:tcW w:type="dxa" w:w="2160"/>
+            <w:tcW w:type="dxa" w:w="1728"/>
           </w:tcPr>
           <w:p>
             <w:r>
@@ -1111,7 +1288,7 @@
         </w:tc>
         <w:tc>
           <w:tcPr>
-            <w:tcW w:type="dxa" w:w="2160"/>
+            <w:tcW w:type="dxa" w:w="1728"/>
           </w:tcPr>
           <w:p>
             <w:r>
@@ -1119,11 +1296,19 @@
             </w:r>
           </w:p>
         </w:tc>
+        <w:tc>
+          <w:tcPr>
+            <w:tcW w:type="dxa" w:w="1728"/>
+          </w:tcPr>
+          <w:p>
+            <w:r/>
+          </w:p>
+        </w:tc>
       </w:tr>
       <w:tr>
         <w:tc>
           <w:tcPr>
-            <w:tcW w:type="dxa" w:w="2160"/>
+            <w:tcW w:type="dxa" w:w="1728"/>
           </w:tcPr>
           <w:p>
             <w:r>
@@ -1133,7 +1318,7 @@
         </w:tc>
         <w:tc>
           <w:tcPr>
-            <w:tcW w:type="dxa" w:w="2160"/>
+            <w:tcW w:type="dxa" w:w="1728"/>
           </w:tcPr>
           <w:p>
             <w:r>
@@ -1143,7 +1328,7 @@
         </w:tc>
         <w:tc>
           <w:tcPr>
-            <w:tcW w:type="dxa" w:w="2160"/>
+            <w:tcW w:type="dxa" w:w="1728"/>
           </w:tcPr>
           <w:p>
             <w:r>
@@ -1153,7 +1338,7 @@
         </w:tc>
         <w:tc>
           <w:tcPr>
-            <w:tcW w:type="dxa" w:w="2160"/>
+            <w:tcW w:type="dxa" w:w="1728"/>
           </w:tcPr>
           <w:p>
             <w:r>
@@ -1161,11 +1346,19 @@
             </w:r>
           </w:p>
         </w:tc>
+        <w:tc>
+          <w:tcPr>
+            <w:tcW w:type="dxa" w:w="1728"/>
+          </w:tcPr>
+          <w:p>
+            <w:r/>
+          </w:p>
+        </w:tc>
       </w:tr>
       <w:tr>
         <w:tc>
           <w:tcPr>
-            <w:tcW w:type="dxa" w:w="2160"/>
+            <w:tcW w:type="dxa" w:w="1728"/>
           </w:tcPr>
           <w:p>
             <w:r>
@@ -1175,7 +1368,7 @@
         </w:tc>
         <w:tc>
           <w:tcPr>
-            <w:tcW w:type="dxa" w:w="2160"/>
+            <w:tcW w:type="dxa" w:w="1728"/>
           </w:tcPr>
           <w:p>
             <w:r>
@@ -1185,7 +1378,7 @@
         </w:tc>
         <w:tc>
           <w:tcPr>
-            <w:tcW w:type="dxa" w:w="2160"/>
+            <w:tcW w:type="dxa" w:w="1728"/>
           </w:tcPr>
           <w:p>
             <w:r>
@@ -1195,7 +1388,7 @@
         </w:tc>
         <w:tc>
           <w:tcPr>
-            <w:tcW w:type="dxa" w:w="2160"/>
+            <w:tcW w:type="dxa" w:w="1728"/>
           </w:tcPr>
           <w:p>
             <w:r>
@@ -1203,11 +1396,19 @@
             </w:r>
           </w:p>
         </w:tc>
+        <w:tc>
+          <w:tcPr>
+            <w:tcW w:type="dxa" w:w="1728"/>
+          </w:tcPr>
+          <w:p>
+            <w:r/>
+          </w:p>
+        </w:tc>
       </w:tr>
       <w:tr>
         <w:tc>
           <w:tcPr>
-            <w:tcW w:type="dxa" w:w="2160"/>
+            <w:tcW w:type="dxa" w:w="1728"/>
           </w:tcPr>
           <w:p>
             <w:r>
@@ -1217,7 +1418,7 @@
         </w:tc>
         <w:tc>
           <w:tcPr>
-            <w:tcW w:type="dxa" w:w="2160"/>
+            <w:tcW w:type="dxa" w:w="1728"/>
           </w:tcPr>
           <w:p>
             <w:r>
@@ -1227,7 +1428,7 @@
         </w:tc>
         <w:tc>
           <w:tcPr>
-            <w:tcW w:type="dxa" w:w="2160"/>
+            <w:tcW w:type="dxa" w:w="1728"/>
           </w:tcPr>
           <w:p>
             <w:r>
@@ -1237,7 +1438,7 @@
         </w:tc>
         <w:tc>
           <w:tcPr>
-            <w:tcW w:type="dxa" w:w="2160"/>
+            <w:tcW w:type="dxa" w:w="1728"/>
           </w:tcPr>
           <w:p>
             <w:r>
@@ -1245,11 +1446,19 @@
             </w:r>
           </w:p>
         </w:tc>
+        <w:tc>
+          <w:tcPr>
+            <w:tcW w:type="dxa" w:w="1728"/>
+          </w:tcPr>
+          <w:p>
+            <w:r/>
+          </w:p>
+        </w:tc>
       </w:tr>
       <w:tr>
         <w:tc>
           <w:tcPr>
-            <w:tcW w:type="dxa" w:w="2160"/>
+            <w:tcW w:type="dxa" w:w="1728"/>
           </w:tcPr>
           <w:p>
             <w:r>
@@ -1259,7 +1468,7 @@
         </w:tc>
         <w:tc>
           <w:tcPr>
-            <w:tcW w:type="dxa" w:w="2160"/>
+            <w:tcW w:type="dxa" w:w="1728"/>
           </w:tcPr>
           <w:p>
             <w:r>
@@ -1269,7 +1478,7 @@
         </w:tc>
         <w:tc>
           <w:tcPr>
-            <w:tcW w:type="dxa" w:w="2160"/>
+            <w:tcW w:type="dxa" w:w="1728"/>
           </w:tcPr>
           <w:p>
             <w:r>
@@ -1279,7 +1488,7 @@
         </w:tc>
         <w:tc>
           <w:tcPr>
-            <w:tcW w:type="dxa" w:w="2160"/>
+            <w:tcW w:type="dxa" w:w="1728"/>
           </w:tcPr>
           <w:p>
             <w:r>
@@ -1287,11 +1496,19 @@
             </w:r>
           </w:p>
         </w:tc>
+        <w:tc>
+          <w:tcPr>
+            <w:tcW w:type="dxa" w:w="1728"/>
+          </w:tcPr>
+          <w:p>
+            <w:r/>
+          </w:p>
+        </w:tc>
       </w:tr>
       <w:tr>
         <w:tc>
           <w:tcPr>
-            <w:tcW w:type="dxa" w:w="2160"/>
+            <w:tcW w:type="dxa" w:w="1728"/>
           </w:tcPr>
           <w:p>
             <w:r>
@@ -1301,7 +1518,7 @@
         </w:tc>
         <w:tc>
           <w:tcPr>
-            <w:tcW w:type="dxa" w:w="2160"/>
+            <w:tcW w:type="dxa" w:w="1728"/>
           </w:tcPr>
           <w:p>
             <w:r>
@@ -1311,7 +1528,7 @@
         </w:tc>
         <w:tc>
           <w:tcPr>
-            <w:tcW w:type="dxa" w:w="2160"/>
+            <w:tcW w:type="dxa" w:w="1728"/>
           </w:tcPr>
           <w:p>
             <w:r>
@@ -1321,7 +1538,7 @@
         </w:tc>
         <w:tc>
           <w:tcPr>
-            <w:tcW w:type="dxa" w:w="2160"/>
+            <w:tcW w:type="dxa" w:w="1728"/>
           </w:tcPr>
           <w:p>
             <w:r>
@@ -1329,11 +1546,19 @@
             </w:r>
           </w:p>
         </w:tc>
+        <w:tc>
+          <w:tcPr>
+            <w:tcW w:type="dxa" w:w="1728"/>
+          </w:tcPr>
+          <w:p>
+            <w:r/>
+          </w:p>
+        </w:tc>
       </w:tr>
       <w:tr>
         <w:tc>
           <w:tcPr>
-            <w:tcW w:type="dxa" w:w="2160"/>
+            <w:tcW w:type="dxa" w:w="1728"/>
           </w:tcPr>
           <w:p>
             <w:r>
@@ -1343,7 +1568,7 @@
         </w:tc>
         <w:tc>
           <w:tcPr>
-            <w:tcW w:type="dxa" w:w="2160"/>
+            <w:tcW w:type="dxa" w:w="1728"/>
           </w:tcPr>
           <w:p>
             <w:r>
@@ -1353,7 +1578,7 @@
         </w:tc>
         <w:tc>
           <w:tcPr>
-            <w:tcW w:type="dxa" w:w="2160"/>
+            <w:tcW w:type="dxa" w:w="1728"/>
           </w:tcPr>
           <w:p>
             <w:r>
@@ -1363,7 +1588,7 @@
         </w:tc>
         <w:tc>
           <w:tcPr>
-            <w:tcW w:type="dxa" w:w="2160"/>
+            <w:tcW w:type="dxa" w:w="1728"/>
           </w:tcPr>
           <w:p>
             <w:r>
@@ -1371,11 +1596,19 @@
             </w:r>
           </w:p>
         </w:tc>
+        <w:tc>
+          <w:tcPr>
+            <w:tcW w:type="dxa" w:w="1728"/>
+          </w:tcPr>
+          <w:p>
+            <w:r/>
+          </w:p>
+        </w:tc>
       </w:tr>
       <w:tr>
         <w:tc>
           <w:tcPr>
-            <w:tcW w:type="dxa" w:w="2160"/>
+            <w:tcW w:type="dxa" w:w="1728"/>
           </w:tcPr>
           <w:p>
             <w:r>
@@ -1385,7 +1618,7 @@
         </w:tc>
         <w:tc>
           <w:tcPr>
-            <w:tcW w:type="dxa" w:w="2160"/>
+            <w:tcW w:type="dxa" w:w="1728"/>
           </w:tcPr>
           <w:p>
             <w:r>
@@ -1395,7 +1628,7 @@
         </w:tc>
         <w:tc>
           <w:tcPr>
-            <w:tcW w:type="dxa" w:w="2160"/>
+            <w:tcW w:type="dxa" w:w="1728"/>
           </w:tcPr>
           <w:p>
             <w:r>
@@ -1405,7 +1638,7 @@
         </w:tc>
         <w:tc>
           <w:tcPr>
-            <w:tcW w:type="dxa" w:w="2160"/>
+            <w:tcW w:type="dxa" w:w="1728"/>
           </w:tcPr>
           <w:p>
             <w:r>
@@ -1413,11 +1646,19 @@
             </w:r>
           </w:p>
         </w:tc>
+        <w:tc>
+          <w:tcPr>
+            <w:tcW w:type="dxa" w:w="1728"/>
+          </w:tcPr>
+          <w:p>
+            <w:r/>
+          </w:p>
+        </w:tc>
       </w:tr>
       <w:tr>
         <w:tc>
           <w:tcPr>
-            <w:tcW w:type="dxa" w:w="2160"/>
+            <w:tcW w:type="dxa" w:w="1728"/>
           </w:tcPr>
           <w:p>
             <w:r>
@@ -1427,7 +1668,7 @@
         </w:tc>
         <w:tc>
           <w:tcPr>
-            <w:tcW w:type="dxa" w:w="2160"/>
+            <w:tcW w:type="dxa" w:w="1728"/>
           </w:tcPr>
           <w:p>
             <w:r>
@@ -1437,7 +1678,7 @@
         </w:tc>
         <w:tc>
           <w:tcPr>
-            <w:tcW w:type="dxa" w:w="2160"/>
+            <w:tcW w:type="dxa" w:w="1728"/>
           </w:tcPr>
           <w:p>
             <w:r>
@@ -1447,7 +1688,7 @@
         </w:tc>
         <w:tc>
           <w:tcPr>
-            <w:tcW w:type="dxa" w:w="2160"/>
+            <w:tcW w:type="dxa" w:w="1728"/>
           </w:tcPr>
           <w:p>
             <w:r>
@@ -1455,11 +1696,19 @@
             </w:r>
           </w:p>
         </w:tc>
+        <w:tc>
+          <w:tcPr>
+            <w:tcW w:type="dxa" w:w="1728"/>
+          </w:tcPr>
+          <w:p>
+            <w:r/>
+          </w:p>
+        </w:tc>
       </w:tr>
       <w:tr>
         <w:tc>
           <w:tcPr>
-            <w:tcW w:type="dxa" w:w="2160"/>
+            <w:tcW w:type="dxa" w:w="1728"/>
           </w:tcPr>
           <w:p>
             <w:r>
@@ -1469,7 +1718,7 @@
         </w:tc>
         <w:tc>
           <w:tcPr>
-            <w:tcW w:type="dxa" w:w="2160"/>
+            <w:tcW w:type="dxa" w:w="1728"/>
           </w:tcPr>
           <w:p>
             <w:r>
@@ -1479,7 +1728,7 @@
         </w:tc>
         <w:tc>
           <w:tcPr>
-            <w:tcW w:type="dxa" w:w="2160"/>
+            <w:tcW w:type="dxa" w:w="1728"/>
           </w:tcPr>
           <w:p>
             <w:r>
@@ -1489,19 +1738,27 @@
         </w:tc>
         <w:tc>
           <w:tcPr>
-            <w:tcW w:type="dxa" w:w="2160"/>
+            <w:tcW w:type="dxa" w:w="1728"/>
           </w:tcPr>
           <w:p>
             <w:r>
-              <w:t>第二款游戏「单词数独 v1.0.0」上线:每行每列拼成完整单词(word square,暂不做宫),高考词汇题库(4/5 字母各 500+ 词 + 困难难词表 344 词);三难度——简单 4×4(基础词/挖40%/首行提示)、标准 5×5(进阶词/挖55%/首行提示)、困难 5×5(难词/挖70%/无提示);6 字母的 6×6 word square 经实测在高考词库下生成率为 0(数学约束),故困难以词难度+提示收紧体现;桌面物理键盘+移动端屏幕字母条双输入,电脑端/手机端通用;独立排行榜 API(/ws/api/rank,KV ws: 前缀,防刷规则与化了个学一致);大厅第二张卡启用</w:t>
+              <w:t>第二款游戏「单词数独 v1.0.0」上线(后续更名英了个语)</w:t>
             </w:r>
+          </w:p>
+        </w:tc>
+        <w:tc>
+          <w:tcPr>
+            <w:tcW w:type="dxa" w:w="1728"/>
+          </w:tcPr>
+          <w:p>
+            <w:r/>
           </w:p>
         </w:tc>
       </w:tr>
       <w:tr>
         <w:tc>
           <w:tcPr>
-            <w:tcW w:type="dxa" w:w="2160"/>
+            <w:tcW w:type="dxa" w:w="1728"/>
           </w:tcPr>
           <w:p>
             <w:r>
@@ -1511,7 +1768,59 @@
         </w:tc>
         <w:tc>
           <w:tcPr>
-            <w:tcW w:type="dxa" w:w="2160"/>
+            <w:tcW w:type="dxa" w:w="1728"/>
+          </w:tcPr>
+          <w:p>
+            <w:r>
+              <w:t>英了个语</w:t>
+            </w:r>
+          </w:p>
+        </w:tc>
+        <w:tc>
+          <w:tcPr>
+            <w:tcW w:type="dxa" w:w="1728"/>
+          </w:tcPr>
+          <w:p>
+            <w:r>
+              <w:t>v1.1.0</w:t>
+            </w:r>
+          </w:p>
+        </w:tc>
+        <w:tc>
+          <w:tcPr>
+            <w:tcW w:type="dxa" w:w="1728"/>
+          </w:tcPr>
+          <w:p>
+            <w:r>
+              <w:t>更名「英了个语」;玩法重构为链式拼图(单词依重复字母重叠拼接成不规则形状,删字母挖空补全,不再要求行列成词);词库课标化(课标 3500 及衍生,困难难词表重写为课标子集 478 词,占比 ≥90% 有测试锁定);爱心血量 UI;排行榜移至主界面与化了个学共用(游戏切换+平台区分);新增提示道具(每局 2 次,填正确字母,排行按提示余量排序)</w:t>
+            </w:r>
+          </w:p>
+        </w:tc>
+        <w:tc>
+          <w:tcPr>
+            <w:tcW w:type="dxa" w:w="1728"/>
+          </w:tcPr>
+          <w:p>
+            <w:r>
+              <w:t>:每行每列拼成完整单词(word square,暂不做宫),高考词汇题库(4/5 字母各 500+ 词 + 困难难词表 344 词);三难度——简单 4×4(基础词/挖40%/首行提示)、标准 5×5(进阶词/挖55%/首行提示)、困难 5×5(难词/挖70%/无提示);6 字母的 6×6 word square 经实测在高考词库下生成率为 0(数学约束),故困难以词难度+提示收紧体现;桌面物理键盘+移动端屏幕字母条双输入,电脑端/手机端通用;独立排行榜 API(/ws/api/rank,KV ws: 前缀,防刷规则与化了个学一致);大厅第二张卡启用</w:t>
+            </w:r>
+          </w:p>
+        </w:tc>
+      </w:tr>
+      <w:tr>
+        <w:tc>
+          <w:tcPr>
+            <w:tcW w:type="dxa" w:w="1728"/>
+          </w:tcPr>
+          <w:p>
+            <w:r>
+              <w:t>2026-08-13</w:t>
+            </w:r>
+          </w:p>
+        </w:tc>
+        <w:tc>
+          <w:tcPr>
+            <w:tcW w:type="dxa" w:w="1728"/>
           </w:tcPr>
           <w:p>
             <w:r>
@@ -1521,7 +1830,7 @@
         </w:tc>
         <w:tc>
           <w:tcPr>
-            <w:tcW w:type="dxa" w:w="2160"/>
+            <w:tcW w:type="dxa" w:w="1728"/>
           </w:tcPr>
           <w:p>
             <w:r>
@@ -1531,7 +1840,7 @@
         </w:tc>
         <w:tc>
           <w:tcPr>
-            <w:tcW w:type="dxa" w:w="2160"/>
+            <w:tcW w:type="dxa" w:w="1728"/>
           </w:tcPr>
           <w:p>
             <w:r>
@@ -1539,11 +1848,19 @@
             </w:r>
           </w:p>
         </w:tc>
+        <w:tc>
+          <w:tcPr>
+            <w:tcW w:type="dxa" w:w="1728"/>
+          </w:tcPr>
+          <w:p>
+            <w:r/>
+          </w:p>
+        </w:tc>
       </w:tr>
       <w:tr>
         <w:tc>
           <w:tcPr>
-            <w:tcW w:type="dxa" w:w="2160"/>
+            <w:tcW w:type="dxa" w:w="1728"/>
           </w:tcPr>
           <w:p>
             <w:r>
@@ -1553,7 +1870,7 @@
         </w:tc>
         <w:tc>
           <w:tcPr>
-            <w:tcW w:type="dxa" w:w="2160"/>
+            <w:tcW w:type="dxa" w:w="1728"/>
           </w:tcPr>
           <w:p>
             <w:r>
@@ -1563,7 +1880,7 @@
         </w:tc>
         <w:tc>
           <w:tcPr>
-            <w:tcW w:type="dxa" w:w="2160"/>
+            <w:tcW w:type="dxa" w:w="1728"/>
           </w:tcPr>
           <w:p>
             <w:r>
@@ -1573,7 +1890,7 @@
         </w:tc>
         <w:tc>
           <w:tcPr>
-            <w:tcW w:type="dxa" w:w="2160"/>
+            <w:tcW w:type="dxa" w:w="1728"/>
           </w:tcPr>
           <w:p>
             <w:r>
@@ -1581,11 +1898,19 @@
             </w:r>
           </w:p>
         </w:tc>
+        <w:tc>
+          <w:tcPr>
+            <w:tcW w:type="dxa" w:w="1728"/>
+          </w:tcPr>
+          <w:p>
+            <w:r/>
+          </w:p>
+        </w:tc>
       </w:tr>
       <w:tr>
         <w:tc>
           <w:tcPr>
-            <w:tcW w:type="dxa" w:w="2160"/>
+            <w:tcW w:type="dxa" w:w="1728"/>
           </w:tcPr>
           <w:p>
             <w:r>
@@ -1595,7 +1920,7 @@
         </w:tc>
         <w:tc>
           <w:tcPr>
-            <w:tcW w:type="dxa" w:w="2160"/>
+            <w:tcW w:type="dxa" w:w="1728"/>
           </w:tcPr>
           <w:p>
             <w:r>
@@ -1605,7 +1930,7 @@
         </w:tc>
         <w:tc>
           <w:tcPr>
-            <w:tcW w:type="dxa" w:w="2160"/>
+            <w:tcW w:type="dxa" w:w="1728"/>
           </w:tcPr>
           <w:p>
             <w:r>
@@ -1615,12 +1940,20 @@
         </w:tc>
         <w:tc>
           <w:tcPr>
-            <w:tcW w:type="dxa" w:w="2160"/>
+            <w:tcW w:type="dxa" w:w="1728"/>
           </w:tcPr>
           <w:p>
             <w:r>
               <w:t>混合物化学式标识:能写出主要成分化学式的混合物加明确标识,避免与纯净物混淆——盐酸 HCl(aq)、云/雾 H₂O(aq)、氢氧化铁胶体 Fe(OH)₃(胶)、天然气 CH₄(主)、石灰石 CaCO₃(主)(氨水/水玻璃/漂白液/酒精/稀硫酸原已带 (aq),王水/漂白粉/碱石灰/铝热剂等复合式与高聚物 (…)ₙ 无需标识)</w:t>
             </w:r>
+          </w:p>
+        </w:tc>
+        <w:tc>
+          <w:tcPr>
+            <w:tcW w:type="dxa" w:w="1728"/>
+          </w:tcPr>
+          <w:p>
+            <w:r/>
           </w:p>
         </w:tc>
       </w:tr>

--- a/docs/platform_log.docx
+++ b/docs/platform_log.docx
@@ -130,7 +130,7 @@
         <w:rPr>
           <w:b/>
         </w:rPr>
-        <w:t>v1.1.0</w:t>
+        <w:t>v1.2.0</w:t>
       </w:r>
       <w:r/>
     </w:p>
@@ -1782,6 +1782,56 @@
           </w:tcPr>
           <w:p>
             <w:r>
+              <w:t>v1.2.0</w:t>
+            </w:r>
+          </w:p>
+        </w:tc>
+        <w:tc>
+          <w:tcPr>
+            <w:tcW w:type="dxa" w:w="1728"/>
+          </w:tcPr>
+          <w:p>
+            <w:r>
+              <w:t>玩法回归规则网格 word square:整个棋盘为统一 N×N 表格(grid 实现),每行每列均拼成完整单词(对称方阵,行列交叉对应);生成器自算标准答案并保证唯一解(挖空后回溯求解验证解数==1,多解自动补提示),无逻辑漏洞,简单难度真正简单;填满的非法行/列均扣血</w:t>
+            </w:r>
+          </w:p>
+        </w:tc>
+        <w:tc>
+          <w:tcPr>
+            <w:tcW w:type="dxa" w:w="1728"/>
+          </w:tcPr>
+          <w:p>
+            <w:r/>
+          </w:p>
+        </w:tc>
+      </w:tr>
+      <w:tr>
+        <w:tc>
+          <w:tcPr>
+            <w:tcW w:type="dxa" w:w="1728"/>
+          </w:tcPr>
+          <w:p>
+            <w:r>
+              <w:t>2026-08-13</w:t>
+            </w:r>
+          </w:p>
+        </w:tc>
+        <w:tc>
+          <w:tcPr>
+            <w:tcW w:type="dxa" w:w="1728"/>
+          </w:tcPr>
+          <w:p>
+            <w:r>
+              <w:t>英了个语</w:t>
+            </w:r>
+          </w:p>
+        </w:tc>
+        <w:tc>
+          <w:tcPr>
+            <w:tcW w:type="dxa" w:w="1728"/>
+          </w:tcPr>
+          <w:p>
+            <w:r>
               <w:t>v1.1.0</w:t>
             </w:r>
           </w:p>

--- a/docs/platform_log.docx
+++ b/docs/platform_log.docx
@@ -130,7 +130,7 @@
         <w:rPr>
           <w:b/>
         </w:rPr>
-        <w:t>v1.2.0</w:t>
+        <w:t>v1.3.0</w:t>
       </w:r>
       <w:r/>
     </w:p>
@@ -1782,6 +1782,56 @@
           </w:tcPr>
           <w:p>
             <w:r>
+              <w:t>v1.3.0</w:t>
+            </w:r>
+          </w:p>
+        </w:tc>
+        <w:tc>
+          <w:tcPr>
+            <w:tcW w:type="dxa" w:w="1728"/>
+          </w:tcPr>
+          <w:p>
+            <w:r>
+              <w:t>交叉单词网格(自由图形填字):横竖单词交叉共享字母组成自由图形,未占用表格位灰色不可点(不要求填满),校验按横行纵列(每个词);词不重复;挖空采用全填→逐步挖空每步验证唯一解(严格保证,无逻辑漏洞);棋盘为整张 CSS grid 表格</w:t>
+            </w:r>
+          </w:p>
+        </w:tc>
+        <w:tc>
+          <w:tcPr>
+            <w:tcW w:type="dxa" w:w="1728"/>
+          </w:tcPr>
+          <w:p>
+            <w:r/>
+          </w:p>
+        </w:tc>
+      </w:tr>
+      <w:tr>
+        <w:tc>
+          <w:tcPr>
+            <w:tcW w:type="dxa" w:w="1728"/>
+          </w:tcPr>
+          <w:p>
+            <w:r>
+              <w:t>2026-08-13</w:t>
+            </w:r>
+          </w:p>
+        </w:tc>
+        <w:tc>
+          <w:tcPr>
+            <w:tcW w:type="dxa" w:w="1728"/>
+          </w:tcPr>
+          <w:p>
+            <w:r>
+              <w:t>英了个语</w:t>
+            </w:r>
+          </w:p>
+        </w:tc>
+        <w:tc>
+          <w:tcPr>
+            <w:tcW w:type="dxa" w:w="1728"/>
+          </w:tcPr>
+          <w:p>
+            <w:r>
               <w:t>v1.2.0</w:t>
             </w:r>
           </w:p>

--- a/docs/platform_log.docx
+++ b/docs/platform_log.docx
@@ -130,7 +130,7 @@
         <w:rPr>
           <w:b/>
         </w:rPr>
-        <w:t>v1.3.0</w:t>
+        <w:t>v1.4.0</w:t>
       </w:r>
       <w:r/>
     </w:p>
@@ -1762,6 +1762,56 @@
           </w:tcPr>
           <w:p>
             <w:r>
+              <w:t>2026-08-14</w:t>
+            </w:r>
+          </w:p>
+        </w:tc>
+        <w:tc>
+          <w:tcPr>
+            <w:tcW w:type="dxa" w:w="1728"/>
+          </w:tcPr>
+          <w:p>
+            <w:r>
+              <w:t>英了个语</w:t>
+            </w:r>
+          </w:p>
+        </w:tc>
+        <w:tc>
+          <w:tcPr>
+            <w:tcW w:type="dxa" w:w="1728"/>
+          </w:tcPr>
+          <w:p>
+            <w:r>
+              <w:t>v1.4.0</w:t>
+            </w:r>
+          </w:p>
+        </w:tc>
+        <w:tc>
+          <w:tcPr>
+            <w:tcW w:type="dxa" w:w="1728"/>
+          </w:tcPr>
+          <w:p>
+            <w:r>
+              <w:t>释义系统:新增 4/5 字母词库释义字典(词性+中文,多词性全列),生成器仅用有释义词,结算公布正确答案并逐词列出释义(不再直接弹退出);难度调整:简单保证至少 1 交叉格挖空且总空格 ≥4,标准 2 词全显,困难 1 词全显;新增道具「含义提示」(每局 1 次,提示未填完单词的随机释义),原「提示」更名「填空提示」;端游浅色主题下空格加虚线外框提升区分度</w:t>
+            </w:r>
+          </w:p>
+        </w:tc>
+        <w:tc>
+          <w:tcPr>
+            <w:tcW w:type="dxa" w:w="1728"/>
+          </w:tcPr>
+          <w:p>
+            <w:r/>
+          </w:p>
+        </w:tc>
+      </w:tr>
+      <w:tr>
+        <w:tc>
+          <w:tcPr>
+            <w:tcW w:type="dxa" w:w="1728"/>
+          </w:tcPr>
+          <w:p>
+            <w:r>
               <w:t>2026-08-13</w:t>
             </w:r>
           </w:p>

--- a/docs/platform_log.docx
+++ b/docs/platform_log.docx
@@ -130,7 +130,7 @@
         <w:rPr>
           <w:b/>
         </w:rPr>
-        <w:t>v1.4.0</w:t>
+        <w:t>v1.4.1</w:t>
       </w:r>
       <w:r/>
     </w:p>
@@ -1782,6 +1782,56 @@
           </w:tcPr>
           <w:p>
             <w:r>
+              <w:t>v1.4.1</w:t>
+            </w:r>
+          </w:p>
+        </w:tc>
+        <w:tc>
+          <w:tcPr>
+            <w:tcW w:type="dxa" w:w="1728"/>
+          </w:tcPr>
+          <w:p>
+            <w:r>
+              <w:t>空格区分修正:待填空格外框加粗加深(2px)+背景加深,未占用格保持无边框浅色;含义提示重做:蓝圈圈出整词(不显示拼写),表格下方显示单条释义(大一号),7 秒或任意按键(不含滑动)后消除</w:t>
+            </w:r>
+          </w:p>
+        </w:tc>
+        <w:tc>
+          <w:tcPr>
+            <w:tcW w:type="dxa" w:w="1728"/>
+          </w:tcPr>
+          <w:p>
+            <w:r/>
+          </w:p>
+        </w:tc>
+      </w:tr>
+      <w:tr>
+        <w:tc>
+          <w:tcPr>
+            <w:tcW w:type="dxa" w:w="1728"/>
+          </w:tcPr>
+          <w:p>
+            <w:r>
+              <w:t>2026-08-14</w:t>
+            </w:r>
+          </w:p>
+        </w:tc>
+        <w:tc>
+          <w:tcPr>
+            <w:tcW w:type="dxa" w:w="1728"/>
+          </w:tcPr>
+          <w:p>
+            <w:r>
+              <w:t>英了个语</w:t>
+            </w:r>
+          </w:p>
+        </w:tc>
+        <w:tc>
+          <w:tcPr>
+            <w:tcW w:type="dxa" w:w="1728"/>
+          </w:tcPr>
+          <w:p>
+            <w:r>
               <w:t>v1.4.0</w:t>
             </w:r>
           </w:p>

--- a/docs/platform_log.docx
+++ b/docs/platform_log.docx
@@ -92,7 +92,7 @@
         <w:t>2 款</w:t>
       </w:r>
       <w:r>
-        <w:t xml:space="preserve"> —— 化了个学、单词数独</w:t>
+        <w:t xml:space="preserve"> —— 化了个学、英了个语</w:t>
       </w:r>
     </w:p>
     <w:p>
@@ -106,7 +106,7 @@
         <w:rPr>
           <w:b/>
         </w:rPr>
-        <w:t>v2.4.0</w:t>
+        <w:t>v2.4.2</w:t>
       </w:r>
       <w:r/>
     </w:p>
@@ -121,7 +121,7 @@
         <w:rPr>
           <w:b/>
         </w:rPr>
-        <w:t>v2.3.5</w:t>
+        <w:t>v2.3.7</w:t>
       </w:r>
       <w:r>
         <w:t xml:space="preserve"> / 英了个语 </w:t>
@@ -130,7 +130,7 @@
         <w:rPr>
           <w:b/>
         </w:rPr>
-        <w:t>v1.4.1</w:t>
+        <w:t>v1.4.6</w:t>
       </w:r>
       <w:r/>
     </w:p>
@@ -2157,6 +2157,458 @@
           </w:p>
         </w:tc>
       </w:tr>
+      <w:tr>
+        <w:tc>
+          <w:tcPr>
+            <w:tcW w:type="dxa" w:w="1728"/>
+          </w:tcPr>
+          <w:p>
+            <w:r>
+              <w:t>2026-08-14</w:t>
+            </w:r>
+          </w:p>
+        </w:tc>
+        <w:tc>
+          <w:tcPr>
+            <w:tcW w:type="dxa" w:w="1728"/>
+          </w:tcPr>
+          <w:p>
+            <w:r>
+              <w:t>英了个语</w:t>
+            </w:r>
+          </w:p>
+        </w:tc>
+        <w:tc>
+          <w:tcPr>
+            <w:tcW w:type="dxa" w:w="1728"/>
+          </w:tcPr>
+          <w:p>
+            <w:r>
+              <w:t>v1.4.2</w:t>
+            </w:r>
+          </w:p>
+        </w:tc>
+        <w:tc>
+          <w:tcPr>
+            <w:tcW w:type="dxa" w:w="1728"/>
+          </w:tcPr>
+          <w:p>
+            <w:r>
+              <w:t>**因未备份被双重转码损坏而丢失**(2026-08-16 修复日志时无法恢复)</w:t>
+            </w:r>
+          </w:p>
+        </w:tc>
+        <w:tc>
+          <w:tcPr>
+            <w:tcW w:type="dxa" w:w="1728"/>
+          </w:tcPr>
+          <w:p>
+            <w:r/>
+          </w:p>
+        </w:tc>
+      </w:tr>
+      <w:tr>
+        <w:tc>
+          <w:tcPr>
+            <w:tcW w:type="dxa" w:w="1728"/>
+          </w:tcPr>
+          <w:p>
+            <w:r>
+              <w:t>2026-08-15</w:t>
+            </w:r>
+          </w:p>
+        </w:tc>
+        <w:tc>
+          <w:tcPr>
+            <w:tcW w:type="dxa" w:w="1728"/>
+          </w:tcPr>
+          <w:p>
+            <w:r>
+              <w:t>英了个语</w:t>
+            </w:r>
+          </w:p>
+        </w:tc>
+        <w:tc>
+          <w:tcPr>
+            <w:tcW w:type="dxa" w:w="1728"/>
+          </w:tcPr>
+          <w:p>
+            <w:r>
+              <w:t>v1.4.3</w:t>
+            </w:r>
+          </w:p>
+        </w:tc>
+        <w:tc>
+          <w:tcPr>
+            <w:tcW w:type="dxa" w:w="1728"/>
+          </w:tcPr>
+          <w:p>
+            <w:r>
+              <w:t>**因未备份被双重转码损坏而丢失**(2026-08-16 修复日志时无法恢复)</w:t>
+            </w:r>
+          </w:p>
+        </w:tc>
+        <w:tc>
+          <w:tcPr>
+            <w:tcW w:type="dxa" w:w="1728"/>
+          </w:tcPr>
+          <w:p>
+            <w:r/>
+          </w:p>
+        </w:tc>
+      </w:tr>
+      <w:tr>
+        <w:tc>
+          <w:tcPr>
+            <w:tcW w:type="dxa" w:w="1728"/>
+          </w:tcPr>
+          <w:p>
+            <w:r>
+              <w:t>2026-08-16</w:t>
+            </w:r>
+          </w:p>
+        </w:tc>
+        <w:tc>
+          <w:tcPr>
+            <w:tcW w:type="dxa" w:w="1728"/>
+          </w:tcPr>
+          <w:p>
+            <w:r>
+              <w:t>英了个语</w:t>
+            </w:r>
+          </w:p>
+        </w:tc>
+        <w:tc>
+          <w:tcPr>
+            <w:tcW w:type="dxa" w:w="1728"/>
+          </w:tcPr>
+          <w:p>
+            <w:r>
+              <w:t>v1.4.4</w:t>
+            </w:r>
+          </w:p>
+        </w:tc>
+        <w:tc>
+          <w:tcPr>
+            <w:tcW w:type="dxa" w:w="1728"/>
+          </w:tcPr>
+          <w:p>
+            <w:r>
+              <w:t>**因未备份被双重转码损坏而丢失**(2026-08-16 修复日志时无法恢复)</w:t>
+            </w:r>
+          </w:p>
+        </w:tc>
+        <w:tc>
+          <w:tcPr>
+            <w:tcW w:type="dxa" w:w="1728"/>
+          </w:tcPr>
+          <w:p>
+            <w:r/>
+          </w:p>
+        </w:tc>
+      </w:tr>
+      <w:tr>
+        <w:tc>
+          <w:tcPr>
+            <w:tcW w:type="dxa" w:w="1728"/>
+          </w:tcPr>
+          <w:p>
+            <w:r>
+              <w:t>2026-08-16</w:t>
+            </w:r>
+          </w:p>
+        </w:tc>
+        <w:tc>
+          <w:tcPr>
+            <w:tcW w:type="dxa" w:w="1728"/>
+          </w:tcPr>
+          <w:p>
+            <w:r>
+              <w:t>英了个语</w:t>
+            </w:r>
+          </w:p>
+        </w:tc>
+        <w:tc>
+          <w:tcPr>
+            <w:tcW w:type="dxa" w:w="1728"/>
+          </w:tcPr>
+          <w:p>
+            <w:r>
+              <w:t>v1.4.5</w:t>
+            </w:r>
+          </w:p>
+        </w:tc>
+        <w:tc>
+          <w:tcPr>
+            <w:tcW w:type="dxa" w:w="1728"/>
+          </w:tcPr>
+          <w:p>
+            <w:r>
+              <w:t>**因未备份被双重转码损坏而丢失**(2026-08-16 修复日志时无法恢复)</w:t>
+            </w:r>
+          </w:p>
+        </w:tc>
+        <w:tc>
+          <w:tcPr>
+            <w:tcW w:type="dxa" w:w="1728"/>
+          </w:tcPr>
+          <w:p>
+            <w:r/>
+          </w:p>
+        </w:tc>
+      </w:tr>
+      <w:tr>
+        <w:tc>
+          <w:tcPr>
+            <w:tcW w:type="dxa" w:w="1728"/>
+          </w:tcPr>
+          <w:p>
+            <w:r>
+              <w:t>2026-08-16</w:t>
+            </w:r>
+          </w:p>
+        </w:tc>
+        <w:tc>
+          <w:tcPr>
+            <w:tcW w:type="dxa" w:w="1728"/>
+          </w:tcPr>
+          <w:p>
+            <w:r>
+              <w:t>化了个学</w:t>
+            </w:r>
+          </w:p>
+        </w:tc>
+        <w:tc>
+          <w:tcPr>
+            <w:tcW w:type="dxa" w:w="1728"/>
+          </w:tcPr>
+          <w:p>
+            <w:r>
+              <w:t>v2.3.6</w:t>
+            </w:r>
+          </w:p>
+        </w:tc>
+        <w:tc>
+          <w:tcPr>
+            <w:tcW w:type="dxa" w:w="1728"/>
+          </w:tcPr>
+          <w:p>
+            <w:r>
+              <w:t>**因未备份被双重转码损坏而丢失**(2026-08-16 修复日志时无法恢复)</w:t>
+            </w:r>
+          </w:p>
+        </w:tc>
+        <w:tc>
+          <w:tcPr>
+            <w:tcW w:type="dxa" w:w="1728"/>
+          </w:tcPr>
+          <w:p>
+            <w:r/>
+          </w:p>
+        </w:tc>
+      </w:tr>
+      <w:tr>
+        <w:tc>
+          <w:tcPr>
+            <w:tcW w:type="dxa" w:w="1728"/>
+          </w:tcPr>
+          <w:p>
+            <w:r>
+              <w:t>2026-08-16</w:t>
+            </w:r>
+          </w:p>
+        </w:tc>
+        <w:tc>
+          <w:tcPr>
+            <w:tcW w:type="dxa" w:w="1728"/>
+          </w:tcPr>
+          <w:p>
+            <w:r>
+              <w:t>平台</w:t>
+            </w:r>
+          </w:p>
+        </w:tc>
+        <w:tc>
+          <w:tcPr>
+            <w:tcW w:type="dxa" w:w="1728"/>
+          </w:tcPr>
+          <w:p>
+            <w:r>
+              <w:t>v2.4.1</w:t>
+            </w:r>
+          </w:p>
+        </w:tc>
+        <w:tc>
+          <w:tcPr>
+            <w:tcW w:type="dxa" w:w="1728"/>
+          </w:tcPr>
+          <w:p>
+            <w:r>
+              <w:t>**因未备份被双重转码损坏而丢失**(2026-08-16 修复日志时无法恢复)</w:t>
+            </w:r>
+          </w:p>
+        </w:tc>
+        <w:tc>
+          <w:tcPr>
+            <w:tcW w:type="dxa" w:w="1728"/>
+          </w:tcPr>
+          <w:p>
+            <w:r/>
+          </w:p>
+        </w:tc>
+      </w:tr>
+      <w:tr>
+        <w:tc>
+          <w:tcPr>
+            <w:tcW w:type="dxa" w:w="1728"/>
+          </w:tcPr>
+          <w:p>
+            <w:r>
+              <w:t>2026-08-16</w:t>
+            </w:r>
+          </w:p>
+        </w:tc>
+        <w:tc>
+          <w:tcPr>
+            <w:tcW w:type="dxa" w:w="1728"/>
+          </w:tcPr>
+          <w:p>
+            <w:r>
+              <w:t>化了个学</w:t>
+            </w:r>
+          </w:p>
+        </w:tc>
+        <w:tc>
+          <w:tcPr>
+            <w:tcW w:type="dxa" w:w="1728"/>
+          </w:tcPr>
+          <w:p>
+            <w:r>
+              <w:t>v2.3.7</w:t>
+            </w:r>
+          </w:p>
+        </w:tc>
+        <w:tc>
+          <w:tcPr>
+            <w:tcW w:type="dxa" w:w="1728"/>
+          </w:tcPr>
+          <w:p>
+            <w:r>
+              <w:t>结算提交失败可见化:提交非 2xx(限频 429/校验 400 等)显示后端具体原因,网络异常也提示,可「重试提交」;未参与排行提示:未填昵称/勾选「不参与排行榜」时结算窗明示「本局成绩未上榜」,局内顶栏实时显示当前昵称与参与排行状态</w:t>
+            </w:r>
+          </w:p>
+        </w:tc>
+        <w:tc>
+          <w:tcPr>
+            <w:tcW w:type="dxa" w:w="1728"/>
+          </w:tcPr>
+          <w:p>
+            <w:r/>
+          </w:p>
+        </w:tc>
+      </w:tr>
+      <w:tr>
+        <w:tc>
+          <w:tcPr>
+            <w:tcW w:type="dxa" w:w="1728"/>
+          </w:tcPr>
+          <w:p>
+            <w:r>
+              <w:t>2026-08-16</w:t>
+            </w:r>
+          </w:p>
+        </w:tc>
+        <w:tc>
+          <w:tcPr>
+            <w:tcW w:type="dxa" w:w="1728"/>
+          </w:tcPr>
+          <w:p>
+            <w:r>
+              <w:t>英了个语</w:t>
+            </w:r>
+          </w:p>
+        </w:tc>
+        <w:tc>
+          <w:tcPr>
+            <w:tcW w:type="dxa" w:w="1728"/>
+          </w:tcPr>
+          <w:p>
+            <w:r>
+              <w:t>v1.4.6</w:t>
+            </w:r>
+          </w:p>
+        </w:tc>
+        <w:tc>
+          <w:tcPr>
+            <w:tcW w:type="dxa" w:w="1728"/>
+          </w:tcPr>
+          <w:p>
+            <w:r>
+              <w:t>结算提交失败可见化(同化了个学 v2.3.7:非 2xx 显示后端原因 + 网络异常提示 + 重试提交);结算窗「查看排行榜」直达对应游戏榜单(?game=ws)</w:t>
+            </w:r>
+          </w:p>
+        </w:tc>
+        <w:tc>
+          <w:tcPr>
+            <w:tcW w:type="dxa" w:w="1728"/>
+          </w:tcPr>
+          <w:p>
+            <w:r/>
+          </w:p>
+        </w:tc>
+      </w:tr>
+      <w:tr>
+        <w:tc>
+          <w:tcPr>
+            <w:tcW w:type="dxa" w:w="1728"/>
+          </w:tcPr>
+          <w:p>
+            <w:r>
+              <w:t>2026-08-16</w:t>
+            </w:r>
+          </w:p>
+        </w:tc>
+        <w:tc>
+          <w:tcPr>
+            <w:tcW w:type="dxa" w:w="1728"/>
+          </w:tcPr>
+          <w:p>
+            <w:r>
+              <w:t>平台</w:t>
+            </w:r>
+          </w:p>
+        </w:tc>
+        <w:tc>
+          <w:tcPr>
+            <w:tcW w:type="dxa" w:w="1728"/>
+          </w:tcPr>
+          <w:p>
+            <w:r>
+              <w:t>v2.4.2</w:t>
+            </w:r>
+          </w:p>
+        </w:tc>
+        <w:tc>
+          <w:tcPr>
+            <w:tcW w:type="dxa" w:w="1728"/>
+          </w:tcPr>
+          <w:p>
+            <w:r>
+              <w:t>排行榜支持 `?game=ws</w:t>
+            </w:r>
+          </w:p>
+        </w:tc>
+        <w:tc>
+          <w:tcPr>
+            <w:tcW w:type="dxa" w:w="1728"/>
+          </w:tcPr>
+          <w:p>
+            <w:r>
+              <w:t>hlgx` 直达对应游戏榜单(英了个语结算页「查看排行榜」不再默认停在化了个学)</w:t>
+            </w:r>
+          </w:p>
+        </w:tc>
+      </w:tr>
     </w:tbl>
     <w:p/>
     <w:p>
@@ -2189,6 +2641,73 @@
     <w:p>
       <w:r>
         <w:t>3. 各小游戏的详细改进点,追加到 `docs/` 下的版本日志 md,并同样用 `scripts/make_docx.py` 生成其 docx。</w:t>
+      </w:r>
+    </w:p>
+    <w:p>
+      <w:r>
+        <w:t xml:space="preserve">4. </w:t>
+      </w:r>
+      <w:r>
+        <w:rPr>
+          <w:b/>
+        </w:rPr>
+        <w:t>每次更新必须 git 同步</w:t>
+      </w:r>
+      <w:r>
+        <w:t>(2026-08-16 起强制):任何文档/代码改动完成后立即 `git add` + `git commit` 并 `git push`(经代理),禁止仅保存在本地——本次日志损坏即因长期未同步 git 导致,教训留存。</w:t>
+      </w:r>
+    </w:p>
+    <w:p>
+      <w:pPr>
+        <w:pStyle w:val="Heading2"/>
+      </w:pPr>
+      <w:r>
+        <w:t>日志损坏记录(2026-08-16)</w:t>
+      </w:r>
+    </w:p>
+    <w:p>
+      <w:pPr>
+        <w:pStyle w:val="ListBullet"/>
+      </w:pPr>
+      <w:r/>
+      <w:r>
+        <w:rPr>
+          <w:b/>
+        </w:rPr>
+        <w:t>事故</w:t>
+      </w:r>
+      <w:r>
+        <w:t>:docs/ 下三份日志(platform_log / hlgx_summary_report / ws_summary_report)的 md 与 docx 全部变成乱码,原因是在未备份的情况下被双重转码(UTF-8 ↔ GBK 反复转换)损坏,字节级不可逆。</w:t>
+      </w:r>
+    </w:p>
+    <w:p>
+      <w:pPr>
+        <w:pStyle w:val="ListBullet"/>
+      </w:pPr>
+      <w:r/>
+      <w:r>
+        <w:rPr>
+          <w:b/>
+        </w:rPr>
+        <w:t>修复</w:t>
+      </w:r>
+      <w:r>
+        <w:t>:md 从 git 历史完好版本恢复,docx 用 `make_docx.py` 重新生成;其中 v1.4.2~v1.4.5(英了个语)、v2.3.6(化了个学)、v2.4.1(平台)等中间版本的日志条目因从未提交到 git 且本地文件损坏,已无法恢复,按用户要求标注「因未备份被双重转码损坏而丢失」。</w:t>
+      </w:r>
+    </w:p>
+    <w:p>
+      <w:pPr>
+        <w:pStyle w:val="ListBullet"/>
+      </w:pPr>
+      <w:r/>
+      <w:r>
+        <w:rPr>
+          <w:b/>
+        </w:rPr>
+        <w:t>约定</w:t>
+      </w:r>
+      <w:r>
+        <w:t>:自此每次更新均 git 同步(见上维护方法第 4 条)。</w:t>
       </w:r>
     </w:p>
     <w:sectPr>

--- a/docs/platform_log.docx
+++ b/docs/platform_log.docx
@@ -2194,7 +2194,7 @@
           </w:tcPr>
           <w:p>
             <w:r>
-              <w:t>**因未备份被双重转码损坏而丢失**(2026-08-16 修复日志时无法恢复)</w:t>
+              <w:t>棋盘统一(灰格改 fluid 尺寸 aspect-square w-full,消除大 W 时灰格偏大错位)+ 待填数修正(只统计占用格中未填格数,原把灰色格计入致虚高)(本条由被双重转码损坏后逆转码修复得到)</w:t>
             </w:r>
           </w:p>
         </w:tc>
@@ -2244,7 +2244,7 @@
           </w:tcPr>
           <w:p>
             <w:r>
-              <w:t>**因未备份被双重转码损坏而丢失**(2026-08-16 修复日志时无法恢复)</w:t>
+              <w:t>排行「技能」统计修正:tools 由「剩余次数」改为「使用次数」(用得少排名靠前,与化了个学一致),规则说明/成绩卡文案同步;「版本」列只显示小游戏版本(修正 v1.0.0 误用 v2.3.5 的历史记录);简单难度挖空保证修复(原对已挖格重复计数偶发只挖 3 格)(本条由被双重转码损坏后逆转码修复得到)</w:t>
             </w:r>
           </w:p>
         </w:tc>
@@ -2294,7 +2294,7 @@
           </w:tcPr>
           <w:p>
             <w:r>
-              <w:t>**因未备份被双重转码损坏而丢失**(2026-08-16 修复日志时无法恢复)</w:t>
+              <w:t>局内「玩法」入口(难度与昵称栏之间新增按钮,局内随时回看规则)+ 新建 WsRules 玩法介绍组件;主页玩法介绍弹窗改为双子页(化了个学/英了个语按键切换)(本条由被双重转码损坏后逆转码修复得到)</w:t>
             </w:r>
           </w:p>
         </w:tc>
@@ -2344,7 +2344,7 @@
           </w:tcPr>
           <w:p>
             <w:r>
-              <w:t>**因未备份被双重转码损坏而丢失**(2026-08-16 修复日志时无法恢复)</w:t>
+              <w:t>难度重构为「每词已知字母数」配额(known 数组:简单 [4,2,2,2]/标准 [5,5,3,3,2,2]/困难 [5,3,3,2,2,2,2,2]),每词已知 ≥2 或全提示,唯一解严格保证;键盘/结算/解释列表字母全部小写(本条由被双重转码损坏后逆转码修复得到)</w:t>
             </w:r>
           </w:p>
         </w:tc>
@@ -2394,7 +2394,7 @@
           </w:tcPr>
           <w:p>
             <w:r>
-              <w:t>**因未备份被双重转码损坏而丢失**(2026-08-16 修复日志时无法恢复)</w:t>
+              <w:t>局内改名改为实时输入框(与英了个语一致):顶栏直接显示当前昵称,点击即输入、输入即生效、不再弹窗;实时校验(超 10 字/违禁词提示);清空输入=不参与排行,输入合法昵称自动参与并写入 localStorage;首次昵称弹窗与结算页「更换昵称」保留(本条由被双重转码损坏后逆转码修复得到)</w:t>
             </w:r>
           </w:p>
         </w:tc>
@@ -2444,7 +2444,7 @@
           </w:tcPr>
           <w:p>
             <w:r>
-              <w:t>**因未备份被双重转码损坏而丢失**(2026-08-16 修复日志时无法恢复)</w:t>
+              <w:t>主页玩法介绍弹窗改为双子页:化了个学/英了个语按键切换,两款游戏玩法介绍并列展示;英了个语新增独立玩法介绍内容(WsRules)(本条由被双重转码损坏后逆转码修复得到)</w:t>
             </w:r>
           </w:p>
         </w:tc>
@@ -2692,7 +2692,22 @@
         <w:t>修复</w:t>
       </w:r>
       <w:r>
-        <w:t>:md 从 git 历史完好版本恢复,docx 用 `make_docx.py` 重新生成;其中 v1.4.2~v1.4.5(英了个语)、v2.3.6(化了个学)、v2.4.1(平台)等中间版本的日志条目因从未提交到 git 且本地文件损坏,已无法恢复,按用户要求标注「因未备份被双重转码损坏而丢失」。</w:t>
+        <w:t>:md 从 git 历史完好版本恢复,docx 用 `make_docx.py` 重新生成。</w:t>
+      </w:r>
+    </w:p>
+    <w:p>
+      <w:pPr>
+        <w:pStyle w:val="ListBullet"/>
+      </w:pPr>
+      <w:r/>
+      <w:r>
+        <w:rPr>
+          <w:b/>
+        </w:rPr>
+        <w:t>逆转码修复</w:t>
+      </w:r>
+      <w:r>
+        <w:t>:中间版本(v1.4.2~v1.4.5 英了个语、v2.3.6 化了个学、v2.4.1 平台)的日志条目,已通过「双重转码逆向恢复 + 与现有代码交叉验证(代码注释含版本号标记)」修复,置信度 &gt;0.9 才采纳;恢复条目统一带标记「本条由被双重转码损坏后逆转码修复得到」,与 100% 可信的历史条目区分。</w:t>
       </w:r>
     </w:p>
     <w:p>

--- a/docs/platform_log.docx
+++ b/docs/platform_log.docx
@@ -106,7 +106,7 @@
         <w:rPr>
           <w:b/>
         </w:rPr>
-        <w:t>v2.4.2</w:t>
+        <w:t>v2.4.3</w:t>
       </w:r>
       <w:r/>
     </w:p>
@@ -121,7 +121,7 @@
         <w:rPr>
           <w:b/>
         </w:rPr>
-        <w:t>v2.3.7</w:t>
+        <w:t>v2.3.8</w:t>
       </w:r>
       <w:r>
         <w:t xml:space="preserve"> / 英了个语 </w:t>
@@ -130,7 +130,7 @@
         <w:rPr>
           <w:b/>
         </w:rPr>
-        <w:t>v1.4.6</w:t>
+        <w:t>v1.4.7</w:t>
       </w:r>
       <w:r/>
     </w:p>
@@ -2609,6 +2609,156 @@
           </w:p>
         </w:tc>
       </w:tr>
+      <w:tr>
+        <w:tc>
+          <w:tcPr>
+            <w:tcW w:type="dxa" w:w="1728"/>
+          </w:tcPr>
+          <w:p>
+            <w:r>
+              <w:t>2026-08-17</w:t>
+            </w:r>
+          </w:p>
+        </w:tc>
+        <w:tc>
+          <w:tcPr>
+            <w:tcW w:type="dxa" w:w="1728"/>
+          </w:tcPr>
+          <w:p>
+            <w:r>
+              <w:t>化了个学</w:t>
+            </w:r>
+          </w:p>
+        </w:tc>
+        <w:tc>
+          <w:tcPr>
+            <w:tcW w:type="dxa" w:w="1728"/>
+          </w:tcPr>
+          <w:p>
+            <w:r>
+              <w:t>v2.3.8</w:t>
+            </w:r>
+          </w:p>
+        </w:tc>
+        <w:tc>
+          <w:tcPr>
+            <w:tcW w:type="dxa" w:w="1728"/>
+          </w:tcPr>
+          <w:p>
+            <w:r>
+              <w:t>玩法介绍弹窗底部显示化了个学版本号(版本号显示约定:任意游戏任意界面下方都显示该游戏版本)</w:t>
+            </w:r>
+          </w:p>
+        </w:tc>
+        <w:tc>
+          <w:tcPr>
+            <w:tcW w:type="dxa" w:w="1728"/>
+          </w:tcPr>
+          <w:p>
+            <w:r/>
+          </w:p>
+        </w:tc>
+      </w:tr>
+      <w:tr>
+        <w:tc>
+          <w:tcPr>
+            <w:tcW w:type="dxa" w:w="1728"/>
+          </w:tcPr>
+          <w:p>
+            <w:r>
+              <w:t>2026-08-17</w:t>
+            </w:r>
+          </w:p>
+        </w:tc>
+        <w:tc>
+          <w:tcPr>
+            <w:tcW w:type="dxa" w:w="1728"/>
+          </w:tcPr>
+          <w:p>
+            <w:r>
+              <w:t>英了个语</w:t>
+            </w:r>
+          </w:p>
+        </w:tc>
+        <w:tc>
+          <w:tcPr>
+            <w:tcW w:type="dxa" w:w="1728"/>
+          </w:tcPr>
+          <w:p>
+            <w:r>
+              <w:t>v1.4.7</w:t>
+            </w:r>
+          </w:p>
+        </w:tc>
+        <w:tc>
+          <w:tcPr>
+            <w:tcW w:type="dxa" w:w="1728"/>
+          </w:tcPr>
+          <w:p>
+            <w:r>
+              <w:t>玩法介绍弹窗底部显示英了个语版本号;局内 footer 文案统一为「英了个语 · 版本号(仅供个人娱乐)」</w:t>
+            </w:r>
+          </w:p>
+        </w:tc>
+        <w:tc>
+          <w:tcPr>
+            <w:tcW w:type="dxa" w:w="1728"/>
+          </w:tcPr>
+          <w:p>
+            <w:r/>
+          </w:p>
+        </w:tc>
+      </w:tr>
+      <w:tr>
+        <w:tc>
+          <w:tcPr>
+            <w:tcW w:type="dxa" w:w="1728"/>
+          </w:tcPr>
+          <w:p>
+            <w:r>
+              <w:t>2026-08-17</w:t>
+            </w:r>
+          </w:p>
+        </w:tc>
+        <w:tc>
+          <w:tcPr>
+            <w:tcW w:type="dxa" w:w="1728"/>
+          </w:tcPr>
+          <w:p>
+            <w:r>
+              <w:t>平台</w:t>
+            </w:r>
+          </w:p>
+        </w:tc>
+        <w:tc>
+          <w:tcPr>
+            <w:tcW w:type="dxa" w:w="1728"/>
+          </w:tcPr>
+          <w:p>
+            <w:r>
+              <w:t>v2.4.3</w:t>
+            </w:r>
+          </w:p>
+        </w:tc>
+        <w:tc>
+          <w:tcPr>
+            <w:tcW w:type="dxa" w:w="1728"/>
+          </w:tcPr>
+          <w:p>
+            <w:r>
+              <w:t>排行榜界面版本号按当前游戏显示(英了个语榜单显示英了个语版本号,不再误显示化了个学版本号);版本号显示约定确立</w:t>
+            </w:r>
+          </w:p>
+        </w:tc>
+        <w:tc>
+          <w:tcPr>
+            <w:tcW w:type="dxa" w:w="1728"/>
+          </w:tcPr>
+          <w:p>
+            <w:r/>
+          </w:p>
+        </w:tc>
+      </w:tr>
     </w:tbl>
     <w:p/>
     <w:p>

--- a/docs/platform_log.docx
+++ b/docs/platform_log.docx
@@ -2646,7 +2646,7 @@
           </w:tcPr>
           <w:p>
             <w:r>
-              <w:t>玩法介绍弹窗底部显示化了个学版本号(版本号显示约定:任意游戏任意界面下方都显示该游戏版本)</w:t>
+              <w:t>玩法介绍弹窗底部显示化了个学版本号 + 排名规则新增「版本列用于对比通关难度」说明(版本号显示约定:任意游戏任意界面下方都显示该游戏版本);本次含生产部署修复——此前 v2.3.8 等版本未部署,线上停留在 v2.3.6,已重新部署验证</w:t>
             </w:r>
           </w:p>
         </w:tc>
@@ -2805,6 +2805,34 @@
       </w:r>
       <w:r>
         <w:t>(2026-08-16 起强制):任何文档/代码改动完成后立即 `git add` + `git commit` 并 `git push`(经代理),禁止仅保存在本地——本次日志损坏即因长期未同步 git 导致,教训留存。</w:t>
+      </w:r>
+    </w:p>
+    <w:p>
+      <w:r>
+        <w:t xml:space="preserve">5. </w:t>
+      </w:r>
+      <w:r>
+        <w:rPr>
+          <w:b/>
+        </w:rPr>
+        <w:t>提交前确认实际检查</w:t>
+      </w:r>
+      <w:r>
+        <w:t>(2026-08-17 起强制):每次 git 提交推送前,弹窗询问用户「是否已开启代理」的同时,再问一句「是否已实际检查问题确实修改完成」——防止版本号空转/未部署/未验证就提交的无效版本更迭(教训:2026-08-17 v2.3.8 版本号先提交但未部署,线上仍是 v2.3.6,需重新部署)。</w:t>
+      </w:r>
+    </w:p>
+    <w:p>
+      <w:r>
+        <w:t xml:space="preserve">6. </w:t>
+      </w:r>
+      <w:r>
+        <w:rPr>
+          <w:b/>
+        </w:rPr>
+        <w:t>部署与验证先行</w:t>
+      </w:r>
+      <w:r>
+        <w:t>(2026-08-17 起强制):涉及线上表现的功能改动,先 `npm run build` + `wrangler pages deploy` 部署并线上验证(检查 bundle 版本号),再提交 git——版本号与线上实际运行一致,避免「git 已提交、线上未生效」的版本错位。</w:t>
       </w:r>
     </w:p>
     <w:p>

--- a/docs/platform_log.docx
+++ b/docs/platform_log.docx
@@ -89,10 +89,10 @@
         <w:rPr>
           <w:b/>
         </w:rPr>
-        <w:t>2 款</w:t>
+        <w:t>3 款</w:t>
       </w:r>
       <w:r>
-        <w:t xml:space="preserve"> —— 化了个学、英了个语</w:t>
+        <w:t xml:space="preserve"> —— 化了个学、英了个语、错了个字</w:t>
       </w:r>
     </w:p>
     <w:p>
@@ -106,7 +106,7 @@
         <w:rPr>
           <w:b/>
         </w:rPr>
-        <w:t>v2.4.3</w:t>
+        <w:t>v2.5.0</w:t>
       </w:r>
       <w:r/>
     </w:p>
@@ -131,6 +131,15 @@
           <w:b/>
         </w:rPr>
         <w:t>v1.4.7</w:t>
+      </w:r>
+      <w:r>
+        <w:t xml:space="preserve"> / 错了个字 </w:t>
+      </w:r>
+      <w:r>
+        <w:rPr>
+          <w:b/>
+        </w:rPr>
+        <w:t>v1.0.0</w:t>
       </w:r>
       <w:r/>
     </w:p>
@@ -2759,6 +2768,106 @@
           </w:p>
         </w:tc>
       </w:tr>
+      <w:tr>
+        <w:tc>
+          <w:tcPr>
+            <w:tcW w:type="dxa" w:w="1728"/>
+          </w:tcPr>
+          <w:p>
+            <w:r>
+              <w:t>2026-08-19</w:t>
+            </w:r>
+          </w:p>
+        </w:tc>
+        <w:tc>
+          <w:tcPr>
+            <w:tcW w:type="dxa" w:w="1728"/>
+          </w:tcPr>
+          <w:p>
+            <w:r>
+              <w:t>错了个字</w:t>
+            </w:r>
+          </w:p>
+        </w:tc>
+        <w:tc>
+          <w:tcPr>
+            <w:tcW w:type="dxa" w:w="1728"/>
+          </w:tcPr>
+          <w:p>
+            <w:r>
+              <w:t>v1.0.0</w:t>
+            </w:r>
+          </w:p>
+        </w:tc>
+        <w:tc>
+          <w:tcPr>
+            <w:tcW w:type="dxa" w:w="1728"/>
+          </w:tcPr>
+          <w:p>
+            <w:r>
+              <w:t>第三款游戏「错了个字」上线:手写考察高中各科易写错的字(6 科 165 字,待审查)——画框手写(不经过键盘)+ 字形匹配判定(潦草不得分);局内科目多选 / 每局 8 题计分;独立排行榜(得分↓→用时↑);详情见 docs/clgx_summary_report.md</w:t>
+            </w:r>
+          </w:p>
+        </w:tc>
+        <w:tc>
+          <w:tcPr>
+            <w:tcW w:type="dxa" w:w="1728"/>
+          </w:tcPr>
+          <w:p>
+            <w:r/>
+          </w:p>
+        </w:tc>
+      </w:tr>
+      <w:tr>
+        <w:tc>
+          <w:tcPr>
+            <w:tcW w:type="dxa" w:w="1728"/>
+          </w:tcPr>
+          <w:p>
+            <w:r>
+              <w:t>2026-08-19</w:t>
+            </w:r>
+          </w:p>
+        </w:tc>
+        <w:tc>
+          <w:tcPr>
+            <w:tcW w:type="dxa" w:w="1728"/>
+          </w:tcPr>
+          <w:p>
+            <w:r>
+              <w:t>平台</w:t>
+            </w:r>
+          </w:p>
+        </w:tc>
+        <w:tc>
+          <w:tcPr>
+            <w:tcW w:type="dxa" w:w="1728"/>
+          </w:tcPr>
+          <w:p>
+            <w:r>
+              <w:t>v2.5.0</w:t>
+            </w:r>
+          </w:p>
+        </w:tc>
+        <w:tc>
+          <w:tcPr>
+            <w:tcW w:type="dxa" w:w="1728"/>
+          </w:tcPr>
+          <w:p>
+            <w:r>
+              <w:t>第三款游戏「错了个字」上线(平台里程碑):大厅第三张卡(移除「敬请期待」占位卡)/ 排行榜新增「错了个字」tab(综合单档)/ 玩法介绍三子页切换 / 路由 `/clgx` + `_routes.json` 白名单扩展</w:t>
+            </w:r>
+          </w:p>
+        </w:tc>
+        <w:tc>
+          <w:tcPr>
+            <w:tcW w:type="dxa" w:w="1728"/>
+          </w:tcPr>
+          <w:p>
+            <w:r/>
+          </w:p>
+        </w:tc>
+      </w:tr>
     </w:tbl>
     <w:p/>
     <w:p>

--- a/docs/platform_log.docx
+++ b/docs/platform_log.docx
@@ -2805,7 +2805,7 @@
           </w:tcPr>
           <w:p>
             <w:r>
-              <w:t>第三款游戏「错了个字」上线:手写考察高中各科易写错的字(6 科 165 字,待审查)——画框手写(不经过键盘)+ 字形匹配判定(潦草不得分);局内科目多选 / 每局 8 题计分;独立排行榜(得分↓→用时↑);详情见 docs/clgx_summary_report.md</w:t>
+              <w:t>第三款游戏「错了个字」上线:手写考察高中各科易写错的字(6 科 165 字,待审查)——画框手写(不经过键盘)+ 字形匹配判定(潦草不得分);局内科目多选 / 每局 8 题计分;独立排行榜(得分↓→用时↑);详情见 docs/clgz_summary_report.md</w:t>
             </w:r>
           </w:p>
         </w:tc>
@@ -2855,7 +2855,107 @@
           </w:tcPr>
           <w:p>
             <w:r>
-              <w:t>第三款游戏「错了个字」上线(平台里程碑):大厅第三张卡(移除「敬请期待」占位卡)/ 排行榜新增「错了个字」tab(综合单档)/ 玩法介绍三子页切换 / 路由 `/clgx` + `_routes.json` 白名单扩展</w:t>
+              <w:t>第三款游戏「错了个字」上线(平台里程碑):大厅第三张卡(移除「敬请期待」占位卡)/ 排行榜新增「错了个字」tab(综合单档)/ 玩法介绍三子页切换 / 路由 `/clgz` + `_routes.json` 白名单扩展</w:t>
+            </w:r>
+          </w:p>
+        </w:tc>
+        <w:tc>
+          <w:tcPr>
+            <w:tcW w:type="dxa" w:w="1728"/>
+          </w:tcPr>
+          <w:p>
+            <w:r/>
+          </w:p>
+        </w:tc>
+      </w:tr>
+      <w:tr>
+        <w:tc>
+          <w:tcPr>
+            <w:tcW w:type="dxa" w:w="1728"/>
+          </w:tcPr>
+          <w:p>
+            <w:r>
+              <w:t>2026-08-19</w:t>
+            </w:r>
+          </w:p>
+        </w:tc>
+        <w:tc>
+          <w:tcPr>
+            <w:tcW w:type="dxa" w:w="1728"/>
+          </w:tcPr>
+          <w:p>
+            <w:r>
+              <w:t>错了个字</w:t>
+            </w:r>
+          </w:p>
+        </w:tc>
+        <w:tc>
+          <w:tcPr>
+            <w:tcW w:type="dxa" w:w="1728"/>
+          </w:tcPr>
+          <w:p>
+            <w:r>
+              <w:t>v1.0.1</w:t>
+            </w:r>
+          </w:p>
+        </w:tc>
+        <w:tc>
+          <w:tcPr>
+            <w:tcW w:type="dxa" w:w="1728"/>
+          </w:tcPr>
+          <w:p>
+            <w:r>
+              <w:t>识别算法重做(手写输入法式):墨迹包围盒归一化(写小/写偏容忍)+ 形态学膨胀(抹平笔画粗细)+ 仅字形覆盖判定(不再因 SVG/笔画判断相似度,正确书写识别率由 ~0.2 大幅提升);书写时锁定页面滚动;缩写修正 clgx → clgz(路由/API/KV/组件/文档全量同步)</w:t>
+            </w:r>
+          </w:p>
+        </w:tc>
+        <w:tc>
+          <w:tcPr>
+            <w:tcW w:type="dxa" w:w="1728"/>
+          </w:tcPr>
+          <w:p>
+            <w:r/>
+          </w:p>
+        </w:tc>
+      </w:tr>
+      <w:tr>
+        <w:tc>
+          <w:tcPr>
+            <w:tcW w:type="dxa" w:w="1728"/>
+          </w:tcPr>
+          <w:p>
+            <w:r>
+              <w:t>2026-08-19</w:t>
+            </w:r>
+          </w:p>
+        </w:tc>
+        <w:tc>
+          <w:tcPr>
+            <w:tcW w:type="dxa" w:w="1728"/>
+          </w:tcPr>
+          <w:p>
+            <w:r>
+              <w:t>错了个字</w:t>
+            </w:r>
+          </w:p>
+        </w:tc>
+        <w:tc>
+          <w:tcPr>
+            <w:tcW w:type="dxa" w:w="1728"/>
+          </w:tcPr>
+          <w:p>
+            <w:r>
+              <w:t>v1.0.2</w:t>
+            </w:r>
+          </w:p>
+        </w:tc>
+        <w:tc>
+          <w:tcPr>
+            <w:tcW w:type="dxa" w:w="1728"/>
+          </w:tcPr>
+          <w:p>
+            <w:r>
+              <w:t>判定容差修复:模板对称膨胀(墨迹 2px + 模板 3px),修复写「焰」cover 0.96 却因 stray 超标不通过的问题,判定退化为纯字形结构比对;新增调试快照——控制台 `__clgzSnapshot()` 打印最近一次判定的墨迹/字形 ASCII 位图与 cover/stray 详情</w:t>
             </w:r>
           </w:p>
         </w:tc>

--- a/docs/platform_log.docx
+++ b/docs/platform_log.docx
@@ -106,7 +106,7 @@
         <w:rPr>
           <w:b/>
         </w:rPr>
-        <w:t>v2.5.0</w:t>
+        <w:t>v2.5.1</w:t>
       </w:r>
       <w:r/>
     </w:p>
@@ -139,7 +139,7 @@
         <w:rPr>
           <w:b/>
         </w:rPr>
-        <w:t>v1.0.0</w:t>
+        <w:t>v1.0.2</w:t>
       </w:r>
       <w:r/>
     </w:p>
@@ -2905,7 +2905,7 @@
           </w:tcPr>
           <w:p>
             <w:r>
-              <w:t>识别算法重做(手写输入法式):墨迹包围盒归一化(写小/写偏容忍)+ 形态学膨胀(抹平笔画粗细)+ 仅字形覆盖判定(不再因 SVG/笔画判断相似度,正确书写识别率由 ~0.2 大幅提升);书写时锁定页面滚动;缩写修正 clgx → clgz(路由/API/KV/组件/文档全量同步)</w:t>
+              <w:t>识别算法重做(手写输入法式):墨迹包围盒归一化(写小/写偏容忍)+ 形态学膨胀(抹平笔画粗细)+ 仅字形覆盖判定(不再因 SVG/笔画判断相似度,正确书写识别率由 ~0.2 大幅提升);书写时锁定页面滚动;缩写修正 clgx → clgz(路由/API/KV/组件/文档全量同步)(与在下雨共同贡献)</w:t>
             </w:r>
           </w:p>
         </w:tc>
@@ -2955,7 +2955,57 @@
           </w:tcPr>
           <w:p>
             <w:r>
-              <w:t>判定容差修复:模板对称膨胀(墨迹 2px + 模板 3px),修复写「焰」cover 0.96 却因 stray 超标不通过的问题,判定退化为纯字形结构比对;新增调试快照——控制台 `__clgzSnapshot()` 打印最近一次判定的墨迹/字形 ASCII 位图与 cover/stray 详情</w:t>
+              <w:t>判定容差修复:模板对称膨胀(墨迹 2px + 模板 3px),修复写「焰」cover 0.96 却因 stray 超标不通过的问题,判定退化为纯字形结构比对;新增调试快照——控制台 `__clgzSnapshot()` 打印最近一次判定的墨迹/字形 ASCII 位图与 cover/stray 详情(与在下雨共同贡献)</w:t>
+            </w:r>
+          </w:p>
+        </w:tc>
+        <w:tc>
+          <w:tcPr>
+            <w:tcW w:type="dxa" w:w="1728"/>
+          </w:tcPr>
+          <w:p>
+            <w:r/>
+          </w:p>
+        </w:tc>
+      </w:tr>
+      <w:tr>
+        <w:tc>
+          <w:tcPr>
+            <w:tcW w:type="dxa" w:w="1728"/>
+          </w:tcPr>
+          <w:p>
+            <w:r>
+              <w:t>2026-08-19</w:t>
+            </w:r>
+          </w:p>
+        </w:tc>
+        <w:tc>
+          <w:tcPr>
+            <w:tcW w:type="dxa" w:w="1728"/>
+          </w:tcPr>
+          <w:p>
+            <w:r>
+              <w:t>平台</w:t>
+            </w:r>
+          </w:p>
+        </w:tc>
+        <w:tc>
+          <w:tcPr>
+            <w:tcW w:type="dxa" w:w="1728"/>
+          </w:tcPr>
+          <w:p>
+            <w:r>
+              <w:t>v2.5.1</w:t>
+            </w:r>
+          </w:p>
+        </w:tc>
+        <w:tc>
+          <w:tcPr>
+            <w:tcW w:type="dxa" w:w="1728"/>
+          </w:tcPr>
+          <w:p>
+            <w:r>
+              <w:t>特别鸣谢重写:标注每个贡献者参与的具体游戏与版本(化了个学 v2.0.0-cloudflare~v2.2.2 / 错了个字 v1.0.1~v1.0.2,以更新日志核对),版本号对应严谨</w:t>
             </w:r>
           </w:p>
         </w:tc>

--- a/docs/platform_log.docx
+++ b/docs/platform_log.docx
@@ -139,7 +139,7 @@
         <w:rPr>
           <w:b/>
         </w:rPr>
-        <w:t>v1.0.2</w:t>
+        <w:t>v1.0.3</w:t>
       </w:r>
       <w:r/>
     </w:p>
@@ -1751,7 +1751,7 @@
           </w:tcPr>
           <w:p>
             <w:r>
-              <w:t>第二款游戏「单词数独 v1.0.0」上线(后续更名英了个语)</w:t>
+              <w:t>第二款游戏「单词数独 v1.0.0」上线(后续更名英了个语)(v1.0.0 与鼠鼠鼠了共同贡献)</w:t>
             </w:r>
           </w:p>
         </w:tc>
@@ -3006,6 +3006,56 @@
           <w:p>
             <w:r>
               <w:t>特别鸣谢重写:标注每个贡献者参与的具体游戏与版本(化了个学 v2.0.0-cloudflare~v2.2.2 / 错了个字 v1.0.1~v1.0.2,以更新日志核对),版本号对应严谨</w:t>
+            </w:r>
+          </w:p>
+        </w:tc>
+        <w:tc>
+          <w:tcPr>
+            <w:tcW w:type="dxa" w:w="1728"/>
+          </w:tcPr>
+          <w:p>
+            <w:r/>
+          </w:p>
+        </w:tc>
+      </w:tr>
+      <w:tr>
+        <w:tc>
+          <w:tcPr>
+            <w:tcW w:type="dxa" w:w="1728"/>
+          </w:tcPr>
+          <w:p>
+            <w:r>
+              <w:t>2026-08-20</w:t>
+            </w:r>
+          </w:p>
+        </w:tc>
+        <w:tc>
+          <w:tcPr>
+            <w:tcW w:type="dxa" w:w="1728"/>
+          </w:tcPr>
+          <w:p>
+            <w:r>
+              <w:t>错了个字</w:t>
+            </w:r>
+          </w:p>
+        </w:tc>
+        <w:tc>
+          <w:tcPr>
+            <w:tcW w:type="dxa" w:w="1728"/>
+          </w:tcPr>
+          <w:p>
+            <w:r>
+              <w:t>v1.0.3</w:t>
+            </w:r>
+          </w:p>
+        </w:tc>
+        <w:tc>
+          <w:tcPr>
+            <w:tcW w:type="dxa" w:w="1728"/>
+          </w:tcPr>
+          <w:p>
+            <w:r>
+              <w:t>切题自动清空画布:提交判定识别正确后自动切换下一个字时,画布自动清空(上一题墨迹不再残留),通过手写板组件 key={idx} 强制重挂载实现(与在下雨共同贡献);英了个语 v1.0.0 贡献人补充鼠鼠鼠了;错了个字日志版本历史改为正序(最早的版本在最前)</w:t>
             </w:r>
           </w:p>
         </w:tc>

--- a/docs/platform_log.docx
+++ b/docs/platform_log.docx
@@ -106,7 +106,7 @@
         <w:rPr>
           <w:b/>
         </w:rPr>
-        <w:t>v2.5.1</w:t>
+        <w:t>v2.5.2</w:t>
       </w:r>
       <w:r/>
     </w:p>
@@ -3054,17 +3054,67 @@
             <w:tcW w:type="dxa" w:w="1728"/>
           </w:tcPr>
           <w:p>
+            <w:r/>
+          </w:p>
+        </w:tc>
+        <w:tc>
+          <w:tcPr>
+            <w:tcW w:type="dxa" w:w="1728"/>
+          </w:tcPr>
+          <w:p>
+            <w:r/>
+          </w:p>
+        </w:tc>
+      </w:tr>
+      <w:tr>
+        <w:tc>
+          <w:tcPr>
+            <w:tcW w:type="dxa" w:w="1728"/>
+          </w:tcPr>
+          <w:p>
+            <w:r>
+              <w:t>2026-08-20</w:t>
+            </w:r>
+          </w:p>
+        </w:tc>
+        <w:tc>
+          <w:tcPr>
+            <w:tcW w:type="dxa" w:w="1728"/>
+          </w:tcPr>
+          <w:p>
+            <w:r>
+              <w:t>平台</w:t>
+            </w:r>
+          </w:p>
+        </w:tc>
+        <w:tc>
+          <w:tcPr>
+            <w:tcW w:type="dxa" w:w="1728"/>
+          </w:tcPr>
+          <w:p>
+            <w:r>
+              <w:t>v2.5.2</w:t>
+            </w:r>
+          </w:p>
+        </w:tc>
+        <w:tc>
+          <w:tcPr>
+            <w:tcW w:type="dxa" w:w="1728"/>
+          </w:tcPr>
+          <w:p>
+            <w:r>
+              <w:t>管理后台榜单管理扩展为三款游戏独立榜单(化了个学/英了个语/错了个字):后台 API 支持 game 参数, 各游戏榜单可分别查看/搜索/单条删除/清空(互不影响), 数据看板同步三游戏统计; 管理端测试新增 9 项(87 项全过)</w:t>
+            </w:r>
+          </w:p>
+        </w:tc>
+        <w:tc>
+          <w:tcPr>
+            <w:tcW w:type="dxa" w:w="1728"/>
+          </w:tcPr>
+          <w:p>
             <w:r>
               <w:t>切题自动清空画布:提交判定识别正确后自动切换下一个字时,画布自动清空(上一题墨迹不再残留),通过手写板组件 key={idx} 强制重挂载实现(与在下雨共同贡献);英了个语 v1.0.0 贡献人补充鼠鼠鼠了;错了个字日志版本历史改为正序(最早的版本在最前)</w:t>
             </w:r>
-          </w:p>
-        </w:tc>
-        <w:tc>
-          <w:tcPr>
-            <w:tcW w:type="dxa" w:w="1728"/>
-          </w:tcPr>
-          <w:p>
-            <w:r/>
           </w:p>
         </w:tc>
       </w:tr>

--- a/docs/platform_log.docx
+++ b/docs/platform_log.docx
@@ -3054,7 +3054,9 @@
             <w:tcW w:type="dxa" w:w="1728"/>
           </w:tcPr>
           <w:p>
-            <w:r/>
+            <w:r>
+              <w:t>切题自动清空画布:提交判定识别正确后自动切换下一个字时,画布自动清空(上一题墨迹不再残留),通过手写板组件 key={idx} 强制重挂载实现(与在下雨共同贡献);英了个语 v1.0.0 贡献人补充鼠鼠鼠了;错了个字日志版本历史改为正序(最早的版本在最前)</w:t>
+            </w:r>
           </w:p>
         </w:tc>
         <w:tc>
@@ -3112,9 +3114,107 @@
             <w:tcW w:type="dxa" w:w="1728"/>
           </w:tcPr>
           <w:p>
+            <w:r/>
+          </w:p>
+        </w:tc>
+      </w:tr>
+      <w:tr>
+        <w:tc>
+          <w:tcPr>
+            <w:tcW w:type="dxa" w:w="1728"/>
+          </w:tcPr>
+          <w:p>
             <w:r>
-              <w:t>切题自动清空画布:提交判定识别正确后自动切换下一个字时,画布自动清空(上一题墨迹不再残留),通过手写板组件 key={idx} 强制重挂载实现(与在下雨共同贡献);英了个语 v1.0.0 贡献人补充鼠鼠鼠了;错了个字日志版本历史改为正序(最早的版本在最前)</w:t>
+              <w:t>2026-08-20</w:t>
             </w:r>
+          </w:p>
+        </w:tc>
+        <w:tc>
+          <w:tcPr>
+            <w:tcW w:type="dxa" w:w="1728"/>
+          </w:tcPr>
+          <w:p>
+            <w:r>
+              <w:t>错了个字</w:t>
+            </w:r>
+          </w:p>
+        </w:tc>
+        <w:tc>
+          <w:tcPr>
+            <w:tcW w:type="dxa" w:w="1728"/>
+          </w:tcPr>
+          <w:p>
+            <w:r>
+              <w:t>v1.0.4</w:t>
+            </w:r>
+          </w:p>
+        </w:tc>
+        <w:tc>
+          <w:tcPr>
+            <w:tcW w:type="dxa" w:w="1728"/>
+          </w:tcPr>
+          <w:p>
+            <w:r>
+              <w:t>判定收紧(防残缺/潦草):minCover 0.45→0.55(只写部分不通过)+ 原始面积比上限 2.2(潦草涂鸦不通过);识别成功也显示字形重合度;局内顶栏昵称输入框 + 结算页「更换昵称,重新开始」</w:t>
+            </w:r>
+          </w:p>
+        </w:tc>
+        <w:tc>
+          <w:tcPr>
+            <w:tcW w:type="dxa" w:w="1728"/>
+          </w:tcPr>
+          <w:p>
+            <w:r/>
+          </w:p>
+        </w:tc>
+      </w:tr>
+      <w:tr>
+        <w:tc>
+          <w:tcPr>
+            <w:tcW w:type="dxa" w:w="1728"/>
+          </w:tcPr>
+          <w:p>
+            <w:r>
+              <w:t>2026-08-20</w:t>
+            </w:r>
+          </w:p>
+        </w:tc>
+        <w:tc>
+          <w:tcPr>
+            <w:tcW w:type="dxa" w:w="1728"/>
+          </w:tcPr>
+          <w:p>
+            <w:r>
+              <w:t>平台</w:t>
+            </w:r>
+          </w:p>
+        </w:tc>
+        <w:tc>
+          <w:tcPr>
+            <w:tcW w:type="dxa" w:w="1728"/>
+          </w:tcPr>
+          <w:p>
+            <w:r>
+              <w:t>v2.5.3</w:t>
+            </w:r>
+          </w:p>
+        </w:tc>
+        <w:tc>
+          <w:tcPr>
+            <w:tcW w:type="dxa" w:w="1728"/>
+          </w:tcPr>
+          <w:p>
+            <w:r>
+              <w:t>主页面新增三个「敬请期待」开发中占位框(6 格两行, 3 可玩 + 3 开发中)</w:t>
+            </w:r>
+          </w:p>
+        </w:tc>
+        <w:tc>
+          <w:tcPr>
+            <w:tcW w:type="dxa" w:w="1728"/>
+          </w:tcPr>
+          <w:p>
+            <w:r/>
           </w:p>
         </w:tc>
       </w:tr>

--- a/docs/platform_log.docx
+++ b/docs/platform_log.docx
@@ -3206,6 +3206,156 @@
           <w:p>
             <w:r>
               <w:t>主页面新增三个「敬请期待」开发中占位框(6 格两行, 3 可玩 + 3 开发中)</w:t>
+            </w:r>
+          </w:p>
+        </w:tc>
+        <w:tc>
+          <w:tcPr>
+            <w:tcW w:type="dxa" w:w="1728"/>
+          </w:tcPr>
+          <w:p>
+            <w:r/>
+          </w:p>
+        </w:tc>
+      </w:tr>
+      <w:tr>
+        <w:tc>
+          <w:tcPr>
+            <w:tcW w:type="dxa" w:w="1728"/>
+          </w:tcPr>
+          <w:p>
+            <w:r>
+              <w:t>2026-08-21</w:t>
+            </w:r>
+          </w:p>
+        </w:tc>
+        <w:tc>
+          <w:tcPr>
+            <w:tcW w:type="dxa" w:w="1728"/>
+          </w:tcPr>
+          <w:p>
+            <w:r>
+              <w:t>错了个字</w:t>
+            </w:r>
+          </w:p>
+        </w:tc>
+        <w:tc>
+          <w:tcPr>
+            <w:tcW w:type="dxa" w:w="1728"/>
+          </w:tcPr>
+          <w:p>
+            <w:r>
+              <w:t>v1.0.5</w:t>
+            </w:r>
+          </w:p>
+        </w:tc>
+        <w:tc>
+          <w:tcPr>
+            <w:tcW w:type="dxa" w:w="1728"/>
+          </w:tcPr>
+          <w:p>
+            <w:r>
+              <w:t>判定方案修正:移除面积比上限(误伤认真写粗笔画)+ minCover 0.55(残缺半字 cover≈0.5 仍拦)+ stray 改等比缩放位图计算(潦草涂鸦盖满画框被拦);局内改名二次确认(编辑→✓→确认弹窗→保存并重开本局, 三游戏统一共享 NameConfirmDialog)</w:t>
+            </w:r>
+          </w:p>
+        </w:tc>
+        <w:tc>
+          <w:tcPr>
+            <w:tcW w:type="dxa" w:w="1728"/>
+          </w:tcPr>
+          <w:p>
+            <w:r/>
+          </w:p>
+        </w:tc>
+      </w:tr>
+      <w:tr>
+        <w:tc>
+          <w:tcPr>
+            <w:tcW w:type="dxa" w:w="1728"/>
+          </w:tcPr>
+          <w:p>
+            <w:r>
+              <w:t>2026-08-21</w:t>
+            </w:r>
+          </w:p>
+        </w:tc>
+        <w:tc>
+          <w:tcPr>
+            <w:tcW w:type="dxa" w:w="1728"/>
+          </w:tcPr>
+          <w:p>
+            <w:r>
+              <w:t>化了个学</w:t>
+            </w:r>
+          </w:p>
+        </w:tc>
+        <w:tc>
+          <w:tcPr>
+            <w:tcW w:type="dxa" w:w="1728"/>
+          </w:tcPr>
+          <w:p>
+            <w:r>
+              <w:t>v2.3.9</w:t>
+            </w:r>
+          </w:p>
+        </w:tc>
+        <w:tc>
+          <w:tcPr>
+            <w:tcW w:type="dxa" w:w="1728"/>
+          </w:tcPr>
+          <w:p>
+            <w:r>
+              <w:t>局内改名二次确认 + 重开本局(与英了个语/错了个字统一, 共享 NameConfirmDialog 组件)</w:t>
+            </w:r>
+          </w:p>
+        </w:tc>
+        <w:tc>
+          <w:tcPr>
+            <w:tcW w:type="dxa" w:w="1728"/>
+          </w:tcPr>
+          <w:p>
+            <w:r/>
+          </w:p>
+        </w:tc>
+      </w:tr>
+      <w:tr>
+        <w:tc>
+          <w:tcPr>
+            <w:tcW w:type="dxa" w:w="1728"/>
+          </w:tcPr>
+          <w:p>
+            <w:r>
+              <w:t>2026-08-21</w:t>
+            </w:r>
+          </w:p>
+        </w:tc>
+        <w:tc>
+          <w:tcPr>
+            <w:tcW w:type="dxa" w:w="1728"/>
+          </w:tcPr>
+          <w:p>
+            <w:r>
+              <w:t>英了个语</w:t>
+            </w:r>
+          </w:p>
+        </w:tc>
+        <w:tc>
+          <w:tcPr>
+            <w:tcW w:type="dxa" w:w="1728"/>
+          </w:tcPr>
+          <w:p>
+            <w:r>
+              <w:t>v1.4.8</w:t>
+            </w:r>
+          </w:p>
+        </w:tc>
+        <w:tc>
+          <w:tcPr>
+            <w:tcW w:type="dxa" w:w="1728"/>
+          </w:tcPr>
+          <w:p>
+            <w:r>
+              <w:t>局内改名二次确认 + 重开本局(与化了个学/错了个字统一, 共享 NameConfirmDialog 组件)</w:t>
             </w:r>
           </w:p>
         </w:tc>

--- a/docs/platform_log.docx
+++ b/docs/platform_log.docx
@@ -3356,6 +3356,56 @@
           <w:p>
             <w:r>
               <w:t>局内改名二次确认 + 重开本局(与化了个学/错了个字统一, 共享 NameConfirmDialog 组件)</w:t>
+            </w:r>
+          </w:p>
+        </w:tc>
+        <w:tc>
+          <w:tcPr>
+            <w:tcW w:type="dxa" w:w="1728"/>
+          </w:tcPr>
+          <w:p>
+            <w:r/>
+          </w:p>
+        </w:tc>
+      </w:tr>
+      <w:tr>
+        <w:tc>
+          <w:tcPr>
+            <w:tcW w:type="dxa" w:w="1728"/>
+          </w:tcPr>
+          <w:p>
+            <w:r>
+              <w:t>2026-08-21</w:t>
+            </w:r>
+          </w:p>
+        </w:tc>
+        <w:tc>
+          <w:tcPr>
+            <w:tcW w:type="dxa" w:w="1728"/>
+          </w:tcPr>
+          <w:p>
+            <w:r>
+              <w:t>平台</w:t>
+            </w:r>
+          </w:p>
+        </w:tc>
+        <w:tc>
+          <w:tcPr>
+            <w:tcW w:type="dxa" w:w="1728"/>
+          </w:tcPr>
+          <w:p>
+            <w:r>
+              <w:t>v2.5.4</w:t>
+            </w:r>
+          </w:p>
+        </w:tc>
+        <w:tc>
+          <w:tcPr>
+            <w:tcW w:type="dxa" w:w="1728"/>
+          </w:tcPr>
+          <w:p>
+            <w:r>
+              <w:t>建议反馈功能上线:主界面新增「建议反馈」按钮(昵称+内容弹窗提交, 60s 限频/违禁词/500 字限制);后台管理新增「建议反馈」模块(列表/搜索/单条删除/清空, 操作审计);API /api/feedback + /admin/api/feedback, KV 键 feedback 上限 500 条;selftest 新增 13 项(100 项全过)</w:t>
             </w:r>
           </w:p>
         </w:tc>

--- a/docs/platform_log.docx
+++ b/docs/platform_log.docx
@@ -106,7 +106,7 @@
         <w:rPr>
           <w:b/>
         </w:rPr>
-        <w:t>v2.5.2</w:t>
+        <w:t>v2.5.4</w:t>
       </w:r>
       <w:r/>
     </w:p>
@@ -121,7 +121,7 @@
         <w:rPr>
           <w:b/>
         </w:rPr>
-        <w:t>v2.3.8</w:t>
+        <w:t>v2.3.9</w:t>
       </w:r>
       <w:r>
         <w:t xml:space="preserve"> / 英了个语 </w:t>
@@ -130,7 +130,7 @@
         <w:rPr>
           <w:b/>
         </w:rPr>
-        <w:t>v1.4.7</w:t>
+        <w:t>v1.4.8</w:t>
       </w:r>
       <w:r>
         <w:t xml:space="preserve"> / 错了个字 </w:t>
@@ -139,7 +139,7 @@
         <w:rPr>
           <w:b/>
         </w:rPr>
-        <w:t>v1.0.3</w:t>
+        <w:t>v1.0.5</w:t>
       </w:r>
       <w:r/>
     </w:p>

--- a/docs/platform_log.docx
+++ b/docs/platform_log.docx
@@ -106,7 +106,7 @@
         <w:rPr>
           <w:b/>
         </w:rPr>
-        <w:t>v2.5.4</w:t>
+        <w:t>v2.5.5</w:t>
       </w:r>
       <w:r/>
     </w:p>
@@ -130,7 +130,7 @@
         <w:rPr>
           <w:b/>
         </w:rPr>
-        <w:t>v1.4.8</w:t>
+        <w:t>v1.4.9</w:t>
       </w:r>
       <w:r>
         <w:t xml:space="preserve"> / 错了个字 </w:t>
@@ -158,16 +158,17 @@
         <w:tblLook w:firstColumn="1" w:firstRow="1" w:lastColumn="0" w:lastRow="0" w:noHBand="0" w:noVBand="1" w:val="04A0"/>
       </w:tblPr>
       <w:tblGrid>
-        <w:gridCol w:w="1728"/>
-        <w:gridCol w:w="1728"/>
-        <w:gridCol w:w="1728"/>
-        <w:gridCol w:w="1728"/>
-        <w:gridCol w:w="1728"/>
+        <w:gridCol w:w="1440"/>
+        <w:gridCol w:w="1440"/>
+        <w:gridCol w:w="1440"/>
+        <w:gridCol w:w="1440"/>
+        <w:gridCol w:w="1440"/>
+        <w:gridCol w:w="1440"/>
       </w:tblGrid>
       <w:tr>
         <w:tc>
           <w:tcPr>
-            <w:tcW w:type="dxa" w:w="1728"/>
+            <w:tcW w:type="dxa" w:w="1440"/>
           </w:tcPr>
           <w:p>
             <w:r>
@@ -177,7 +178,7 @@
         </w:tc>
         <w:tc>
           <w:tcPr>
-            <w:tcW w:type="dxa" w:w="1728"/>
+            <w:tcW w:type="dxa" w:w="1440"/>
           </w:tcPr>
           <w:p>
             <w:r>
@@ -187,7 +188,7 @@
         </w:tc>
         <w:tc>
           <w:tcPr>
-            <w:tcW w:type="dxa" w:w="1728"/>
+            <w:tcW w:type="dxa" w:w="1440"/>
           </w:tcPr>
           <w:p>
             <w:r>
@@ -197,7 +198,7 @@
         </w:tc>
         <w:tc>
           <w:tcPr>
-            <w:tcW w:type="dxa" w:w="1728"/>
+            <w:tcW w:type="dxa" w:w="1440"/>
           </w:tcPr>
           <w:p>
             <w:r>
@@ -207,7 +208,17 @@
         </w:tc>
         <w:tc>
           <w:tcPr>
-            <w:tcW w:type="dxa" w:w="1728"/>
+            <w:tcW w:type="dxa" w:w="1440"/>
+          </w:tcPr>
+          <w:p>
+            <w:r>
+              <w:t>贡献人</w:t>
+            </w:r>
+          </w:p>
+        </w:tc>
+        <w:tc>
+          <w:tcPr>
+            <w:tcW w:type="dxa" w:w="1440"/>
           </w:tcPr>
           <w:p>
             <w:r/>
@@ -217,7 +228,7 @@
       <w:tr>
         <w:tc>
           <w:tcPr>
-            <w:tcW w:type="dxa" w:w="1728"/>
+            <w:tcW w:type="dxa" w:w="1440"/>
           </w:tcPr>
           <w:p>
             <w:r>
@@ -227,7 +238,7 @@
         </w:tc>
         <w:tc>
           <w:tcPr>
-            <w:tcW w:type="dxa" w:w="1728"/>
+            <w:tcW w:type="dxa" w:w="1440"/>
           </w:tcPr>
           <w:p>
             <w:r>
@@ -237,7 +248,7 @@
         </w:tc>
         <w:tc>
           <w:tcPr>
-            <w:tcW w:type="dxa" w:w="1728"/>
+            <w:tcW w:type="dxa" w:w="1440"/>
           </w:tcPr>
           <w:p>
             <w:r>
@@ -247,7 +258,7 @@
         </w:tc>
         <w:tc>
           <w:tcPr>
-            <w:tcW w:type="dxa" w:w="1728"/>
+            <w:tcW w:type="dxa" w:w="1440"/>
           </w:tcPr>
           <w:p>
             <w:r>
@@ -257,7 +268,17 @@
         </w:tc>
         <w:tc>
           <w:tcPr>
-            <w:tcW w:type="dxa" w:w="1728"/>
+            <w:tcW w:type="dxa" w:w="1440"/>
+          </w:tcPr>
+          <w:p>
+            <w:r>
+              <w:t>ps</w:t>
+            </w:r>
+          </w:p>
+        </w:tc>
+        <w:tc>
+          <w:tcPr>
+            <w:tcW w:type="dxa" w:w="1440"/>
           </w:tcPr>
           <w:p>
             <w:r/>
@@ -267,7 +288,7 @@
       <w:tr>
         <w:tc>
           <w:tcPr>
-            <w:tcW w:type="dxa" w:w="1728"/>
+            <w:tcW w:type="dxa" w:w="1440"/>
           </w:tcPr>
           <w:p>
             <w:r>
@@ -277,7 +298,7 @@
         </w:tc>
         <w:tc>
           <w:tcPr>
-            <w:tcW w:type="dxa" w:w="1728"/>
+            <w:tcW w:type="dxa" w:w="1440"/>
           </w:tcPr>
           <w:p>
             <w:r>
@@ -287,7 +308,7 @@
         </w:tc>
         <w:tc>
           <w:tcPr>
-            <w:tcW w:type="dxa" w:w="1728"/>
+            <w:tcW w:type="dxa" w:w="1440"/>
           </w:tcPr>
           <w:p>
             <w:r>
@@ -297,7 +318,7 @@
         </w:tc>
         <w:tc>
           <w:tcPr>
-            <w:tcW w:type="dxa" w:w="1728"/>
+            <w:tcW w:type="dxa" w:w="1440"/>
           </w:tcPr>
           <w:p>
             <w:r>
@@ -307,7 +328,17 @@
         </w:tc>
         <w:tc>
           <w:tcPr>
-            <w:tcW w:type="dxa" w:w="1728"/>
+            <w:tcW w:type="dxa" w:w="1440"/>
+          </w:tcPr>
+          <w:p>
+            <w:r>
+              <w:t>ps</w:t>
+            </w:r>
+          </w:p>
+        </w:tc>
+        <w:tc>
+          <w:tcPr>
+            <w:tcW w:type="dxa" w:w="1440"/>
           </w:tcPr>
           <w:p>
             <w:r/>
@@ -317,7 +348,7 @@
       <w:tr>
         <w:tc>
           <w:tcPr>
-            <w:tcW w:type="dxa" w:w="1728"/>
+            <w:tcW w:type="dxa" w:w="1440"/>
           </w:tcPr>
           <w:p>
             <w:r>
@@ -327,7 +358,7 @@
         </w:tc>
         <w:tc>
           <w:tcPr>
-            <w:tcW w:type="dxa" w:w="1728"/>
+            <w:tcW w:type="dxa" w:w="1440"/>
           </w:tcPr>
           <w:p>
             <w:r>
@@ -337,7 +368,7 @@
         </w:tc>
         <w:tc>
           <w:tcPr>
-            <w:tcW w:type="dxa" w:w="1728"/>
+            <w:tcW w:type="dxa" w:w="1440"/>
           </w:tcPr>
           <w:p>
             <w:r>
@@ -347,7 +378,7 @@
         </w:tc>
         <w:tc>
           <w:tcPr>
-            <w:tcW w:type="dxa" w:w="1728"/>
+            <w:tcW w:type="dxa" w:w="1440"/>
           </w:tcPr>
           <w:p>
             <w:r>
@@ -357,7 +388,17 @@
         </w:tc>
         <w:tc>
           <w:tcPr>
-            <w:tcW w:type="dxa" w:w="1728"/>
+            <w:tcW w:type="dxa" w:w="1440"/>
+          </w:tcPr>
+          <w:p>
+            <w:r>
+              <w:t>ps</w:t>
+            </w:r>
+          </w:p>
+        </w:tc>
+        <w:tc>
+          <w:tcPr>
+            <w:tcW w:type="dxa" w:w="1440"/>
           </w:tcPr>
           <w:p>
             <w:r/>
@@ -367,7 +408,7 @@
       <w:tr>
         <w:tc>
           <w:tcPr>
-            <w:tcW w:type="dxa" w:w="1728"/>
+            <w:tcW w:type="dxa" w:w="1440"/>
           </w:tcPr>
           <w:p>
             <w:r>
@@ -377,7 +418,7 @@
         </w:tc>
         <w:tc>
           <w:tcPr>
-            <w:tcW w:type="dxa" w:w="1728"/>
+            <w:tcW w:type="dxa" w:w="1440"/>
           </w:tcPr>
           <w:p>
             <w:r>
@@ -387,7 +428,7 @@
         </w:tc>
         <w:tc>
           <w:tcPr>
-            <w:tcW w:type="dxa" w:w="1728"/>
+            <w:tcW w:type="dxa" w:w="1440"/>
           </w:tcPr>
           <w:p>
             <w:r>
@@ -397,7 +438,7 @@
         </w:tc>
         <w:tc>
           <w:tcPr>
-            <w:tcW w:type="dxa" w:w="1728"/>
+            <w:tcW w:type="dxa" w:w="1440"/>
           </w:tcPr>
           <w:p>
             <w:r>
@@ -407,7 +448,17 @@
         </w:tc>
         <w:tc>
           <w:tcPr>
-            <w:tcW w:type="dxa" w:w="1728"/>
+            <w:tcW w:type="dxa" w:w="1440"/>
+          </w:tcPr>
+          <w:p>
+            <w:r>
+              <w:t>ps</w:t>
+            </w:r>
+          </w:p>
+        </w:tc>
+        <w:tc>
+          <w:tcPr>
+            <w:tcW w:type="dxa" w:w="1440"/>
           </w:tcPr>
           <w:p>
             <w:r/>
@@ -417,7 +468,7 @@
       <w:tr>
         <w:tc>
           <w:tcPr>
-            <w:tcW w:type="dxa" w:w="1728"/>
+            <w:tcW w:type="dxa" w:w="1440"/>
           </w:tcPr>
           <w:p>
             <w:r>
@@ -427,7 +478,7 @@
         </w:tc>
         <w:tc>
           <w:tcPr>
-            <w:tcW w:type="dxa" w:w="1728"/>
+            <w:tcW w:type="dxa" w:w="1440"/>
           </w:tcPr>
           <w:p>
             <w:r>
@@ -437,7 +488,7 @@
         </w:tc>
         <w:tc>
           <w:tcPr>
-            <w:tcW w:type="dxa" w:w="1728"/>
+            <w:tcW w:type="dxa" w:w="1440"/>
           </w:tcPr>
           <w:p>
             <w:r>
@@ -447,7 +498,7 @@
         </w:tc>
         <w:tc>
           <w:tcPr>
-            <w:tcW w:type="dxa" w:w="1728"/>
+            <w:tcW w:type="dxa" w:w="1440"/>
           </w:tcPr>
           <w:p>
             <w:r>
@@ -457,7 +508,17 @@
         </w:tc>
         <w:tc>
           <w:tcPr>
-            <w:tcW w:type="dxa" w:w="1728"/>
+            <w:tcW w:type="dxa" w:w="1440"/>
+          </w:tcPr>
+          <w:p>
+            <w:r>
+              <w:t>在下雨</w:t>
+            </w:r>
+          </w:p>
+        </w:tc>
+        <w:tc>
+          <w:tcPr>
+            <w:tcW w:type="dxa" w:w="1440"/>
           </w:tcPr>
           <w:p>
             <w:r/>
@@ -467,7 +528,7 @@
       <w:tr>
         <w:tc>
           <w:tcPr>
-            <w:tcW w:type="dxa" w:w="1728"/>
+            <w:tcW w:type="dxa" w:w="1440"/>
           </w:tcPr>
           <w:p>
             <w:r>
@@ -477,7 +538,7 @@
         </w:tc>
         <w:tc>
           <w:tcPr>
-            <w:tcW w:type="dxa" w:w="1728"/>
+            <w:tcW w:type="dxa" w:w="1440"/>
           </w:tcPr>
           <w:p>
             <w:r>
@@ -487,7 +548,7 @@
         </w:tc>
         <w:tc>
           <w:tcPr>
-            <w:tcW w:type="dxa" w:w="1728"/>
+            <w:tcW w:type="dxa" w:w="1440"/>
           </w:tcPr>
           <w:p>
             <w:r>
@@ -497,7 +558,7 @@
         </w:tc>
         <w:tc>
           <w:tcPr>
-            <w:tcW w:type="dxa" w:w="1728"/>
+            <w:tcW w:type="dxa" w:w="1440"/>
           </w:tcPr>
           <w:p>
             <w:r>
@@ -507,7 +568,17 @@
         </w:tc>
         <w:tc>
           <w:tcPr>
-            <w:tcW w:type="dxa" w:w="1728"/>
+            <w:tcW w:type="dxa" w:w="1440"/>
+          </w:tcPr>
+          <w:p>
+            <w:r>
+              <w:t>ps、在下雨</w:t>
+            </w:r>
+          </w:p>
+        </w:tc>
+        <w:tc>
+          <w:tcPr>
+            <w:tcW w:type="dxa" w:w="1440"/>
           </w:tcPr>
           <w:p>
             <w:r/>
@@ -517,7 +588,7 @@
       <w:tr>
         <w:tc>
           <w:tcPr>
-            <w:tcW w:type="dxa" w:w="1728"/>
+            <w:tcW w:type="dxa" w:w="1440"/>
           </w:tcPr>
           <w:p>
             <w:r>
@@ -527,7 +598,7 @@
         </w:tc>
         <w:tc>
           <w:tcPr>
-            <w:tcW w:type="dxa" w:w="1728"/>
+            <w:tcW w:type="dxa" w:w="1440"/>
           </w:tcPr>
           <w:p>
             <w:r>
@@ -537,7 +608,7 @@
         </w:tc>
         <w:tc>
           <w:tcPr>
-            <w:tcW w:type="dxa" w:w="1728"/>
+            <w:tcW w:type="dxa" w:w="1440"/>
           </w:tcPr>
           <w:p>
             <w:r>
@@ -547,7 +618,7 @@
         </w:tc>
         <w:tc>
           <w:tcPr>
-            <w:tcW w:type="dxa" w:w="1728"/>
+            <w:tcW w:type="dxa" w:w="1440"/>
           </w:tcPr>
           <w:p>
             <w:r>
@@ -557,7 +628,17 @@
         </w:tc>
         <w:tc>
           <w:tcPr>
-            <w:tcW w:type="dxa" w:w="1728"/>
+            <w:tcW w:type="dxa" w:w="1440"/>
+          </w:tcPr>
+          <w:p>
+            <w:r>
+              <w:t>ps、在下雨</w:t>
+            </w:r>
+          </w:p>
+        </w:tc>
+        <w:tc>
+          <w:tcPr>
+            <w:tcW w:type="dxa" w:w="1440"/>
           </w:tcPr>
           <w:p>
             <w:r/>
@@ -567,7 +648,7 @@
       <w:tr>
         <w:tc>
           <w:tcPr>
-            <w:tcW w:type="dxa" w:w="1728"/>
+            <w:tcW w:type="dxa" w:w="1440"/>
           </w:tcPr>
           <w:p>
             <w:r>
@@ -577,7 +658,7 @@
         </w:tc>
         <w:tc>
           <w:tcPr>
-            <w:tcW w:type="dxa" w:w="1728"/>
+            <w:tcW w:type="dxa" w:w="1440"/>
           </w:tcPr>
           <w:p>
             <w:r>
@@ -587,7 +668,7 @@
         </w:tc>
         <w:tc>
           <w:tcPr>
-            <w:tcW w:type="dxa" w:w="1728"/>
+            <w:tcW w:type="dxa" w:w="1440"/>
           </w:tcPr>
           <w:p>
             <w:r>
@@ -597,7 +678,7 @@
         </w:tc>
         <w:tc>
           <w:tcPr>
-            <w:tcW w:type="dxa" w:w="1728"/>
+            <w:tcW w:type="dxa" w:w="1440"/>
           </w:tcPr>
           <w:p>
             <w:r>
@@ -607,7 +688,17 @@
         </w:tc>
         <w:tc>
           <w:tcPr>
-            <w:tcW w:type="dxa" w:w="1728"/>
+            <w:tcW w:type="dxa" w:w="1440"/>
+          </w:tcPr>
+          <w:p>
+            <w:r>
+              <w:t>ps、在下雨</w:t>
+            </w:r>
+          </w:p>
+        </w:tc>
+        <w:tc>
+          <w:tcPr>
+            <w:tcW w:type="dxa" w:w="1440"/>
           </w:tcPr>
           <w:p>
             <w:r/>
@@ -617,7 +708,7 @@
       <w:tr>
         <w:tc>
           <w:tcPr>
-            <w:tcW w:type="dxa" w:w="1728"/>
+            <w:tcW w:type="dxa" w:w="1440"/>
           </w:tcPr>
           <w:p>
             <w:r>
@@ -627,7 +718,7 @@
         </w:tc>
         <w:tc>
           <w:tcPr>
-            <w:tcW w:type="dxa" w:w="1728"/>
+            <w:tcW w:type="dxa" w:w="1440"/>
           </w:tcPr>
           <w:p>
             <w:r>
@@ -637,7 +728,7 @@
         </w:tc>
         <w:tc>
           <w:tcPr>
-            <w:tcW w:type="dxa" w:w="1728"/>
+            <w:tcW w:type="dxa" w:w="1440"/>
           </w:tcPr>
           <w:p>
             <w:r>
@@ -647,7 +738,7 @@
         </w:tc>
         <w:tc>
           <w:tcPr>
-            <w:tcW w:type="dxa" w:w="1728"/>
+            <w:tcW w:type="dxa" w:w="1440"/>
           </w:tcPr>
           <w:p>
             <w:r>
@@ -657,7 +748,17 @@
         </w:tc>
         <w:tc>
           <w:tcPr>
-            <w:tcW w:type="dxa" w:w="1728"/>
+            <w:tcW w:type="dxa" w:w="1440"/>
+          </w:tcPr>
+          <w:p>
+            <w:r>
+              <w:t>ps、在下雨</w:t>
+            </w:r>
+          </w:p>
+        </w:tc>
+        <w:tc>
+          <w:tcPr>
+            <w:tcW w:type="dxa" w:w="1440"/>
           </w:tcPr>
           <w:p>
             <w:r/>
@@ -667,7 +768,7 @@
       <w:tr>
         <w:tc>
           <w:tcPr>
-            <w:tcW w:type="dxa" w:w="1728"/>
+            <w:tcW w:type="dxa" w:w="1440"/>
           </w:tcPr>
           <w:p>
             <w:r>
@@ -677,7 +778,7 @@
         </w:tc>
         <w:tc>
           <w:tcPr>
-            <w:tcW w:type="dxa" w:w="1728"/>
+            <w:tcW w:type="dxa" w:w="1440"/>
           </w:tcPr>
           <w:p>
             <w:r>
@@ -687,7 +788,7 @@
         </w:tc>
         <w:tc>
           <w:tcPr>
-            <w:tcW w:type="dxa" w:w="1728"/>
+            <w:tcW w:type="dxa" w:w="1440"/>
           </w:tcPr>
           <w:p>
             <w:r>
@@ -697,7 +798,7 @@
         </w:tc>
         <w:tc>
           <w:tcPr>
-            <w:tcW w:type="dxa" w:w="1728"/>
+            <w:tcW w:type="dxa" w:w="1440"/>
           </w:tcPr>
           <w:p>
             <w:r>
@@ -707,7 +808,17 @@
         </w:tc>
         <w:tc>
           <w:tcPr>
-            <w:tcW w:type="dxa" w:w="1728"/>
+            <w:tcW w:type="dxa" w:w="1440"/>
+          </w:tcPr>
+          <w:p>
+            <w:r>
+              <w:t>ps、在下雨</w:t>
+            </w:r>
+          </w:p>
+        </w:tc>
+        <w:tc>
+          <w:tcPr>
+            <w:tcW w:type="dxa" w:w="1440"/>
           </w:tcPr>
           <w:p>
             <w:r/>
@@ -717,7 +828,7 @@
       <w:tr>
         <w:tc>
           <w:tcPr>
-            <w:tcW w:type="dxa" w:w="1728"/>
+            <w:tcW w:type="dxa" w:w="1440"/>
           </w:tcPr>
           <w:p>
             <w:r>
@@ -727,7 +838,7 @@
         </w:tc>
         <w:tc>
           <w:tcPr>
-            <w:tcW w:type="dxa" w:w="1728"/>
+            <w:tcW w:type="dxa" w:w="1440"/>
           </w:tcPr>
           <w:p>
             <w:r>
@@ -737,7 +848,7 @@
         </w:tc>
         <w:tc>
           <w:tcPr>
-            <w:tcW w:type="dxa" w:w="1728"/>
+            <w:tcW w:type="dxa" w:w="1440"/>
           </w:tcPr>
           <w:p>
             <w:r>
@@ -747,7 +858,7 @@
         </w:tc>
         <w:tc>
           <w:tcPr>
-            <w:tcW w:type="dxa" w:w="1728"/>
+            <w:tcW w:type="dxa" w:w="1440"/>
           </w:tcPr>
           <w:p>
             <w:r>
@@ -757,7 +868,17 @@
         </w:tc>
         <w:tc>
           <w:tcPr>
-            <w:tcW w:type="dxa" w:w="1728"/>
+            <w:tcW w:type="dxa" w:w="1440"/>
+          </w:tcPr>
+          <w:p>
+            <w:r>
+              <w:t>ps</w:t>
+            </w:r>
+          </w:p>
+        </w:tc>
+        <w:tc>
+          <w:tcPr>
+            <w:tcW w:type="dxa" w:w="1440"/>
           </w:tcPr>
           <w:p>
             <w:r/>
@@ -767,7 +888,7 @@
       <w:tr>
         <w:tc>
           <w:tcPr>
-            <w:tcW w:type="dxa" w:w="1728"/>
+            <w:tcW w:type="dxa" w:w="1440"/>
           </w:tcPr>
           <w:p>
             <w:r>
@@ -777,7 +898,7 @@
         </w:tc>
         <w:tc>
           <w:tcPr>
-            <w:tcW w:type="dxa" w:w="1728"/>
+            <w:tcW w:type="dxa" w:w="1440"/>
           </w:tcPr>
           <w:p>
             <w:r>
@@ -787,7 +908,7 @@
         </w:tc>
         <w:tc>
           <w:tcPr>
-            <w:tcW w:type="dxa" w:w="1728"/>
+            <w:tcW w:type="dxa" w:w="1440"/>
           </w:tcPr>
           <w:p>
             <w:r>
@@ -797,7 +918,7 @@
         </w:tc>
         <w:tc>
           <w:tcPr>
-            <w:tcW w:type="dxa" w:w="1728"/>
+            <w:tcW w:type="dxa" w:w="1440"/>
           </w:tcPr>
           <w:p>
             <w:r>
@@ -807,7 +928,17 @@
         </w:tc>
         <w:tc>
           <w:tcPr>
-            <w:tcW w:type="dxa" w:w="1728"/>
+            <w:tcW w:type="dxa" w:w="1440"/>
+          </w:tcPr>
+          <w:p>
+            <w:r>
+              <w:t>ps</w:t>
+            </w:r>
+          </w:p>
+        </w:tc>
+        <w:tc>
+          <w:tcPr>
+            <w:tcW w:type="dxa" w:w="1440"/>
           </w:tcPr>
           <w:p>
             <w:r/>
@@ -817,7 +948,7 @@
       <w:tr>
         <w:tc>
           <w:tcPr>
-            <w:tcW w:type="dxa" w:w="1728"/>
+            <w:tcW w:type="dxa" w:w="1440"/>
           </w:tcPr>
           <w:p>
             <w:r>
@@ -827,7 +958,7 @@
         </w:tc>
         <w:tc>
           <w:tcPr>
-            <w:tcW w:type="dxa" w:w="1728"/>
+            <w:tcW w:type="dxa" w:w="1440"/>
           </w:tcPr>
           <w:p>
             <w:r>
@@ -837,7 +968,7 @@
         </w:tc>
         <w:tc>
           <w:tcPr>
-            <w:tcW w:type="dxa" w:w="1728"/>
+            <w:tcW w:type="dxa" w:w="1440"/>
           </w:tcPr>
           <w:p>
             <w:r>
@@ -847,7 +978,7 @@
         </w:tc>
         <w:tc>
           <w:tcPr>
-            <w:tcW w:type="dxa" w:w="1728"/>
+            <w:tcW w:type="dxa" w:w="1440"/>
           </w:tcPr>
           <w:p>
             <w:r>
@@ -857,7 +988,17 @@
         </w:tc>
         <w:tc>
           <w:tcPr>
-            <w:tcW w:type="dxa" w:w="1728"/>
+            <w:tcW w:type="dxa" w:w="1440"/>
+          </w:tcPr>
+          <w:p>
+            <w:r>
+              <w:t>ps、Skjusty</w:t>
+            </w:r>
+          </w:p>
+        </w:tc>
+        <w:tc>
+          <w:tcPr>
+            <w:tcW w:type="dxa" w:w="1440"/>
           </w:tcPr>
           <w:p>
             <w:r/>
@@ -867,7 +1008,7 @@
       <w:tr>
         <w:tc>
           <w:tcPr>
-            <w:tcW w:type="dxa" w:w="1728"/>
+            <w:tcW w:type="dxa" w:w="1440"/>
           </w:tcPr>
           <w:p>
             <w:r>
@@ -877,7 +1018,7 @@
         </w:tc>
         <w:tc>
           <w:tcPr>
-            <w:tcW w:type="dxa" w:w="1728"/>
+            <w:tcW w:type="dxa" w:w="1440"/>
           </w:tcPr>
           <w:p>
             <w:r>
@@ -887,7 +1028,7 @@
         </w:tc>
         <w:tc>
           <w:tcPr>
-            <w:tcW w:type="dxa" w:w="1728"/>
+            <w:tcW w:type="dxa" w:w="1440"/>
           </w:tcPr>
           <w:p>
             <w:r>
@@ -897,7 +1038,7 @@
         </w:tc>
         <w:tc>
           <w:tcPr>
-            <w:tcW w:type="dxa" w:w="1728"/>
+            <w:tcW w:type="dxa" w:w="1440"/>
           </w:tcPr>
           <w:p>
             <w:r>
@@ -907,7 +1048,17 @@
         </w:tc>
         <w:tc>
           <w:tcPr>
-            <w:tcW w:type="dxa" w:w="1728"/>
+            <w:tcW w:type="dxa" w:w="1440"/>
+          </w:tcPr>
+          <w:p>
+            <w:r>
+              <w:t>ps、绝艺如君、安比</w:t>
+            </w:r>
+          </w:p>
+        </w:tc>
+        <w:tc>
+          <w:tcPr>
+            <w:tcW w:type="dxa" w:w="1440"/>
           </w:tcPr>
           <w:p>
             <w:r/>
@@ -917,7 +1068,7 @@
       <w:tr>
         <w:tc>
           <w:tcPr>
-            <w:tcW w:type="dxa" w:w="1728"/>
+            <w:tcW w:type="dxa" w:w="1440"/>
           </w:tcPr>
           <w:p>
             <w:r>
@@ -927,7 +1078,7 @@
         </w:tc>
         <w:tc>
           <w:tcPr>
-            <w:tcW w:type="dxa" w:w="1728"/>
+            <w:tcW w:type="dxa" w:w="1440"/>
           </w:tcPr>
           <w:p>
             <w:r>
@@ -937,7 +1088,7 @@
         </w:tc>
         <w:tc>
           <w:tcPr>
-            <w:tcW w:type="dxa" w:w="1728"/>
+            <w:tcW w:type="dxa" w:w="1440"/>
           </w:tcPr>
           <w:p>
             <w:r>
@@ -947,7 +1098,7 @@
         </w:tc>
         <w:tc>
           <w:tcPr>
-            <w:tcW w:type="dxa" w:w="1728"/>
+            <w:tcW w:type="dxa" w:w="1440"/>
           </w:tcPr>
           <w:p>
             <w:r>
@@ -957,7 +1108,17 @@
         </w:tc>
         <w:tc>
           <w:tcPr>
-            <w:tcW w:type="dxa" w:w="1728"/>
+            <w:tcW w:type="dxa" w:w="1440"/>
+          </w:tcPr>
+          <w:p>
+            <w:r>
+              <w:t>ps、安比</w:t>
+            </w:r>
+          </w:p>
+        </w:tc>
+        <w:tc>
+          <w:tcPr>
+            <w:tcW w:type="dxa" w:w="1440"/>
           </w:tcPr>
           <w:p>
             <w:r/>
@@ -967,7 +1128,7 @@
       <w:tr>
         <w:tc>
           <w:tcPr>
-            <w:tcW w:type="dxa" w:w="1728"/>
+            <w:tcW w:type="dxa" w:w="1440"/>
           </w:tcPr>
           <w:p>
             <w:r>
@@ -977,7 +1138,7 @@
         </w:tc>
         <w:tc>
           <w:tcPr>
-            <w:tcW w:type="dxa" w:w="1728"/>
+            <w:tcW w:type="dxa" w:w="1440"/>
           </w:tcPr>
           <w:p>
             <w:r>
@@ -987,7 +1148,7 @@
         </w:tc>
         <w:tc>
           <w:tcPr>
-            <w:tcW w:type="dxa" w:w="1728"/>
+            <w:tcW w:type="dxa" w:w="1440"/>
           </w:tcPr>
           <w:p>
             <w:r>
@@ -997,7 +1158,7 @@
         </w:tc>
         <w:tc>
           <w:tcPr>
-            <w:tcW w:type="dxa" w:w="1728"/>
+            <w:tcW w:type="dxa" w:w="1440"/>
           </w:tcPr>
           <w:p>
             <w:r>
@@ -1007,7 +1168,17 @@
         </w:tc>
         <w:tc>
           <w:tcPr>
-            <w:tcW w:type="dxa" w:w="1728"/>
+            <w:tcW w:type="dxa" w:w="1440"/>
+          </w:tcPr>
+          <w:p>
+            <w:r>
+              <w:t>ps、Skjusty、壹棵小玖菜</w:t>
+            </w:r>
+          </w:p>
+        </w:tc>
+        <w:tc>
+          <w:tcPr>
+            <w:tcW w:type="dxa" w:w="1440"/>
           </w:tcPr>
           <w:p>
             <w:r/>
@@ -1017,7 +1188,7 @@
       <w:tr>
         <w:tc>
           <w:tcPr>
-            <w:tcW w:type="dxa" w:w="1728"/>
+            <w:tcW w:type="dxa" w:w="1440"/>
           </w:tcPr>
           <w:p>
             <w:r>
@@ -1027,7 +1198,7 @@
         </w:tc>
         <w:tc>
           <w:tcPr>
-            <w:tcW w:type="dxa" w:w="1728"/>
+            <w:tcW w:type="dxa" w:w="1440"/>
           </w:tcPr>
           <w:p>
             <w:r>
@@ -1037,7 +1208,7 @@
         </w:tc>
         <w:tc>
           <w:tcPr>
-            <w:tcW w:type="dxa" w:w="1728"/>
+            <w:tcW w:type="dxa" w:w="1440"/>
           </w:tcPr>
           <w:p>
             <w:r>
@@ -1047,7 +1218,7 @@
         </w:tc>
         <w:tc>
           <w:tcPr>
-            <w:tcW w:type="dxa" w:w="1728"/>
+            <w:tcW w:type="dxa" w:w="1440"/>
           </w:tcPr>
           <w:p>
             <w:r>
@@ -1057,7 +1228,17 @@
         </w:tc>
         <w:tc>
           <w:tcPr>
-            <w:tcW w:type="dxa" w:w="1728"/>
+            <w:tcW w:type="dxa" w:w="1440"/>
+          </w:tcPr>
+          <w:p>
+            <w:r>
+              <w:t>ps、鹜秋、鼠鼠鼠了</w:t>
+            </w:r>
+          </w:p>
+        </w:tc>
+        <w:tc>
+          <w:tcPr>
+            <w:tcW w:type="dxa" w:w="1440"/>
           </w:tcPr>
           <w:p>
             <w:r/>
@@ -1067,7 +1248,7 @@
       <w:tr>
         <w:tc>
           <w:tcPr>
-            <w:tcW w:type="dxa" w:w="1728"/>
+            <w:tcW w:type="dxa" w:w="1440"/>
           </w:tcPr>
           <w:p>
             <w:r>
@@ -1077,7 +1258,7 @@
         </w:tc>
         <w:tc>
           <w:tcPr>
-            <w:tcW w:type="dxa" w:w="1728"/>
+            <w:tcW w:type="dxa" w:w="1440"/>
           </w:tcPr>
           <w:p>
             <w:r>
@@ -1087,7 +1268,7 @@
         </w:tc>
         <w:tc>
           <w:tcPr>
-            <w:tcW w:type="dxa" w:w="1728"/>
+            <w:tcW w:type="dxa" w:w="1440"/>
           </w:tcPr>
           <w:p>
             <w:r>
@@ -1097,7 +1278,7 @@
         </w:tc>
         <w:tc>
           <w:tcPr>
-            <w:tcW w:type="dxa" w:w="1728"/>
+            <w:tcW w:type="dxa" w:w="1440"/>
           </w:tcPr>
           <w:p>
             <w:r>
@@ -1107,7 +1288,17 @@
         </w:tc>
         <w:tc>
           <w:tcPr>
-            <w:tcW w:type="dxa" w:w="1728"/>
+            <w:tcW w:type="dxa" w:w="1440"/>
+          </w:tcPr>
+          <w:p>
+            <w:r>
+              <w:t>ps</w:t>
+            </w:r>
+          </w:p>
+        </w:tc>
+        <w:tc>
+          <w:tcPr>
+            <w:tcW w:type="dxa" w:w="1440"/>
           </w:tcPr>
           <w:p>
             <w:r/>
@@ -1117,7 +1308,7 @@
       <w:tr>
         <w:tc>
           <w:tcPr>
-            <w:tcW w:type="dxa" w:w="1728"/>
+            <w:tcW w:type="dxa" w:w="1440"/>
           </w:tcPr>
           <w:p>
             <w:r>
@@ -1127,7 +1318,7 @@
         </w:tc>
         <w:tc>
           <w:tcPr>
-            <w:tcW w:type="dxa" w:w="1728"/>
+            <w:tcW w:type="dxa" w:w="1440"/>
           </w:tcPr>
           <w:p>
             <w:r>
@@ -1137,7 +1328,7 @@
         </w:tc>
         <w:tc>
           <w:tcPr>
-            <w:tcW w:type="dxa" w:w="1728"/>
+            <w:tcW w:type="dxa" w:w="1440"/>
           </w:tcPr>
           <w:p>
             <w:r>
@@ -1147,7 +1338,7 @@
         </w:tc>
         <w:tc>
           <w:tcPr>
-            <w:tcW w:type="dxa" w:w="1728"/>
+            <w:tcW w:type="dxa" w:w="1440"/>
           </w:tcPr>
           <w:p>
             <w:r>
@@ -1157,7 +1348,17 @@
         </w:tc>
         <w:tc>
           <w:tcPr>
-            <w:tcW w:type="dxa" w:w="1728"/>
+            <w:tcW w:type="dxa" w:w="1440"/>
+          </w:tcPr>
+          <w:p>
+            <w:r>
+              <w:t>ps、鹜秋</w:t>
+            </w:r>
+          </w:p>
+        </w:tc>
+        <w:tc>
+          <w:tcPr>
+            <w:tcW w:type="dxa" w:w="1440"/>
           </w:tcPr>
           <w:p>
             <w:r/>
@@ -1167,7 +1368,7 @@
       <w:tr>
         <w:tc>
           <w:tcPr>
-            <w:tcW w:type="dxa" w:w="1728"/>
+            <w:tcW w:type="dxa" w:w="1440"/>
           </w:tcPr>
           <w:p>
             <w:r>
@@ -1177,7 +1378,7 @@
         </w:tc>
         <w:tc>
           <w:tcPr>
-            <w:tcW w:type="dxa" w:w="1728"/>
+            <w:tcW w:type="dxa" w:w="1440"/>
           </w:tcPr>
           <w:p>
             <w:r>
@@ -1187,7 +1388,7 @@
         </w:tc>
         <w:tc>
           <w:tcPr>
-            <w:tcW w:type="dxa" w:w="1728"/>
+            <w:tcW w:type="dxa" w:w="1440"/>
           </w:tcPr>
           <w:p>
             <w:r>
@@ -1197,7 +1398,7 @@
         </w:tc>
         <w:tc>
           <w:tcPr>
-            <w:tcW w:type="dxa" w:w="1728"/>
+            <w:tcW w:type="dxa" w:w="1440"/>
           </w:tcPr>
           <w:p>
             <w:r>
@@ -1207,7 +1408,17 @@
         </w:tc>
         <w:tc>
           <w:tcPr>
-            <w:tcW w:type="dxa" w:w="1728"/>
+            <w:tcW w:type="dxa" w:w="1440"/>
+          </w:tcPr>
+          <w:p>
+            <w:r>
+              <w:t>ps、鼠鼠鼠了</w:t>
+            </w:r>
+          </w:p>
+        </w:tc>
+        <w:tc>
+          <w:tcPr>
+            <w:tcW w:type="dxa" w:w="1440"/>
           </w:tcPr>
           <w:p>
             <w:r/>
@@ -1217,7 +1428,7 @@
       <w:tr>
         <w:tc>
           <w:tcPr>
-            <w:tcW w:type="dxa" w:w="1728"/>
+            <w:tcW w:type="dxa" w:w="1440"/>
           </w:tcPr>
           <w:p>
             <w:r>
@@ -1227,7 +1438,7 @@
         </w:tc>
         <w:tc>
           <w:tcPr>
-            <w:tcW w:type="dxa" w:w="1728"/>
+            <w:tcW w:type="dxa" w:w="1440"/>
           </w:tcPr>
           <w:p>
             <w:r>
@@ -1237,7 +1448,7 @@
         </w:tc>
         <w:tc>
           <w:tcPr>
-            <w:tcW w:type="dxa" w:w="1728"/>
+            <w:tcW w:type="dxa" w:w="1440"/>
           </w:tcPr>
           <w:p>
             <w:r>
@@ -1247,7 +1458,7 @@
         </w:tc>
         <w:tc>
           <w:tcPr>
-            <w:tcW w:type="dxa" w:w="1728"/>
+            <w:tcW w:type="dxa" w:w="1440"/>
           </w:tcPr>
           <w:p>
             <w:r>
@@ -1257,7 +1468,17 @@
         </w:tc>
         <w:tc>
           <w:tcPr>
-            <w:tcW w:type="dxa" w:w="1728"/>
+            <w:tcW w:type="dxa" w:w="1440"/>
+          </w:tcPr>
+          <w:p>
+            <w:r>
+              <w:t>ps</w:t>
+            </w:r>
+          </w:p>
+        </w:tc>
+        <w:tc>
+          <w:tcPr>
+            <w:tcW w:type="dxa" w:w="1440"/>
           </w:tcPr>
           <w:p>
             <w:r/>
@@ -1267,7 +1488,7 @@
       <w:tr>
         <w:tc>
           <w:tcPr>
-            <w:tcW w:type="dxa" w:w="1728"/>
+            <w:tcW w:type="dxa" w:w="1440"/>
           </w:tcPr>
           <w:p>
             <w:r>
@@ -1277,7 +1498,7 @@
         </w:tc>
         <w:tc>
           <w:tcPr>
-            <w:tcW w:type="dxa" w:w="1728"/>
+            <w:tcW w:type="dxa" w:w="1440"/>
           </w:tcPr>
           <w:p>
             <w:r>
@@ -1287,7 +1508,7 @@
         </w:tc>
         <w:tc>
           <w:tcPr>
-            <w:tcW w:type="dxa" w:w="1728"/>
+            <w:tcW w:type="dxa" w:w="1440"/>
           </w:tcPr>
           <w:p>
             <w:r>
@@ -1297,7 +1518,7 @@
         </w:tc>
         <w:tc>
           <w:tcPr>
-            <w:tcW w:type="dxa" w:w="1728"/>
+            <w:tcW w:type="dxa" w:w="1440"/>
           </w:tcPr>
           <w:p>
             <w:r>
@@ -1307,7 +1528,17 @@
         </w:tc>
         <w:tc>
           <w:tcPr>
-            <w:tcW w:type="dxa" w:w="1728"/>
+            <w:tcW w:type="dxa" w:w="1440"/>
+          </w:tcPr>
+          <w:p>
+            <w:r>
+              <w:t>ps</w:t>
+            </w:r>
+          </w:p>
+        </w:tc>
+        <w:tc>
+          <w:tcPr>
+            <w:tcW w:type="dxa" w:w="1440"/>
           </w:tcPr>
           <w:p>
             <w:r/>
@@ -1317,7 +1548,7 @@
       <w:tr>
         <w:tc>
           <w:tcPr>
-            <w:tcW w:type="dxa" w:w="1728"/>
+            <w:tcW w:type="dxa" w:w="1440"/>
           </w:tcPr>
           <w:p>
             <w:r>
@@ -1327,7 +1558,7 @@
         </w:tc>
         <w:tc>
           <w:tcPr>
-            <w:tcW w:type="dxa" w:w="1728"/>
+            <w:tcW w:type="dxa" w:w="1440"/>
           </w:tcPr>
           <w:p>
             <w:r>
@@ -1337,7 +1568,7 @@
         </w:tc>
         <w:tc>
           <w:tcPr>
-            <w:tcW w:type="dxa" w:w="1728"/>
+            <w:tcW w:type="dxa" w:w="1440"/>
           </w:tcPr>
           <w:p>
             <w:r>
@@ -1347,7 +1578,7 @@
         </w:tc>
         <w:tc>
           <w:tcPr>
-            <w:tcW w:type="dxa" w:w="1728"/>
+            <w:tcW w:type="dxa" w:w="1440"/>
           </w:tcPr>
           <w:p>
             <w:r>
@@ -1357,7 +1588,17 @@
         </w:tc>
         <w:tc>
           <w:tcPr>
-            <w:tcW w:type="dxa" w:w="1728"/>
+            <w:tcW w:type="dxa" w:w="1440"/>
+          </w:tcPr>
+          <w:p>
+            <w:r>
+              <w:t>ps</w:t>
+            </w:r>
+          </w:p>
+        </w:tc>
+        <w:tc>
+          <w:tcPr>
+            <w:tcW w:type="dxa" w:w="1440"/>
           </w:tcPr>
           <w:p>
             <w:r/>
@@ -1367,7 +1608,7 @@
       <w:tr>
         <w:tc>
           <w:tcPr>
-            <w:tcW w:type="dxa" w:w="1728"/>
+            <w:tcW w:type="dxa" w:w="1440"/>
           </w:tcPr>
           <w:p>
             <w:r>
@@ -1377,7 +1618,7 @@
         </w:tc>
         <w:tc>
           <w:tcPr>
-            <w:tcW w:type="dxa" w:w="1728"/>
+            <w:tcW w:type="dxa" w:w="1440"/>
           </w:tcPr>
           <w:p>
             <w:r>
@@ -1387,7 +1628,7 @@
         </w:tc>
         <w:tc>
           <w:tcPr>
-            <w:tcW w:type="dxa" w:w="1728"/>
+            <w:tcW w:type="dxa" w:w="1440"/>
           </w:tcPr>
           <w:p>
             <w:r>
@@ -1397,7 +1638,7 @@
         </w:tc>
         <w:tc>
           <w:tcPr>
-            <w:tcW w:type="dxa" w:w="1728"/>
+            <w:tcW w:type="dxa" w:w="1440"/>
           </w:tcPr>
           <w:p>
             <w:r>
@@ -1407,7 +1648,17 @@
         </w:tc>
         <w:tc>
           <w:tcPr>
-            <w:tcW w:type="dxa" w:w="1728"/>
+            <w:tcW w:type="dxa" w:w="1440"/>
+          </w:tcPr>
+          <w:p>
+            <w:r>
+              <w:t>ps</w:t>
+            </w:r>
+          </w:p>
+        </w:tc>
+        <w:tc>
+          <w:tcPr>
+            <w:tcW w:type="dxa" w:w="1440"/>
           </w:tcPr>
           <w:p>
             <w:r/>
@@ -1417,7 +1668,7 @@
       <w:tr>
         <w:tc>
           <w:tcPr>
-            <w:tcW w:type="dxa" w:w="1728"/>
+            <w:tcW w:type="dxa" w:w="1440"/>
           </w:tcPr>
           <w:p>
             <w:r>
@@ -1427,7 +1678,7 @@
         </w:tc>
         <w:tc>
           <w:tcPr>
-            <w:tcW w:type="dxa" w:w="1728"/>
+            <w:tcW w:type="dxa" w:w="1440"/>
           </w:tcPr>
           <w:p>
             <w:r>
@@ -1437,7 +1688,7 @@
         </w:tc>
         <w:tc>
           <w:tcPr>
-            <w:tcW w:type="dxa" w:w="1728"/>
+            <w:tcW w:type="dxa" w:w="1440"/>
           </w:tcPr>
           <w:p>
             <w:r>
@@ -1447,7 +1698,7 @@
         </w:tc>
         <w:tc>
           <w:tcPr>
-            <w:tcW w:type="dxa" w:w="1728"/>
+            <w:tcW w:type="dxa" w:w="1440"/>
           </w:tcPr>
           <w:p>
             <w:r>
@@ -1457,7 +1708,17 @@
         </w:tc>
         <w:tc>
           <w:tcPr>
-            <w:tcW w:type="dxa" w:w="1728"/>
+            <w:tcW w:type="dxa" w:w="1440"/>
+          </w:tcPr>
+          <w:p>
+            <w:r>
+              <w:t>ps</w:t>
+            </w:r>
+          </w:p>
+        </w:tc>
+        <w:tc>
+          <w:tcPr>
+            <w:tcW w:type="dxa" w:w="1440"/>
           </w:tcPr>
           <w:p>
             <w:r/>
@@ -1467,7 +1728,7 @@
       <w:tr>
         <w:tc>
           <w:tcPr>
-            <w:tcW w:type="dxa" w:w="1728"/>
+            <w:tcW w:type="dxa" w:w="1440"/>
           </w:tcPr>
           <w:p>
             <w:r>
@@ -1477,7 +1738,7 @@
         </w:tc>
         <w:tc>
           <w:tcPr>
-            <w:tcW w:type="dxa" w:w="1728"/>
+            <w:tcW w:type="dxa" w:w="1440"/>
           </w:tcPr>
           <w:p>
             <w:r>
@@ -1487,7 +1748,7 @@
         </w:tc>
         <w:tc>
           <w:tcPr>
-            <w:tcW w:type="dxa" w:w="1728"/>
+            <w:tcW w:type="dxa" w:w="1440"/>
           </w:tcPr>
           <w:p>
             <w:r>
@@ -1497,7 +1758,7 @@
         </w:tc>
         <w:tc>
           <w:tcPr>
-            <w:tcW w:type="dxa" w:w="1728"/>
+            <w:tcW w:type="dxa" w:w="1440"/>
           </w:tcPr>
           <w:p>
             <w:r>
@@ -1507,7 +1768,17 @@
         </w:tc>
         <w:tc>
           <w:tcPr>
-            <w:tcW w:type="dxa" w:w="1728"/>
+            <w:tcW w:type="dxa" w:w="1440"/>
+          </w:tcPr>
+          <w:p>
+            <w:r>
+              <w:t>ps</w:t>
+            </w:r>
+          </w:p>
+        </w:tc>
+        <w:tc>
+          <w:tcPr>
+            <w:tcW w:type="dxa" w:w="1440"/>
           </w:tcPr>
           <w:p>
             <w:r/>
@@ -1517,7 +1788,7 @@
       <w:tr>
         <w:tc>
           <w:tcPr>
-            <w:tcW w:type="dxa" w:w="1728"/>
+            <w:tcW w:type="dxa" w:w="1440"/>
           </w:tcPr>
           <w:p>
             <w:r>
@@ -1527,7 +1798,7 @@
         </w:tc>
         <w:tc>
           <w:tcPr>
-            <w:tcW w:type="dxa" w:w="1728"/>
+            <w:tcW w:type="dxa" w:w="1440"/>
           </w:tcPr>
           <w:p>
             <w:r>
@@ -1537,7 +1808,7 @@
         </w:tc>
         <w:tc>
           <w:tcPr>
-            <w:tcW w:type="dxa" w:w="1728"/>
+            <w:tcW w:type="dxa" w:w="1440"/>
           </w:tcPr>
           <w:p>
             <w:r>
@@ -1547,7 +1818,7 @@
         </w:tc>
         <w:tc>
           <w:tcPr>
-            <w:tcW w:type="dxa" w:w="1728"/>
+            <w:tcW w:type="dxa" w:w="1440"/>
           </w:tcPr>
           <w:p>
             <w:r>
@@ -1557,7 +1828,17 @@
         </w:tc>
         <w:tc>
           <w:tcPr>
-            <w:tcW w:type="dxa" w:w="1728"/>
+            <w:tcW w:type="dxa" w:w="1440"/>
+          </w:tcPr>
+          <w:p>
+            <w:r>
+              <w:t>ps</w:t>
+            </w:r>
+          </w:p>
+        </w:tc>
+        <w:tc>
+          <w:tcPr>
+            <w:tcW w:type="dxa" w:w="1440"/>
           </w:tcPr>
           <w:p>
             <w:r/>
@@ -1567,7 +1848,7 @@
       <w:tr>
         <w:tc>
           <w:tcPr>
-            <w:tcW w:type="dxa" w:w="1728"/>
+            <w:tcW w:type="dxa" w:w="1440"/>
           </w:tcPr>
           <w:p>
             <w:r>
@@ -1577,7 +1858,7 @@
         </w:tc>
         <w:tc>
           <w:tcPr>
-            <w:tcW w:type="dxa" w:w="1728"/>
+            <w:tcW w:type="dxa" w:w="1440"/>
           </w:tcPr>
           <w:p>
             <w:r>
@@ -1587,7 +1868,7 @@
         </w:tc>
         <w:tc>
           <w:tcPr>
-            <w:tcW w:type="dxa" w:w="1728"/>
+            <w:tcW w:type="dxa" w:w="1440"/>
           </w:tcPr>
           <w:p>
             <w:r>
@@ -1597,7 +1878,7 @@
         </w:tc>
         <w:tc>
           <w:tcPr>
-            <w:tcW w:type="dxa" w:w="1728"/>
+            <w:tcW w:type="dxa" w:w="1440"/>
           </w:tcPr>
           <w:p>
             <w:r>
@@ -1607,7 +1888,17 @@
         </w:tc>
         <w:tc>
           <w:tcPr>
-            <w:tcW w:type="dxa" w:w="1728"/>
+            <w:tcW w:type="dxa" w:w="1440"/>
+          </w:tcPr>
+          <w:p>
+            <w:r>
+              <w:t>ps</w:t>
+            </w:r>
+          </w:p>
+        </w:tc>
+        <w:tc>
+          <w:tcPr>
+            <w:tcW w:type="dxa" w:w="1440"/>
           </w:tcPr>
           <w:p>
             <w:r/>
@@ -1617,7 +1908,7 @@
       <w:tr>
         <w:tc>
           <w:tcPr>
-            <w:tcW w:type="dxa" w:w="1728"/>
+            <w:tcW w:type="dxa" w:w="1440"/>
           </w:tcPr>
           <w:p>
             <w:r>
@@ -1627,7 +1918,7 @@
         </w:tc>
         <w:tc>
           <w:tcPr>
-            <w:tcW w:type="dxa" w:w="1728"/>
+            <w:tcW w:type="dxa" w:w="1440"/>
           </w:tcPr>
           <w:p>
             <w:r>
@@ -1637,7 +1928,7 @@
         </w:tc>
         <w:tc>
           <w:tcPr>
-            <w:tcW w:type="dxa" w:w="1728"/>
+            <w:tcW w:type="dxa" w:w="1440"/>
           </w:tcPr>
           <w:p>
             <w:r>
@@ -1647,7 +1938,7 @@
         </w:tc>
         <w:tc>
           <w:tcPr>
-            <w:tcW w:type="dxa" w:w="1728"/>
+            <w:tcW w:type="dxa" w:w="1440"/>
           </w:tcPr>
           <w:p>
             <w:r>
@@ -1657,7 +1948,17 @@
         </w:tc>
         <w:tc>
           <w:tcPr>
-            <w:tcW w:type="dxa" w:w="1728"/>
+            <w:tcW w:type="dxa" w:w="1440"/>
+          </w:tcPr>
+          <w:p>
+            <w:r>
+              <w:t>ps</w:t>
+            </w:r>
+          </w:p>
+        </w:tc>
+        <w:tc>
+          <w:tcPr>
+            <w:tcW w:type="dxa" w:w="1440"/>
           </w:tcPr>
           <w:p>
             <w:r/>
@@ -1667,7 +1968,7 @@
       <w:tr>
         <w:tc>
           <w:tcPr>
-            <w:tcW w:type="dxa" w:w="1728"/>
+            <w:tcW w:type="dxa" w:w="1440"/>
           </w:tcPr>
           <w:p>
             <w:r>
@@ -1677,7 +1978,7 @@
         </w:tc>
         <w:tc>
           <w:tcPr>
-            <w:tcW w:type="dxa" w:w="1728"/>
+            <w:tcW w:type="dxa" w:w="1440"/>
           </w:tcPr>
           <w:p>
             <w:r>
@@ -1687,7 +1988,7 @@
         </w:tc>
         <w:tc>
           <w:tcPr>
-            <w:tcW w:type="dxa" w:w="1728"/>
+            <w:tcW w:type="dxa" w:w="1440"/>
           </w:tcPr>
           <w:p>
             <w:r>
@@ -1697,7 +1998,7 @@
         </w:tc>
         <w:tc>
           <w:tcPr>
-            <w:tcW w:type="dxa" w:w="1728"/>
+            <w:tcW w:type="dxa" w:w="1440"/>
           </w:tcPr>
           <w:p>
             <w:r>
@@ -1707,7 +2008,17 @@
         </w:tc>
         <w:tc>
           <w:tcPr>
-            <w:tcW w:type="dxa" w:w="1728"/>
+            <w:tcW w:type="dxa" w:w="1440"/>
+          </w:tcPr>
+          <w:p>
+            <w:r>
+              <w:t>ps</w:t>
+            </w:r>
+          </w:p>
+        </w:tc>
+        <w:tc>
+          <w:tcPr>
+            <w:tcW w:type="dxa" w:w="1440"/>
           </w:tcPr>
           <w:p>
             <w:r/>
@@ -1717,7 +2028,7 @@
       <w:tr>
         <w:tc>
           <w:tcPr>
-            <w:tcW w:type="dxa" w:w="1728"/>
+            <w:tcW w:type="dxa" w:w="1440"/>
           </w:tcPr>
           <w:p>
             <w:r>
@@ -1727,7 +2038,7 @@
         </w:tc>
         <w:tc>
           <w:tcPr>
-            <w:tcW w:type="dxa" w:w="1728"/>
+            <w:tcW w:type="dxa" w:w="1440"/>
           </w:tcPr>
           <w:p>
             <w:r>
@@ -1737,7 +2048,7 @@
         </w:tc>
         <w:tc>
           <w:tcPr>
-            <w:tcW w:type="dxa" w:w="1728"/>
+            <w:tcW w:type="dxa" w:w="1440"/>
           </w:tcPr>
           <w:p>
             <w:r>
@@ -1747,7 +2058,7 @@
         </w:tc>
         <w:tc>
           <w:tcPr>
-            <w:tcW w:type="dxa" w:w="1728"/>
+            <w:tcW w:type="dxa" w:w="1440"/>
           </w:tcPr>
           <w:p>
             <w:r>
@@ -1757,7 +2068,17 @@
         </w:tc>
         <w:tc>
           <w:tcPr>
-            <w:tcW w:type="dxa" w:w="1728"/>
+            <w:tcW w:type="dxa" w:w="1440"/>
+          </w:tcPr>
+          <w:p>
+            <w:r>
+              <w:t>ps</w:t>
+            </w:r>
+          </w:p>
+        </w:tc>
+        <w:tc>
+          <w:tcPr>
+            <w:tcW w:type="dxa" w:w="1440"/>
           </w:tcPr>
           <w:p>
             <w:r/>
@@ -1767,7 +2088,7 @@
       <w:tr>
         <w:tc>
           <w:tcPr>
-            <w:tcW w:type="dxa" w:w="1728"/>
+            <w:tcW w:type="dxa" w:w="1440"/>
           </w:tcPr>
           <w:p>
             <w:r>
@@ -1777,7 +2098,7 @@
         </w:tc>
         <w:tc>
           <w:tcPr>
-            <w:tcW w:type="dxa" w:w="1728"/>
+            <w:tcW w:type="dxa" w:w="1440"/>
           </w:tcPr>
           <w:p>
             <w:r>
@@ -1787,7 +2108,7 @@
         </w:tc>
         <w:tc>
           <w:tcPr>
-            <w:tcW w:type="dxa" w:w="1728"/>
+            <w:tcW w:type="dxa" w:w="1440"/>
           </w:tcPr>
           <w:p>
             <w:r>
@@ -1797,7 +2118,7 @@
         </w:tc>
         <w:tc>
           <w:tcPr>
-            <w:tcW w:type="dxa" w:w="1728"/>
+            <w:tcW w:type="dxa" w:w="1440"/>
           </w:tcPr>
           <w:p>
             <w:r>
@@ -1807,7 +2128,17 @@
         </w:tc>
         <w:tc>
           <w:tcPr>
-            <w:tcW w:type="dxa" w:w="1728"/>
+            <w:tcW w:type="dxa" w:w="1440"/>
+          </w:tcPr>
+          <w:p>
+            <w:r>
+              <w:t>ps</w:t>
+            </w:r>
+          </w:p>
+        </w:tc>
+        <w:tc>
+          <w:tcPr>
+            <w:tcW w:type="dxa" w:w="1440"/>
           </w:tcPr>
           <w:p>
             <w:r/>
@@ -1817,7 +2148,7 @@
       <w:tr>
         <w:tc>
           <w:tcPr>
-            <w:tcW w:type="dxa" w:w="1728"/>
+            <w:tcW w:type="dxa" w:w="1440"/>
           </w:tcPr>
           <w:p>
             <w:r>
@@ -1827,7 +2158,7 @@
         </w:tc>
         <w:tc>
           <w:tcPr>
-            <w:tcW w:type="dxa" w:w="1728"/>
+            <w:tcW w:type="dxa" w:w="1440"/>
           </w:tcPr>
           <w:p>
             <w:r>
@@ -1837,7 +2168,7 @@
         </w:tc>
         <w:tc>
           <w:tcPr>
-            <w:tcW w:type="dxa" w:w="1728"/>
+            <w:tcW w:type="dxa" w:w="1440"/>
           </w:tcPr>
           <w:p>
             <w:r>
@@ -1847,7 +2178,7 @@
         </w:tc>
         <w:tc>
           <w:tcPr>
-            <w:tcW w:type="dxa" w:w="1728"/>
+            <w:tcW w:type="dxa" w:w="1440"/>
           </w:tcPr>
           <w:p>
             <w:r>
@@ -1857,7 +2188,17 @@
         </w:tc>
         <w:tc>
           <w:tcPr>
-            <w:tcW w:type="dxa" w:w="1728"/>
+            <w:tcW w:type="dxa" w:w="1440"/>
+          </w:tcPr>
+          <w:p>
+            <w:r>
+              <w:t>ps、在下雨</w:t>
+            </w:r>
+          </w:p>
+        </w:tc>
+        <w:tc>
+          <w:tcPr>
+            <w:tcW w:type="dxa" w:w="1440"/>
           </w:tcPr>
           <w:p>
             <w:r/>
@@ -1867,7 +2208,7 @@
       <w:tr>
         <w:tc>
           <w:tcPr>
-            <w:tcW w:type="dxa" w:w="1728"/>
+            <w:tcW w:type="dxa" w:w="1440"/>
           </w:tcPr>
           <w:p>
             <w:r>
@@ -1877,7 +2218,7 @@
         </w:tc>
         <w:tc>
           <w:tcPr>
-            <w:tcW w:type="dxa" w:w="1728"/>
+            <w:tcW w:type="dxa" w:w="1440"/>
           </w:tcPr>
           <w:p>
             <w:r>
@@ -1887,7 +2228,7 @@
         </w:tc>
         <w:tc>
           <w:tcPr>
-            <w:tcW w:type="dxa" w:w="1728"/>
+            <w:tcW w:type="dxa" w:w="1440"/>
           </w:tcPr>
           <w:p>
             <w:r>
@@ -1897,7 +2238,7 @@
         </w:tc>
         <w:tc>
           <w:tcPr>
-            <w:tcW w:type="dxa" w:w="1728"/>
+            <w:tcW w:type="dxa" w:w="1440"/>
           </w:tcPr>
           <w:p>
             <w:r>
@@ -1907,7 +2248,17 @@
         </w:tc>
         <w:tc>
           <w:tcPr>
-            <w:tcW w:type="dxa" w:w="1728"/>
+            <w:tcW w:type="dxa" w:w="1440"/>
+          </w:tcPr>
+          <w:p>
+            <w:r>
+              <w:t>ps、在下雨</w:t>
+            </w:r>
+          </w:p>
+        </w:tc>
+        <w:tc>
+          <w:tcPr>
+            <w:tcW w:type="dxa" w:w="1440"/>
           </w:tcPr>
           <w:p>
             <w:r/>
@@ -1917,7 +2268,7 @@
       <w:tr>
         <w:tc>
           <w:tcPr>
-            <w:tcW w:type="dxa" w:w="1728"/>
+            <w:tcW w:type="dxa" w:w="1440"/>
           </w:tcPr>
           <w:p>
             <w:r>
@@ -1927,7 +2278,7 @@
         </w:tc>
         <w:tc>
           <w:tcPr>
-            <w:tcW w:type="dxa" w:w="1728"/>
+            <w:tcW w:type="dxa" w:w="1440"/>
           </w:tcPr>
           <w:p>
             <w:r>
@@ -1937,7 +2288,7 @@
         </w:tc>
         <w:tc>
           <w:tcPr>
-            <w:tcW w:type="dxa" w:w="1728"/>
+            <w:tcW w:type="dxa" w:w="1440"/>
           </w:tcPr>
           <w:p>
             <w:r>
@@ -1947,7 +2298,7 @@
         </w:tc>
         <w:tc>
           <w:tcPr>
-            <w:tcW w:type="dxa" w:w="1728"/>
+            <w:tcW w:type="dxa" w:w="1440"/>
           </w:tcPr>
           <w:p>
             <w:r>
@@ -1957,7 +2308,17 @@
         </w:tc>
         <w:tc>
           <w:tcPr>
-            <w:tcW w:type="dxa" w:w="1728"/>
+            <w:tcW w:type="dxa" w:w="1440"/>
+          </w:tcPr>
+          <w:p>
+            <w:r>
+              <w:t>ps、在下雨</w:t>
+            </w:r>
+          </w:p>
+        </w:tc>
+        <w:tc>
+          <w:tcPr>
+            <w:tcW w:type="dxa" w:w="1440"/>
           </w:tcPr>
           <w:p>
             <w:r/>
@@ -1967,7 +2328,7 @@
       <w:tr>
         <w:tc>
           <w:tcPr>
-            <w:tcW w:type="dxa" w:w="1728"/>
+            <w:tcW w:type="dxa" w:w="1440"/>
           </w:tcPr>
           <w:p>
             <w:r>
@@ -1977,7 +2338,7 @@
         </w:tc>
         <w:tc>
           <w:tcPr>
-            <w:tcW w:type="dxa" w:w="1728"/>
+            <w:tcW w:type="dxa" w:w="1440"/>
           </w:tcPr>
           <w:p>
             <w:r>
@@ -1987,7 +2348,7 @@
         </w:tc>
         <w:tc>
           <w:tcPr>
-            <w:tcW w:type="dxa" w:w="1728"/>
+            <w:tcW w:type="dxa" w:w="1440"/>
           </w:tcPr>
           <w:p>
             <w:r>
@@ -1997,7 +2358,7 @@
         </w:tc>
         <w:tc>
           <w:tcPr>
-            <w:tcW w:type="dxa" w:w="1728"/>
+            <w:tcW w:type="dxa" w:w="1440"/>
           </w:tcPr>
           <w:p>
             <w:r>
@@ -2007,11 +2368,21 @@
         </w:tc>
         <w:tc>
           <w:tcPr>
-            <w:tcW w:type="dxa" w:w="1728"/>
+            <w:tcW w:type="dxa" w:w="1440"/>
           </w:tcPr>
           <w:p>
             <w:r>
               <w:t>:每行每列拼成完整单词(word square,暂不做宫),高考词汇题库(4/5 字母各 500+ 词 + 困难难词表 344 词);三难度——简单 4×4(基础词/挖40%/首行提示)、标准 5×5(进阶词/挖55%/首行提示)、困难 5×5(难词/挖70%/无提示);6 字母的 6×6 word square 经实测在高考词库下生成率为 0(数学约束),故困难以词难度+提示收紧体现;桌面物理键盘+移动端屏幕字母条双输入,电脑端/手机端通用;独立排行榜 API(/ws/api/rank,KV ws: 前缀,防刷规则与化了个学一致);大厅第二张卡启用</w:t>
+            </w:r>
+          </w:p>
+        </w:tc>
+        <w:tc>
+          <w:tcPr>
+            <w:tcW w:type="dxa" w:w="1440"/>
+          </w:tcPr>
+          <w:p>
+            <w:r>
+              <w:t>ps、在下雨</w:t>
             </w:r>
           </w:p>
         </w:tc>
@@ -2019,7 +2390,7 @@
       <w:tr>
         <w:tc>
           <w:tcPr>
-            <w:tcW w:type="dxa" w:w="1728"/>
+            <w:tcW w:type="dxa" w:w="1440"/>
           </w:tcPr>
           <w:p>
             <w:r>
@@ -2029,7 +2400,7 @@
         </w:tc>
         <w:tc>
           <w:tcPr>
-            <w:tcW w:type="dxa" w:w="1728"/>
+            <w:tcW w:type="dxa" w:w="1440"/>
           </w:tcPr>
           <w:p>
             <w:r>
@@ -2039,7 +2410,7 @@
         </w:tc>
         <w:tc>
           <w:tcPr>
-            <w:tcW w:type="dxa" w:w="1728"/>
+            <w:tcW w:type="dxa" w:w="1440"/>
           </w:tcPr>
           <w:p>
             <w:r>
@@ -2049,7 +2420,7 @@
         </w:tc>
         <w:tc>
           <w:tcPr>
-            <w:tcW w:type="dxa" w:w="1728"/>
+            <w:tcW w:type="dxa" w:w="1440"/>
           </w:tcPr>
           <w:p>
             <w:r>
@@ -2059,7 +2430,17 @@
         </w:tc>
         <w:tc>
           <w:tcPr>
-            <w:tcW w:type="dxa" w:w="1728"/>
+            <w:tcW w:type="dxa" w:w="1440"/>
+          </w:tcPr>
+          <w:p>
+            <w:r>
+              <w:t>ps</w:t>
+            </w:r>
+          </w:p>
+        </w:tc>
+        <w:tc>
+          <w:tcPr>
+            <w:tcW w:type="dxa" w:w="1440"/>
           </w:tcPr>
           <w:p>
             <w:r/>
@@ -2069,7 +2450,7 @@
       <w:tr>
         <w:tc>
           <w:tcPr>
-            <w:tcW w:type="dxa" w:w="1728"/>
+            <w:tcW w:type="dxa" w:w="1440"/>
           </w:tcPr>
           <w:p>
             <w:r>
@@ -2079,7 +2460,7 @@
         </w:tc>
         <w:tc>
           <w:tcPr>
-            <w:tcW w:type="dxa" w:w="1728"/>
+            <w:tcW w:type="dxa" w:w="1440"/>
           </w:tcPr>
           <w:p>
             <w:r>
@@ -2089,7 +2470,7 @@
         </w:tc>
         <w:tc>
           <w:tcPr>
-            <w:tcW w:type="dxa" w:w="1728"/>
+            <w:tcW w:type="dxa" w:w="1440"/>
           </w:tcPr>
           <w:p>
             <w:r>
@@ -2099,7 +2480,7 @@
         </w:tc>
         <w:tc>
           <w:tcPr>
-            <w:tcW w:type="dxa" w:w="1728"/>
+            <w:tcW w:type="dxa" w:w="1440"/>
           </w:tcPr>
           <w:p>
             <w:r>
@@ -2109,7 +2490,17 @@
         </w:tc>
         <w:tc>
           <w:tcPr>
-            <w:tcW w:type="dxa" w:w="1728"/>
+            <w:tcW w:type="dxa" w:w="1440"/>
+          </w:tcPr>
+          <w:p>
+            <w:r>
+              <w:t>ps</w:t>
+            </w:r>
+          </w:p>
+        </w:tc>
+        <w:tc>
+          <w:tcPr>
+            <w:tcW w:type="dxa" w:w="1440"/>
           </w:tcPr>
           <w:p>
             <w:r/>
@@ -2119,7 +2510,7 @@
       <w:tr>
         <w:tc>
           <w:tcPr>
-            <w:tcW w:type="dxa" w:w="1728"/>
+            <w:tcW w:type="dxa" w:w="1440"/>
           </w:tcPr>
           <w:p>
             <w:r>
@@ -2129,7 +2520,7 @@
         </w:tc>
         <w:tc>
           <w:tcPr>
-            <w:tcW w:type="dxa" w:w="1728"/>
+            <w:tcW w:type="dxa" w:w="1440"/>
           </w:tcPr>
           <w:p>
             <w:r>
@@ -2139,7 +2530,7 @@
         </w:tc>
         <w:tc>
           <w:tcPr>
-            <w:tcW w:type="dxa" w:w="1728"/>
+            <w:tcW w:type="dxa" w:w="1440"/>
           </w:tcPr>
           <w:p>
             <w:r>
@@ -2149,7 +2540,7 @@
         </w:tc>
         <w:tc>
           <w:tcPr>
-            <w:tcW w:type="dxa" w:w="1728"/>
+            <w:tcW w:type="dxa" w:w="1440"/>
           </w:tcPr>
           <w:p>
             <w:r>
@@ -2159,7 +2550,17 @@
         </w:tc>
         <w:tc>
           <w:tcPr>
-            <w:tcW w:type="dxa" w:w="1728"/>
+            <w:tcW w:type="dxa" w:w="1440"/>
+          </w:tcPr>
+          <w:p>
+            <w:r>
+              <w:t>ps</w:t>
+            </w:r>
+          </w:p>
+        </w:tc>
+        <w:tc>
+          <w:tcPr>
+            <w:tcW w:type="dxa" w:w="1440"/>
           </w:tcPr>
           <w:p>
             <w:r/>
@@ -2169,7 +2570,7 @@
       <w:tr>
         <w:tc>
           <w:tcPr>
-            <w:tcW w:type="dxa" w:w="1728"/>
+            <w:tcW w:type="dxa" w:w="1440"/>
           </w:tcPr>
           <w:p>
             <w:r>
@@ -2179,7 +2580,7 @@
         </w:tc>
         <w:tc>
           <w:tcPr>
-            <w:tcW w:type="dxa" w:w="1728"/>
+            <w:tcW w:type="dxa" w:w="1440"/>
           </w:tcPr>
           <w:p>
             <w:r>
@@ -2189,7 +2590,7 @@
         </w:tc>
         <w:tc>
           <w:tcPr>
-            <w:tcW w:type="dxa" w:w="1728"/>
+            <w:tcW w:type="dxa" w:w="1440"/>
           </w:tcPr>
           <w:p>
             <w:r>
@@ -2199,7 +2600,7 @@
         </w:tc>
         <w:tc>
           <w:tcPr>
-            <w:tcW w:type="dxa" w:w="1728"/>
+            <w:tcW w:type="dxa" w:w="1440"/>
           </w:tcPr>
           <w:p>
             <w:r>
@@ -2209,7 +2610,17 @@
         </w:tc>
         <w:tc>
           <w:tcPr>
-            <w:tcW w:type="dxa" w:w="1728"/>
+            <w:tcW w:type="dxa" w:w="1440"/>
+          </w:tcPr>
+          <w:p>
+            <w:r>
+              <w:t>ps</w:t>
+            </w:r>
+          </w:p>
+        </w:tc>
+        <w:tc>
+          <w:tcPr>
+            <w:tcW w:type="dxa" w:w="1440"/>
           </w:tcPr>
           <w:p>
             <w:r/>
@@ -2219,7 +2630,7 @@
       <w:tr>
         <w:tc>
           <w:tcPr>
-            <w:tcW w:type="dxa" w:w="1728"/>
+            <w:tcW w:type="dxa" w:w="1440"/>
           </w:tcPr>
           <w:p>
             <w:r>
@@ -2229,7 +2640,7 @@
         </w:tc>
         <w:tc>
           <w:tcPr>
-            <w:tcW w:type="dxa" w:w="1728"/>
+            <w:tcW w:type="dxa" w:w="1440"/>
           </w:tcPr>
           <w:p>
             <w:r>
@@ -2239,7 +2650,7 @@
         </w:tc>
         <w:tc>
           <w:tcPr>
-            <w:tcW w:type="dxa" w:w="1728"/>
+            <w:tcW w:type="dxa" w:w="1440"/>
           </w:tcPr>
           <w:p>
             <w:r>
@@ -2249,7 +2660,7 @@
         </w:tc>
         <w:tc>
           <w:tcPr>
-            <w:tcW w:type="dxa" w:w="1728"/>
+            <w:tcW w:type="dxa" w:w="1440"/>
           </w:tcPr>
           <w:p>
             <w:r>
@@ -2259,7 +2670,17 @@
         </w:tc>
         <w:tc>
           <w:tcPr>
-            <w:tcW w:type="dxa" w:w="1728"/>
+            <w:tcW w:type="dxa" w:w="1440"/>
+          </w:tcPr>
+          <w:p>
+            <w:r>
+              <w:t>ps</w:t>
+            </w:r>
+          </w:p>
+        </w:tc>
+        <w:tc>
+          <w:tcPr>
+            <w:tcW w:type="dxa" w:w="1440"/>
           </w:tcPr>
           <w:p>
             <w:r/>
@@ -2269,7 +2690,7 @@
       <w:tr>
         <w:tc>
           <w:tcPr>
-            <w:tcW w:type="dxa" w:w="1728"/>
+            <w:tcW w:type="dxa" w:w="1440"/>
           </w:tcPr>
           <w:p>
             <w:r>
@@ -2279,7 +2700,7 @@
         </w:tc>
         <w:tc>
           <w:tcPr>
-            <w:tcW w:type="dxa" w:w="1728"/>
+            <w:tcW w:type="dxa" w:w="1440"/>
           </w:tcPr>
           <w:p>
             <w:r>
@@ -2289,7 +2710,7 @@
         </w:tc>
         <w:tc>
           <w:tcPr>
-            <w:tcW w:type="dxa" w:w="1728"/>
+            <w:tcW w:type="dxa" w:w="1440"/>
           </w:tcPr>
           <w:p>
             <w:r>
@@ -2299,7 +2720,7 @@
         </w:tc>
         <w:tc>
           <w:tcPr>
-            <w:tcW w:type="dxa" w:w="1728"/>
+            <w:tcW w:type="dxa" w:w="1440"/>
           </w:tcPr>
           <w:p>
             <w:r>
@@ -2309,7 +2730,17 @@
         </w:tc>
         <w:tc>
           <w:tcPr>
-            <w:tcW w:type="dxa" w:w="1728"/>
+            <w:tcW w:type="dxa" w:w="1440"/>
+          </w:tcPr>
+          <w:p>
+            <w:r>
+              <w:t>ps</w:t>
+            </w:r>
+          </w:p>
+        </w:tc>
+        <w:tc>
+          <w:tcPr>
+            <w:tcW w:type="dxa" w:w="1440"/>
           </w:tcPr>
           <w:p>
             <w:r/>
@@ -2319,7 +2750,7 @@
       <w:tr>
         <w:tc>
           <w:tcPr>
-            <w:tcW w:type="dxa" w:w="1728"/>
+            <w:tcW w:type="dxa" w:w="1440"/>
           </w:tcPr>
           <w:p>
             <w:r>
@@ -2329,7 +2760,7 @@
         </w:tc>
         <w:tc>
           <w:tcPr>
-            <w:tcW w:type="dxa" w:w="1728"/>
+            <w:tcW w:type="dxa" w:w="1440"/>
           </w:tcPr>
           <w:p>
             <w:r>
@@ -2339,7 +2770,7 @@
         </w:tc>
         <w:tc>
           <w:tcPr>
-            <w:tcW w:type="dxa" w:w="1728"/>
+            <w:tcW w:type="dxa" w:w="1440"/>
           </w:tcPr>
           <w:p>
             <w:r>
@@ -2349,7 +2780,7 @@
         </w:tc>
         <w:tc>
           <w:tcPr>
-            <w:tcW w:type="dxa" w:w="1728"/>
+            <w:tcW w:type="dxa" w:w="1440"/>
           </w:tcPr>
           <w:p>
             <w:r>
@@ -2359,7 +2790,17 @@
         </w:tc>
         <w:tc>
           <w:tcPr>
-            <w:tcW w:type="dxa" w:w="1728"/>
+            <w:tcW w:type="dxa" w:w="1440"/>
+          </w:tcPr>
+          <w:p>
+            <w:r>
+              <w:t>ps</w:t>
+            </w:r>
+          </w:p>
+        </w:tc>
+        <w:tc>
+          <w:tcPr>
+            <w:tcW w:type="dxa" w:w="1440"/>
           </w:tcPr>
           <w:p>
             <w:r/>
@@ -2369,7 +2810,7 @@
       <w:tr>
         <w:tc>
           <w:tcPr>
-            <w:tcW w:type="dxa" w:w="1728"/>
+            <w:tcW w:type="dxa" w:w="1440"/>
           </w:tcPr>
           <w:p>
             <w:r>
@@ -2379,7 +2820,7 @@
         </w:tc>
         <w:tc>
           <w:tcPr>
-            <w:tcW w:type="dxa" w:w="1728"/>
+            <w:tcW w:type="dxa" w:w="1440"/>
           </w:tcPr>
           <w:p>
             <w:r>
@@ -2389,7 +2830,7 @@
         </w:tc>
         <w:tc>
           <w:tcPr>
-            <w:tcW w:type="dxa" w:w="1728"/>
+            <w:tcW w:type="dxa" w:w="1440"/>
           </w:tcPr>
           <w:p>
             <w:r>
@@ -2399,7 +2840,7 @@
         </w:tc>
         <w:tc>
           <w:tcPr>
-            <w:tcW w:type="dxa" w:w="1728"/>
+            <w:tcW w:type="dxa" w:w="1440"/>
           </w:tcPr>
           <w:p>
             <w:r>
@@ -2409,7 +2850,17 @@
         </w:tc>
         <w:tc>
           <w:tcPr>
-            <w:tcW w:type="dxa" w:w="1728"/>
+            <w:tcW w:type="dxa" w:w="1440"/>
+          </w:tcPr>
+          <w:p>
+            <w:r>
+              <w:t>ps</w:t>
+            </w:r>
+          </w:p>
+        </w:tc>
+        <w:tc>
+          <w:tcPr>
+            <w:tcW w:type="dxa" w:w="1440"/>
           </w:tcPr>
           <w:p>
             <w:r/>
@@ -2419,7 +2870,7 @@
       <w:tr>
         <w:tc>
           <w:tcPr>
-            <w:tcW w:type="dxa" w:w="1728"/>
+            <w:tcW w:type="dxa" w:w="1440"/>
           </w:tcPr>
           <w:p>
             <w:r>
@@ -2429,7 +2880,7 @@
         </w:tc>
         <w:tc>
           <w:tcPr>
-            <w:tcW w:type="dxa" w:w="1728"/>
+            <w:tcW w:type="dxa" w:w="1440"/>
           </w:tcPr>
           <w:p>
             <w:r>
@@ -2439,7 +2890,7 @@
         </w:tc>
         <w:tc>
           <w:tcPr>
-            <w:tcW w:type="dxa" w:w="1728"/>
+            <w:tcW w:type="dxa" w:w="1440"/>
           </w:tcPr>
           <w:p>
             <w:r>
@@ -2449,7 +2900,7 @@
         </w:tc>
         <w:tc>
           <w:tcPr>
-            <w:tcW w:type="dxa" w:w="1728"/>
+            <w:tcW w:type="dxa" w:w="1440"/>
           </w:tcPr>
           <w:p>
             <w:r>
@@ -2459,7 +2910,17 @@
         </w:tc>
         <w:tc>
           <w:tcPr>
-            <w:tcW w:type="dxa" w:w="1728"/>
+            <w:tcW w:type="dxa" w:w="1440"/>
+          </w:tcPr>
+          <w:p>
+            <w:r>
+              <w:t>ps</w:t>
+            </w:r>
+          </w:p>
+        </w:tc>
+        <w:tc>
+          <w:tcPr>
+            <w:tcW w:type="dxa" w:w="1440"/>
           </w:tcPr>
           <w:p>
             <w:r/>
@@ -2469,7 +2930,7 @@
       <w:tr>
         <w:tc>
           <w:tcPr>
-            <w:tcW w:type="dxa" w:w="1728"/>
+            <w:tcW w:type="dxa" w:w="1440"/>
           </w:tcPr>
           <w:p>
             <w:r>
@@ -2479,7 +2940,7 @@
         </w:tc>
         <w:tc>
           <w:tcPr>
-            <w:tcW w:type="dxa" w:w="1728"/>
+            <w:tcW w:type="dxa" w:w="1440"/>
           </w:tcPr>
           <w:p>
             <w:r>
@@ -2489,7 +2950,7 @@
         </w:tc>
         <w:tc>
           <w:tcPr>
-            <w:tcW w:type="dxa" w:w="1728"/>
+            <w:tcW w:type="dxa" w:w="1440"/>
           </w:tcPr>
           <w:p>
             <w:r>
@@ -2499,7 +2960,7 @@
         </w:tc>
         <w:tc>
           <w:tcPr>
-            <w:tcW w:type="dxa" w:w="1728"/>
+            <w:tcW w:type="dxa" w:w="1440"/>
           </w:tcPr>
           <w:p>
             <w:r>
@@ -2509,7 +2970,17 @@
         </w:tc>
         <w:tc>
           <w:tcPr>
-            <w:tcW w:type="dxa" w:w="1728"/>
+            <w:tcW w:type="dxa" w:w="1440"/>
+          </w:tcPr>
+          <w:p>
+            <w:r>
+              <w:t>ps</w:t>
+            </w:r>
+          </w:p>
+        </w:tc>
+        <w:tc>
+          <w:tcPr>
+            <w:tcW w:type="dxa" w:w="1440"/>
           </w:tcPr>
           <w:p>
             <w:r/>
@@ -2519,7 +2990,7 @@
       <w:tr>
         <w:tc>
           <w:tcPr>
-            <w:tcW w:type="dxa" w:w="1728"/>
+            <w:tcW w:type="dxa" w:w="1440"/>
           </w:tcPr>
           <w:p>
             <w:r>
@@ -2529,7 +3000,7 @@
         </w:tc>
         <w:tc>
           <w:tcPr>
-            <w:tcW w:type="dxa" w:w="1728"/>
+            <w:tcW w:type="dxa" w:w="1440"/>
           </w:tcPr>
           <w:p>
             <w:r>
@@ -2539,7 +3010,7 @@
         </w:tc>
         <w:tc>
           <w:tcPr>
-            <w:tcW w:type="dxa" w:w="1728"/>
+            <w:tcW w:type="dxa" w:w="1440"/>
           </w:tcPr>
           <w:p>
             <w:r>
@@ -2549,7 +3020,7 @@
         </w:tc>
         <w:tc>
           <w:tcPr>
-            <w:tcW w:type="dxa" w:w="1728"/>
+            <w:tcW w:type="dxa" w:w="1440"/>
           </w:tcPr>
           <w:p>
             <w:r>
@@ -2559,7 +3030,17 @@
         </w:tc>
         <w:tc>
           <w:tcPr>
-            <w:tcW w:type="dxa" w:w="1728"/>
+            <w:tcW w:type="dxa" w:w="1440"/>
+          </w:tcPr>
+          <w:p>
+            <w:r>
+              <w:t>ps</w:t>
+            </w:r>
+          </w:p>
+        </w:tc>
+        <w:tc>
+          <w:tcPr>
+            <w:tcW w:type="dxa" w:w="1440"/>
           </w:tcPr>
           <w:p>
             <w:r/>
@@ -2569,7 +3050,7 @@
       <w:tr>
         <w:tc>
           <w:tcPr>
-            <w:tcW w:type="dxa" w:w="1728"/>
+            <w:tcW w:type="dxa" w:w="1440"/>
           </w:tcPr>
           <w:p>
             <w:r>
@@ -2579,7 +3060,7 @@
         </w:tc>
         <w:tc>
           <w:tcPr>
-            <w:tcW w:type="dxa" w:w="1728"/>
+            <w:tcW w:type="dxa" w:w="1440"/>
           </w:tcPr>
           <w:p>
             <w:r>
@@ -2589,7 +3070,7 @@
         </w:tc>
         <w:tc>
           <w:tcPr>
-            <w:tcW w:type="dxa" w:w="1728"/>
+            <w:tcW w:type="dxa" w:w="1440"/>
           </w:tcPr>
           <w:p>
             <w:r>
@@ -2599,7 +3080,7 @@
         </w:tc>
         <w:tc>
           <w:tcPr>
-            <w:tcW w:type="dxa" w:w="1728"/>
+            <w:tcW w:type="dxa" w:w="1440"/>
           </w:tcPr>
           <w:p>
             <w:r>
@@ -2609,11 +3090,21 @@
         </w:tc>
         <w:tc>
           <w:tcPr>
-            <w:tcW w:type="dxa" w:w="1728"/>
+            <w:tcW w:type="dxa" w:w="1440"/>
           </w:tcPr>
           <w:p>
             <w:r>
               <w:t>hlgx` 直达对应游戏榜单(英了个语结算页「查看排行榜」不再默认停在化了个学)</w:t>
+            </w:r>
+          </w:p>
+        </w:tc>
+        <w:tc>
+          <w:tcPr>
+            <w:tcW w:type="dxa" w:w="1440"/>
+          </w:tcPr>
+          <w:p>
+            <w:r>
+              <w:t>ps</w:t>
             </w:r>
           </w:p>
         </w:tc>
@@ -2621,7 +3112,7 @@
       <w:tr>
         <w:tc>
           <w:tcPr>
-            <w:tcW w:type="dxa" w:w="1728"/>
+            <w:tcW w:type="dxa" w:w="1440"/>
           </w:tcPr>
           <w:p>
             <w:r>
@@ -2631,7 +3122,7 @@
         </w:tc>
         <w:tc>
           <w:tcPr>
-            <w:tcW w:type="dxa" w:w="1728"/>
+            <w:tcW w:type="dxa" w:w="1440"/>
           </w:tcPr>
           <w:p>
             <w:r>
@@ -2641,7 +3132,7 @@
         </w:tc>
         <w:tc>
           <w:tcPr>
-            <w:tcW w:type="dxa" w:w="1728"/>
+            <w:tcW w:type="dxa" w:w="1440"/>
           </w:tcPr>
           <w:p>
             <w:r>
@@ -2651,7 +3142,7 @@
         </w:tc>
         <w:tc>
           <w:tcPr>
-            <w:tcW w:type="dxa" w:w="1728"/>
+            <w:tcW w:type="dxa" w:w="1440"/>
           </w:tcPr>
           <w:p>
             <w:r>
@@ -2661,7 +3152,17 @@
         </w:tc>
         <w:tc>
           <w:tcPr>
-            <w:tcW w:type="dxa" w:w="1728"/>
+            <w:tcW w:type="dxa" w:w="1440"/>
+          </w:tcPr>
+          <w:p>
+            <w:r>
+              <w:t>ps</w:t>
+            </w:r>
+          </w:p>
+        </w:tc>
+        <w:tc>
+          <w:tcPr>
+            <w:tcW w:type="dxa" w:w="1440"/>
           </w:tcPr>
           <w:p>
             <w:r/>
@@ -2671,7 +3172,7 @@
       <w:tr>
         <w:tc>
           <w:tcPr>
-            <w:tcW w:type="dxa" w:w="1728"/>
+            <w:tcW w:type="dxa" w:w="1440"/>
           </w:tcPr>
           <w:p>
             <w:r>
@@ -2681,7 +3182,7 @@
         </w:tc>
         <w:tc>
           <w:tcPr>
-            <w:tcW w:type="dxa" w:w="1728"/>
+            <w:tcW w:type="dxa" w:w="1440"/>
           </w:tcPr>
           <w:p>
             <w:r>
@@ -2691,7 +3192,7 @@
         </w:tc>
         <w:tc>
           <w:tcPr>
-            <w:tcW w:type="dxa" w:w="1728"/>
+            <w:tcW w:type="dxa" w:w="1440"/>
           </w:tcPr>
           <w:p>
             <w:r>
@@ -2701,7 +3202,7 @@
         </w:tc>
         <w:tc>
           <w:tcPr>
-            <w:tcW w:type="dxa" w:w="1728"/>
+            <w:tcW w:type="dxa" w:w="1440"/>
           </w:tcPr>
           <w:p>
             <w:r>
@@ -2711,7 +3212,17 @@
         </w:tc>
         <w:tc>
           <w:tcPr>
-            <w:tcW w:type="dxa" w:w="1728"/>
+            <w:tcW w:type="dxa" w:w="1440"/>
+          </w:tcPr>
+          <w:p>
+            <w:r>
+              <w:t>ps</w:t>
+            </w:r>
+          </w:p>
+        </w:tc>
+        <w:tc>
+          <w:tcPr>
+            <w:tcW w:type="dxa" w:w="1440"/>
           </w:tcPr>
           <w:p>
             <w:r/>
@@ -2721,7 +3232,7 @@
       <w:tr>
         <w:tc>
           <w:tcPr>
-            <w:tcW w:type="dxa" w:w="1728"/>
+            <w:tcW w:type="dxa" w:w="1440"/>
           </w:tcPr>
           <w:p>
             <w:r>
@@ -2731,7 +3242,7 @@
         </w:tc>
         <w:tc>
           <w:tcPr>
-            <w:tcW w:type="dxa" w:w="1728"/>
+            <w:tcW w:type="dxa" w:w="1440"/>
           </w:tcPr>
           <w:p>
             <w:r>
@@ -2741,7 +3252,7 @@
         </w:tc>
         <w:tc>
           <w:tcPr>
-            <w:tcW w:type="dxa" w:w="1728"/>
+            <w:tcW w:type="dxa" w:w="1440"/>
           </w:tcPr>
           <w:p>
             <w:r>
@@ -2751,7 +3262,7 @@
         </w:tc>
         <w:tc>
           <w:tcPr>
-            <w:tcW w:type="dxa" w:w="1728"/>
+            <w:tcW w:type="dxa" w:w="1440"/>
           </w:tcPr>
           <w:p>
             <w:r>
@@ -2761,7 +3272,17 @@
         </w:tc>
         <w:tc>
           <w:tcPr>
-            <w:tcW w:type="dxa" w:w="1728"/>
+            <w:tcW w:type="dxa" w:w="1440"/>
+          </w:tcPr>
+          <w:p>
+            <w:r>
+              <w:t>ps</w:t>
+            </w:r>
+          </w:p>
+        </w:tc>
+        <w:tc>
+          <w:tcPr>
+            <w:tcW w:type="dxa" w:w="1440"/>
           </w:tcPr>
           <w:p>
             <w:r/>
@@ -2771,7 +3292,7 @@
       <w:tr>
         <w:tc>
           <w:tcPr>
-            <w:tcW w:type="dxa" w:w="1728"/>
+            <w:tcW w:type="dxa" w:w="1440"/>
           </w:tcPr>
           <w:p>
             <w:r>
@@ -2781,7 +3302,7 @@
         </w:tc>
         <w:tc>
           <w:tcPr>
-            <w:tcW w:type="dxa" w:w="1728"/>
+            <w:tcW w:type="dxa" w:w="1440"/>
           </w:tcPr>
           <w:p>
             <w:r>
@@ -2791,7 +3312,7 @@
         </w:tc>
         <w:tc>
           <w:tcPr>
-            <w:tcW w:type="dxa" w:w="1728"/>
+            <w:tcW w:type="dxa" w:w="1440"/>
           </w:tcPr>
           <w:p>
             <w:r>
@@ -2801,7 +3322,7 @@
         </w:tc>
         <w:tc>
           <w:tcPr>
-            <w:tcW w:type="dxa" w:w="1728"/>
+            <w:tcW w:type="dxa" w:w="1440"/>
           </w:tcPr>
           <w:p>
             <w:r>
@@ -2811,7 +3332,17 @@
         </w:tc>
         <w:tc>
           <w:tcPr>
-            <w:tcW w:type="dxa" w:w="1728"/>
+            <w:tcW w:type="dxa" w:w="1440"/>
+          </w:tcPr>
+          <w:p>
+            <w:r>
+              <w:t>ps</w:t>
+            </w:r>
+          </w:p>
+        </w:tc>
+        <w:tc>
+          <w:tcPr>
+            <w:tcW w:type="dxa" w:w="1440"/>
           </w:tcPr>
           <w:p>
             <w:r/>
@@ -2821,7 +3352,7 @@
       <w:tr>
         <w:tc>
           <w:tcPr>
-            <w:tcW w:type="dxa" w:w="1728"/>
+            <w:tcW w:type="dxa" w:w="1440"/>
           </w:tcPr>
           <w:p>
             <w:r>
@@ -2831,7 +3362,7 @@
         </w:tc>
         <w:tc>
           <w:tcPr>
-            <w:tcW w:type="dxa" w:w="1728"/>
+            <w:tcW w:type="dxa" w:w="1440"/>
           </w:tcPr>
           <w:p>
             <w:r>
@@ -2841,7 +3372,7 @@
         </w:tc>
         <w:tc>
           <w:tcPr>
-            <w:tcW w:type="dxa" w:w="1728"/>
+            <w:tcW w:type="dxa" w:w="1440"/>
           </w:tcPr>
           <w:p>
             <w:r>
@@ -2851,7 +3382,7 @@
         </w:tc>
         <w:tc>
           <w:tcPr>
-            <w:tcW w:type="dxa" w:w="1728"/>
+            <w:tcW w:type="dxa" w:w="1440"/>
           </w:tcPr>
           <w:p>
             <w:r>
@@ -2861,7 +3392,17 @@
         </w:tc>
         <w:tc>
           <w:tcPr>
-            <w:tcW w:type="dxa" w:w="1728"/>
+            <w:tcW w:type="dxa" w:w="1440"/>
+          </w:tcPr>
+          <w:p>
+            <w:r>
+              <w:t>ps</w:t>
+            </w:r>
+          </w:p>
+        </w:tc>
+        <w:tc>
+          <w:tcPr>
+            <w:tcW w:type="dxa" w:w="1440"/>
           </w:tcPr>
           <w:p>
             <w:r/>
@@ -2871,7 +3412,7 @@
       <w:tr>
         <w:tc>
           <w:tcPr>
-            <w:tcW w:type="dxa" w:w="1728"/>
+            <w:tcW w:type="dxa" w:w="1440"/>
           </w:tcPr>
           <w:p>
             <w:r>
@@ -2881,7 +3422,7 @@
         </w:tc>
         <w:tc>
           <w:tcPr>
-            <w:tcW w:type="dxa" w:w="1728"/>
+            <w:tcW w:type="dxa" w:w="1440"/>
           </w:tcPr>
           <w:p>
             <w:r>
@@ -2891,7 +3432,7 @@
         </w:tc>
         <w:tc>
           <w:tcPr>
-            <w:tcW w:type="dxa" w:w="1728"/>
+            <w:tcW w:type="dxa" w:w="1440"/>
           </w:tcPr>
           <w:p>
             <w:r>
@@ -2901,7 +3442,7 @@
         </w:tc>
         <w:tc>
           <w:tcPr>
-            <w:tcW w:type="dxa" w:w="1728"/>
+            <w:tcW w:type="dxa" w:w="1440"/>
           </w:tcPr>
           <w:p>
             <w:r>
@@ -2911,7 +3452,17 @@
         </w:tc>
         <w:tc>
           <w:tcPr>
-            <w:tcW w:type="dxa" w:w="1728"/>
+            <w:tcW w:type="dxa" w:w="1440"/>
+          </w:tcPr>
+          <w:p>
+            <w:r>
+              <w:t>ps</w:t>
+            </w:r>
+          </w:p>
+        </w:tc>
+        <w:tc>
+          <w:tcPr>
+            <w:tcW w:type="dxa" w:w="1440"/>
           </w:tcPr>
           <w:p>
             <w:r/>
@@ -2921,7 +3472,7 @@
       <w:tr>
         <w:tc>
           <w:tcPr>
-            <w:tcW w:type="dxa" w:w="1728"/>
+            <w:tcW w:type="dxa" w:w="1440"/>
           </w:tcPr>
           <w:p>
             <w:r>
@@ -2931,7 +3482,7 @@
         </w:tc>
         <w:tc>
           <w:tcPr>
-            <w:tcW w:type="dxa" w:w="1728"/>
+            <w:tcW w:type="dxa" w:w="1440"/>
           </w:tcPr>
           <w:p>
             <w:r>
@@ -2941,7 +3492,7 @@
         </w:tc>
         <w:tc>
           <w:tcPr>
-            <w:tcW w:type="dxa" w:w="1728"/>
+            <w:tcW w:type="dxa" w:w="1440"/>
           </w:tcPr>
           <w:p>
             <w:r>
@@ -2951,7 +3502,7 @@
         </w:tc>
         <w:tc>
           <w:tcPr>
-            <w:tcW w:type="dxa" w:w="1728"/>
+            <w:tcW w:type="dxa" w:w="1440"/>
           </w:tcPr>
           <w:p>
             <w:r>
@@ -2961,7 +3512,17 @@
         </w:tc>
         <w:tc>
           <w:tcPr>
-            <w:tcW w:type="dxa" w:w="1728"/>
+            <w:tcW w:type="dxa" w:w="1440"/>
+          </w:tcPr>
+          <w:p>
+            <w:r>
+              <w:t>ps</w:t>
+            </w:r>
+          </w:p>
+        </w:tc>
+        <w:tc>
+          <w:tcPr>
+            <w:tcW w:type="dxa" w:w="1440"/>
           </w:tcPr>
           <w:p>
             <w:r/>
@@ -2971,7 +3532,7 @@
       <w:tr>
         <w:tc>
           <w:tcPr>
-            <w:tcW w:type="dxa" w:w="1728"/>
+            <w:tcW w:type="dxa" w:w="1440"/>
           </w:tcPr>
           <w:p>
             <w:r>
@@ -2981,7 +3542,7 @@
         </w:tc>
         <w:tc>
           <w:tcPr>
-            <w:tcW w:type="dxa" w:w="1728"/>
+            <w:tcW w:type="dxa" w:w="1440"/>
           </w:tcPr>
           <w:p>
             <w:r>
@@ -2991,7 +3552,7 @@
         </w:tc>
         <w:tc>
           <w:tcPr>
-            <w:tcW w:type="dxa" w:w="1728"/>
+            <w:tcW w:type="dxa" w:w="1440"/>
           </w:tcPr>
           <w:p>
             <w:r>
@@ -3001,7 +3562,7 @@
         </w:tc>
         <w:tc>
           <w:tcPr>
-            <w:tcW w:type="dxa" w:w="1728"/>
+            <w:tcW w:type="dxa" w:w="1440"/>
           </w:tcPr>
           <w:p>
             <w:r>
@@ -3011,7 +3572,17 @@
         </w:tc>
         <w:tc>
           <w:tcPr>
-            <w:tcW w:type="dxa" w:w="1728"/>
+            <w:tcW w:type="dxa" w:w="1440"/>
+          </w:tcPr>
+          <w:p>
+            <w:r>
+              <w:t>ps</w:t>
+            </w:r>
+          </w:p>
+        </w:tc>
+        <w:tc>
+          <w:tcPr>
+            <w:tcW w:type="dxa" w:w="1440"/>
           </w:tcPr>
           <w:p>
             <w:r/>
@@ -3021,7 +3592,7 @@
       <w:tr>
         <w:tc>
           <w:tcPr>
-            <w:tcW w:type="dxa" w:w="1728"/>
+            <w:tcW w:type="dxa" w:w="1440"/>
           </w:tcPr>
           <w:p>
             <w:r>
@@ -3031,7 +3602,7 @@
         </w:tc>
         <w:tc>
           <w:tcPr>
-            <w:tcW w:type="dxa" w:w="1728"/>
+            <w:tcW w:type="dxa" w:w="1440"/>
           </w:tcPr>
           <w:p>
             <w:r>
@@ -3041,7 +3612,7 @@
         </w:tc>
         <w:tc>
           <w:tcPr>
-            <w:tcW w:type="dxa" w:w="1728"/>
+            <w:tcW w:type="dxa" w:w="1440"/>
           </w:tcPr>
           <w:p>
             <w:r>
@@ -3051,7 +3622,7 @@
         </w:tc>
         <w:tc>
           <w:tcPr>
-            <w:tcW w:type="dxa" w:w="1728"/>
+            <w:tcW w:type="dxa" w:w="1440"/>
           </w:tcPr>
           <w:p>
             <w:r>
@@ -3061,7 +3632,17 @@
         </w:tc>
         <w:tc>
           <w:tcPr>
-            <w:tcW w:type="dxa" w:w="1728"/>
+            <w:tcW w:type="dxa" w:w="1440"/>
+          </w:tcPr>
+          <w:p>
+            <w:r>
+              <w:t>ps</w:t>
+            </w:r>
+          </w:p>
+        </w:tc>
+        <w:tc>
+          <w:tcPr>
+            <w:tcW w:type="dxa" w:w="1440"/>
           </w:tcPr>
           <w:p>
             <w:r/>
@@ -3071,7 +3652,7 @@
       <w:tr>
         <w:tc>
           <w:tcPr>
-            <w:tcW w:type="dxa" w:w="1728"/>
+            <w:tcW w:type="dxa" w:w="1440"/>
           </w:tcPr>
           <w:p>
             <w:r>
@@ -3081,7 +3662,7 @@
         </w:tc>
         <w:tc>
           <w:tcPr>
-            <w:tcW w:type="dxa" w:w="1728"/>
+            <w:tcW w:type="dxa" w:w="1440"/>
           </w:tcPr>
           <w:p>
             <w:r>
@@ -3091,7 +3672,7 @@
         </w:tc>
         <w:tc>
           <w:tcPr>
-            <w:tcW w:type="dxa" w:w="1728"/>
+            <w:tcW w:type="dxa" w:w="1440"/>
           </w:tcPr>
           <w:p>
             <w:r>
@@ -3101,7 +3682,7 @@
         </w:tc>
         <w:tc>
           <w:tcPr>
-            <w:tcW w:type="dxa" w:w="1728"/>
+            <w:tcW w:type="dxa" w:w="1440"/>
           </w:tcPr>
           <w:p>
             <w:r>
@@ -3111,7 +3692,17 @@
         </w:tc>
         <w:tc>
           <w:tcPr>
-            <w:tcW w:type="dxa" w:w="1728"/>
+            <w:tcW w:type="dxa" w:w="1440"/>
+          </w:tcPr>
+          <w:p>
+            <w:r>
+              <w:t>ps</w:t>
+            </w:r>
+          </w:p>
+        </w:tc>
+        <w:tc>
+          <w:tcPr>
+            <w:tcW w:type="dxa" w:w="1440"/>
           </w:tcPr>
           <w:p>
             <w:r/>
@@ -3121,7 +3712,7 @@
       <w:tr>
         <w:tc>
           <w:tcPr>
-            <w:tcW w:type="dxa" w:w="1728"/>
+            <w:tcW w:type="dxa" w:w="1440"/>
           </w:tcPr>
           <w:p>
             <w:r>
@@ -3131,7 +3722,7 @@
         </w:tc>
         <w:tc>
           <w:tcPr>
-            <w:tcW w:type="dxa" w:w="1728"/>
+            <w:tcW w:type="dxa" w:w="1440"/>
           </w:tcPr>
           <w:p>
             <w:r>
@@ -3141,7 +3732,7 @@
         </w:tc>
         <w:tc>
           <w:tcPr>
-            <w:tcW w:type="dxa" w:w="1728"/>
+            <w:tcW w:type="dxa" w:w="1440"/>
           </w:tcPr>
           <w:p>
             <w:r>
@@ -3151,7 +3742,7 @@
         </w:tc>
         <w:tc>
           <w:tcPr>
-            <w:tcW w:type="dxa" w:w="1728"/>
+            <w:tcW w:type="dxa" w:w="1440"/>
           </w:tcPr>
           <w:p>
             <w:r>
@@ -3161,7 +3752,17 @@
         </w:tc>
         <w:tc>
           <w:tcPr>
-            <w:tcW w:type="dxa" w:w="1728"/>
+            <w:tcW w:type="dxa" w:w="1440"/>
+          </w:tcPr>
+          <w:p>
+            <w:r>
+              <w:t>ps</w:t>
+            </w:r>
+          </w:p>
+        </w:tc>
+        <w:tc>
+          <w:tcPr>
+            <w:tcW w:type="dxa" w:w="1440"/>
           </w:tcPr>
           <w:p>
             <w:r/>
@@ -3171,7 +3772,7 @@
       <w:tr>
         <w:tc>
           <w:tcPr>
-            <w:tcW w:type="dxa" w:w="1728"/>
+            <w:tcW w:type="dxa" w:w="1440"/>
           </w:tcPr>
           <w:p>
             <w:r>
@@ -3181,7 +3782,7 @@
         </w:tc>
         <w:tc>
           <w:tcPr>
-            <w:tcW w:type="dxa" w:w="1728"/>
+            <w:tcW w:type="dxa" w:w="1440"/>
           </w:tcPr>
           <w:p>
             <w:r>
@@ -3191,7 +3792,7 @@
         </w:tc>
         <w:tc>
           <w:tcPr>
-            <w:tcW w:type="dxa" w:w="1728"/>
+            <w:tcW w:type="dxa" w:w="1440"/>
           </w:tcPr>
           <w:p>
             <w:r>
@@ -3201,7 +3802,7 @@
         </w:tc>
         <w:tc>
           <w:tcPr>
-            <w:tcW w:type="dxa" w:w="1728"/>
+            <w:tcW w:type="dxa" w:w="1440"/>
           </w:tcPr>
           <w:p>
             <w:r>
@@ -3211,7 +3812,17 @@
         </w:tc>
         <w:tc>
           <w:tcPr>
-            <w:tcW w:type="dxa" w:w="1728"/>
+            <w:tcW w:type="dxa" w:w="1440"/>
+          </w:tcPr>
+          <w:p>
+            <w:r>
+              <w:t>ps</w:t>
+            </w:r>
+          </w:p>
+        </w:tc>
+        <w:tc>
+          <w:tcPr>
+            <w:tcW w:type="dxa" w:w="1440"/>
           </w:tcPr>
           <w:p>
             <w:r/>
@@ -3221,7 +3832,7 @@
       <w:tr>
         <w:tc>
           <w:tcPr>
-            <w:tcW w:type="dxa" w:w="1728"/>
+            <w:tcW w:type="dxa" w:w="1440"/>
           </w:tcPr>
           <w:p>
             <w:r>
@@ -3231,7 +3842,7 @@
         </w:tc>
         <w:tc>
           <w:tcPr>
-            <w:tcW w:type="dxa" w:w="1728"/>
+            <w:tcW w:type="dxa" w:w="1440"/>
           </w:tcPr>
           <w:p>
             <w:r>
@@ -3241,7 +3852,7 @@
         </w:tc>
         <w:tc>
           <w:tcPr>
-            <w:tcW w:type="dxa" w:w="1728"/>
+            <w:tcW w:type="dxa" w:w="1440"/>
           </w:tcPr>
           <w:p>
             <w:r>
@@ -3251,7 +3862,7 @@
         </w:tc>
         <w:tc>
           <w:tcPr>
-            <w:tcW w:type="dxa" w:w="1728"/>
+            <w:tcW w:type="dxa" w:w="1440"/>
           </w:tcPr>
           <w:p>
             <w:r>
@@ -3261,7 +3872,17 @@
         </w:tc>
         <w:tc>
           <w:tcPr>
-            <w:tcW w:type="dxa" w:w="1728"/>
+            <w:tcW w:type="dxa" w:w="1440"/>
+          </w:tcPr>
+          <w:p>
+            <w:r>
+              <w:t>ps</w:t>
+            </w:r>
+          </w:p>
+        </w:tc>
+        <w:tc>
+          <w:tcPr>
+            <w:tcW w:type="dxa" w:w="1440"/>
           </w:tcPr>
           <w:p>
             <w:r/>
@@ -3271,7 +3892,7 @@
       <w:tr>
         <w:tc>
           <w:tcPr>
-            <w:tcW w:type="dxa" w:w="1728"/>
+            <w:tcW w:type="dxa" w:w="1440"/>
           </w:tcPr>
           <w:p>
             <w:r>
@@ -3281,7 +3902,7 @@
         </w:tc>
         <w:tc>
           <w:tcPr>
-            <w:tcW w:type="dxa" w:w="1728"/>
+            <w:tcW w:type="dxa" w:w="1440"/>
           </w:tcPr>
           <w:p>
             <w:r>
@@ -3291,7 +3912,7 @@
         </w:tc>
         <w:tc>
           <w:tcPr>
-            <w:tcW w:type="dxa" w:w="1728"/>
+            <w:tcW w:type="dxa" w:w="1440"/>
           </w:tcPr>
           <w:p>
             <w:r>
@@ -3301,7 +3922,7 @@
         </w:tc>
         <w:tc>
           <w:tcPr>
-            <w:tcW w:type="dxa" w:w="1728"/>
+            <w:tcW w:type="dxa" w:w="1440"/>
           </w:tcPr>
           <w:p>
             <w:r>
@@ -3311,7 +3932,17 @@
         </w:tc>
         <w:tc>
           <w:tcPr>
-            <w:tcW w:type="dxa" w:w="1728"/>
+            <w:tcW w:type="dxa" w:w="1440"/>
+          </w:tcPr>
+          <w:p>
+            <w:r>
+              <w:t>ps</w:t>
+            </w:r>
+          </w:p>
+        </w:tc>
+        <w:tc>
+          <w:tcPr>
+            <w:tcW w:type="dxa" w:w="1440"/>
           </w:tcPr>
           <w:p>
             <w:r/>
@@ -3321,7 +3952,7 @@
       <w:tr>
         <w:tc>
           <w:tcPr>
-            <w:tcW w:type="dxa" w:w="1728"/>
+            <w:tcW w:type="dxa" w:w="1440"/>
           </w:tcPr>
           <w:p>
             <w:r>
@@ -3331,7 +3962,7 @@
         </w:tc>
         <w:tc>
           <w:tcPr>
-            <w:tcW w:type="dxa" w:w="1728"/>
+            <w:tcW w:type="dxa" w:w="1440"/>
           </w:tcPr>
           <w:p>
             <w:r>
@@ -3341,7 +3972,7 @@
         </w:tc>
         <w:tc>
           <w:tcPr>
-            <w:tcW w:type="dxa" w:w="1728"/>
+            <w:tcW w:type="dxa" w:w="1440"/>
           </w:tcPr>
           <w:p>
             <w:r>
@@ -3351,7 +3982,7 @@
         </w:tc>
         <w:tc>
           <w:tcPr>
-            <w:tcW w:type="dxa" w:w="1728"/>
+            <w:tcW w:type="dxa" w:w="1440"/>
           </w:tcPr>
           <w:p>
             <w:r>
@@ -3361,7 +3992,17 @@
         </w:tc>
         <w:tc>
           <w:tcPr>
-            <w:tcW w:type="dxa" w:w="1728"/>
+            <w:tcW w:type="dxa" w:w="1440"/>
+          </w:tcPr>
+          <w:p>
+            <w:r>
+              <w:t>ps</w:t>
+            </w:r>
+          </w:p>
+        </w:tc>
+        <w:tc>
+          <w:tcPr>
+            <w:tcW w:type="dxa" w:w="1440"/>
           </w:tcPr>
           <w:p>
             <w:r/>
@@ -3371,7 +4012,7 @@
       <w:tr>
         <w:tc>
           <w:tcPr>
-            <w:tcW w:type="dxa" w:w="1728"/>
+            <w:tcW w:type="dxa" w:w="1440"/>
           </w:tcPr>
           <w:p>
             <w:r>
@@ -3381,7 +4022,7 @@
         </w:tc>
         <w:tc>
           <w:tcPr>
-            <w:tcW w:type="dxa" w:w="1728"/>
+            <w:tcW w:type="dxa" w:w="1440"/>
           </w:tcPr>
           <w:p>
             <w:r>
@@ -3391,7 +4032,7 @@
         </w:tc>
         <w:tc>
           <w:tcPr>
-            <w:tcW w:type="dxa" w:w="1728"/>
+            <w:tcW w:type="dxa" w:w="1440"/>
           </w:tcPr>
           <w:p>
             <w:r>
@@ -3401,7 +4042,7 @@
         </w:tc>
         <w:tc>
           <w:tcPr>
-            <w:tcW w:type="dxa" w:w="1728"/>
+            <w:tcW w:type="dxa" w:w="1440"/>
           </w:tcPr>
           <w:p>
             <w:r>
@@ -3411,10 +4052,142 @@
         </w:tc>
         <w:tc>
           <w:tcPr>
-            <w:tcW w:type="dxa" w:w="1728"/>
+            <w:tcW w:type="dxa" w:w="1440"/>
+          </w:tcPr>
+          <w:p>
+            <w:r>
+              <w:t>ps</w:t>
+            </w:r>
+          </w:p>
+        </w:tc>
+        <w:tc>
+          <w:tcPr>
+            <w:tcW w:type="dxa" w:w="1440"/>
           </w:tcPr>
           <w:p>
             <w:r/>
+          </w:p>
+        </w:tc>
+      </w:tr>
+      <w:tr>
+        <w:tc>
+          <w:tcPr>
+            <w:tcW w:type="dxa" w:w="1440"/>
+          </w:tcPr>
+          <w:p>
+            <w:r>
+              <w:t>2026-08-21</w:t>
+            </w:r>
+          </w:p>
+        </w:tc>
+        <w:tc>
+          <w:tcPr>
+            <w:tcW w:type="dxa" w:w="1440"/>
+          </w:tcPr>
+          <w:p>
+            <w:r>
+              <w:t>英了个语</w:t>
+            </w:r>
+          </w:p>
+        </w:tc>
+        <w:tc>
+          <w:tcPr>
+            <w:tcW w:type="dxa" w:w="1440"/>
+          </w:tcPr>
+          <w:p>
+            <w:r>
+              <w:t>v1.4.9</w:t>
+            </w:r>
+          </w:p>
+        </w:tc>
+        <w:tc>
+          <w:tcPr>
+            <w:tcW w:type="dxa" w:w="1440"/>
+          </w:tcPr>
+          <w:p>
+            <w:r>
+              <w:t>缩写全量改名 ws→ylgy:文件/组件/常量(WsPage/WsRules/WS_VERSION→Ylgy*/YLGY_VERSION)、路由 /ws→/ylgy、API /ws/api/rank→/ylgy/api/rank、KV 前缀 ws:→ylgy:、后台 game=ws→ylgy、日志文件 ws_summary_report→ylgy_summary_report;玩法无变化;旧链接 /ws 与旧参数 ?game=ws 重定向兼容;约定:此后新建游戏的文件缩写必须先问用户</w:t>
+            </w:r>
+          </w:p>
+        </w:tc>
+        <w:tc>
+          <w:tcPr>
+            <w:tcW w:type="dxa" w:w="1440"/>
+          </w:tcPr>
+          <w:p>
+            <w:r>
+              <w:t>ps</w:t>
+            </w:r>
+          </w:p>
+        </w:tc>
+        <w:tc>
+          <w:tcPr>
+            <w:tcW w:type="dxa" w:w="1440"/>
+          </w:tcPr>
+          <w:p>
+            <w:r/>
+          </w:p>
+        </w:tc>
+      </w:tr>
+      <w:tr>
+        <w:tc>
+          <w:tcPr>
+            <w:tcW w:type="dxa" w:w="1440"/>
+          </w:tcPr>
+          <w:p>
+            <w:r>
+              <w:t>2026-08-21</w:t>
+            </w:r>
+          </w:p>
+        </w:tc>
+        <w:tc>
+          <w:tcPr>
+            <w:tcW w:type="dxa" w:w="1440"/>
+          </w:tcPr>
+          <w:p>
+            <w:r>
+              <w:t>平台</w:t>
+            </w:r>
+          </w:p>
+        </w:tc>
+        <w:tc>
+          <w:tcPr>
+            <w:tcW w:type="dxa" w:w="1440"/>
+          </w:tcPr>
+          <w:p>
+            <w:r>
+              <w:t>v2.5.5</w:t>
+            </w:r>
+          </w:p>
+        </w:tc>
+        <w:tc>
+          <w:tcPr>
+            <w:tcW w:type="dxa" w:w="1440"/>
+          </w:tcPr>
+          <w:p>
+            <w:r>
+              <w:t>建议反馈新增「鸣谢意愿」问询(愿意/不愿意随建议提交, 后台徽标展示);特别鸣谢按最新名单重写(7 人, 标注精确版本);英了个语缩写 ws→ylgy 全量改名(路由/后台参数/约定文档);平台日志新增「贡献人」列并补全历史 64 行</w:t>
+            </w:r>
+          </w:p>
+        </w:tc>
+        <w:tc>
+          <w:tcPr>
+            <w:tcW w:type="dxa" w:w="1440"/>
+          </w:tcPr>
+          <w:p>
+            <w:r>
+              <w:t>ps</w:t>
+            </w:r>
+          </w:p>
+        </w:tc>
+        <w:tc>
+          <w:tcPr>
+            <w:tcW w:type="dxa" w:w="1440"/>
+          </w:tcPr>
+          <w:p>
+            <w:r>
+              <w:t>ps</w:t>
+            </w:r>
           </w:p>
         </w:tc>
       </w:tr>
@@ -3439,7 +4212,16 @@
         <w:t>追加一行</w:t>
       </w:r>
       <w:r>
-        <w:t>(日期、小游戏、版本、概要)。</w:t>
+        <w:t>(日期、小游戏、版本、概要、</w:t>
+      </w:r>
+      <w:r>
+        <w:rPr>
+          <w:b/>
+        </w:rPr>
+        <w:t>贡献人</w:t>
+      </w:r>
+      <w:r>
+        <w:t>——未提及他人时填 ps;平台行一律 ps;有他人参与照实列全,如「ps、在下雨」)。</w:t>
       </w:r>
     </w:p>
     <w:p>

--- a/docs/platform_log.docx
+++ b/docs/platform_log.docx
@@ -121,7 +121,7 @@
         <w:rPr>
           <w:b/>
         </w:rPr>
-        <w:t>v2.3.9</w:t>
+        <w:t>v2.3.10</w:t>
       </w:r>
       <w:r>
         <w:t xml:space="preserve"> / 英了个语 </w:t>
@@ -4167,6 +4167,66 @@
           <w:p>
             <w:r>
               <w:t>建议反馈新增「鸣谢意愿」问询(愿意/不愿意随建议提交, 后台徽标展示);特别鸣谢按最新名单重写(7 人, 标注精确版本);英了个语缩写 ws→ylgy 全量改名(路由/后台参数/约定文档);平台日志新增「贡献人」列并补全历史 64 行</w:t>
+            </w:r>
+          </w:p>
+        </w:tc>
+        <w:tc>
+          <w:tcPr>
+            <w:tcW w:type="dxa" w:w="1440"/>
+          </w:tcPr>
+          <w:p>
+            <w:r>
+              <w:t>ps</w:t>
+            </w:r>
+          </w:p>
+        </w:tc>
+        <w:tc>
+          <w:tcPr>
+            <w:tcW w:type="dxa" w:w="1440"/>
+          </w:tcPr>
+          <w:p>
+            <w:r/>
+          </w:p>
+        </w:tc>
+      </w:tr>
+      <w:tr>
+        <w:tc>
+          <w:tcPr>
+            <w:tcW w:type="dxa" w:w="1440"/>
+          </w:tcPr>
+          <w:p>
+            <w:r>
+              <w:t>2026-08-22</w:t>
+            </w:r>
+          </w:p>
+        </w:tc>
+        <w:tc>
+          <w:tcPr>
+            <w:tcW w:type="dxa" w:w="1440"/>
+          </w:tcPr>
+          <w:p>
+            <w:r>
+              <w:t>化了个学</w:t>
+            </w:r>
+          </w:p>
+        </w:tc>
+        <w:tc>
+          <w:tcPr>
+            <w:tcW w:type="dxa" w:w="1440"/>
+          </w:tcPr>
+          <w:p>
+            <w:r>
+              <w:t>v2.3.10</w:t>
+            </w:r>
+          </w:p>
+        </w:tc>
+        <w:tc>
+          <w:tcPr>
+            <w:tcW w:type="dxa" w:w="1440"/>
+          </w:tcPr>
+          <w:p>
+            <w:r>
+              <w:t>移动端顶栏重排(与英了个语同构): 标题独占一行(加不换行), 玩法入口移到难度行右侧, 昵称+状态提示独立一行 —— 修复窄屏「化了个学」被挤成纵列显示</w:t>
             </w:r>
           </w:p>
         </w:tc>

--- a/docs/platform_log.docx
+++ b/docs/platform_log.docx
@@ -92,7 +92,16 @@
         <w:t>3 款</w:t>
       </w:r>
       <w:r>
-        <w:t xml:space="preserve"> —— 化了个学、英了个语、错了个字</w:t>
+        <w:t xml:space="preserve"> —— 化了个学、英了个语、错了个字(</w:t>
+      </w:r>
+      <w:r>
+        <w:rPr>
+          <w:b/>
+        </w:rPr>
+        <w:t>平台 v2.5.6 起错了个字暂时关闭维护</w:t>
+      </w:r>
+      <w:r>
+        <w:t>)</w:t>
       </w:r>
     </w:p>
     <w:p>
@@ -106,7 +115,7 @@
         <w:rPr>
           <w:b/>
         </w:rPr>
-        <w:t>v2.5.5</w:t>
+        <w:t>v2.5.6</w:t>
       </w:r>
       <w:r/>
     </w:p>
@@ -4227,6 +4236,66 @@
           <w:p>
             <w:r>
               <w:t>移动端顶栏重排(与英了个语同构): 标题独占一行(加不换行), 玩法入口移到难度行右侧, 昵称+状态提示独立一行 —— 修复窄屏「化了个学」被挤成纵列显示</w:t>
+            </w:r>
+          </w:p>
+        </w:tc>
+        <w:tc>
+          <w:tcPr>
+            <w:tcW w:type="dxa" w:w="1440"/>
+          </w:tcPr>
+          <w:p>
+            <w:r>
+              <w:t>ps</w:t>
+            </w:r>
+          </w:p>
+        </w:tc>
+        <w:tc>
+          <w:tcPr>
+            <w:tcW w:type="dxa" w:w="1440"/>
+          </w:tcPr>
+          <w:p>
+            <w:r/>
+          </w:p>
+        </w:tc>
+      </w:tr>
+      <w:tr>
+        <w:tc>
+          <w:tcPr>
+            <w:tcW w:type="dxa" w:w="1440"/>
+          </w:tcPr>
+          <w:p>
+            <w:r>
+              <w:t>2026-08-22</w:t>
+            </w:r>
+          </w:p>
+        </w:tc>
+        <w:tc>
+          <w:tcPr>
+            <w:tcW w:type="dxa" w:w="1440"/>
+          </w:tcPr>
+          <w:p>
+            <w:r>
+              <w:t>平台</w:t>
+            </w:r>
+          </w:p>
+        </w:tc>
+        <w:tc>
+          <w:tcPr>
+            <w:tcW w:type="dxa" w:w="1440"/>
+          </w:tcPr>
+          <w:p>
+            <w:r>
+              <w:t>v2.5.6</w:t>
+            </w:r>
+          </w:p>
+        </w:tc>
+        <w:tc>
+          <w:tcPr>
+            <w:tcW w:type="dxa" w:w="1440"/>
+          </w:tcPr>
+          <w:p>
+            <w:r>
+              <w:t>「错了个字」暂时关闭维护: 主界面卡片徽标「可玩」→「维护中」并取消跳转(卡片降透明度); /clgz 直达路由改为维护提示页; 游戏本体代码与后端榜单 API/KV 均未改动(历史数据保留, 恢复只需还原卡片与路由)</w:t>
             </w:r>
           </w:p>
         </w:tc>

--- a/docs/platform_log.docx
+++ b/docs/platform_log.docx
@@ -89,7 +89,7 @@
         <w:rPr>
           <w:b/>
         </w:rPr>
-        <w:t>3 款</w:t>
+        <w:t>4 款</w:t>
       </w:r>
       <w:r>
         <w:t xml:space="preserve"> —— 化了个学、英了个语、错了个字(</w:t>
@@ -101,7 +101,7 @@
         <w:t>平台 v2.5.6 起错了个字暂时关闭维护</w:t>
       </w:r>
       <w:r>
-        <w:t>)</w:t>
+        <w:t>)、分了个类</w:t>
       </w:r>
     </w:p>
     <w:p>
@@ -115,7 +115,7 @@
         <w:rPr>
           <w:b/>
         </w:rPr>
-        <w:t>v2.5.6</w:t>
+        <w:t>v2.6.0</w:t>
       </w:r>
       <w:r/>
     </w:p>
@@ -150,6 +150,15 @@
         </w:rPr>
         <w:t>v1.0.5</w:t>
       </w:r>
+      <w:r>
+        <w:t xml:space="preserve"> / 分了个类 </w:t>
+      </w:r>
+      <w:r>
+        <w:rPr>
+          <w:b/>
+        </w:rPr>
+        <w:t>v1.0.0</w:t>
+      </w:r>
       <w:r/>
     </w:p>
     <w:p>
@@ -4296,6 +4305,126 @@
           <w:p>
             <w:r>
               <w:t>「错了个字」暂时关闭维护: 主界面卡片徽标「可玩」→「维护中」并取消跳转(卡片降透明度); /clgz 直达路由改为维护提示页; 游戏本体代码与后端榜单 API/KV 均未改动(历史数据保留, 恢复只需还原卡片与路由)</w:t>
+            </w:r>
+          </w:p>
+        </w:tc>
+        <w:tc>
+          <w:tcPr>
+            <w:tcW w:type="dxa" w:w="1440"/>
+          </w:tcPr>
+          <w:p>
+            <w:r>
+              <w:t>ps</w:t>
+            </w:r>
+          </w:p>
+        </w:tc>
+        <w:tc>
+          <w:tcPr>
+            <w:tcW w:type="dxa" w:w="1440"/>
+          </w:tcPr>
+          <w:p>
+            <w:r/>
+          </w:p>
+        </w:tc>
+      </w:tr>
+      <w:tr>
+        <w:tc>
+          <w:tcPr>
+            <w:tcW w:type="dxa" w:w="1440"/>
+          </w:tcPr>
+          <w:p>
+            <w:r>
+              <w:t>2026-08-23</w:t>
+            </w:r>
+          </w:p>
+        </w:tc>
+        <w:tc>
+          <w:tcPr>
+            <w:tcW w:type="dxa" w:w="1440"/>
+          </w:tcPr>
+          <w:p>
+            <w:r>
+              <w:t>分了个类</w:t>
+            </w:r>
+          </w:p>
+        </w:tc>
+        <w:tc>
+          <w:tcPr>
+            <w:tcW w:type="dxa" w:w="1440"/>
+          </w:tcPr>
+          <w:p>
+            <w:r>
+              <w:t>v1.0.0</w:t>
+            </w:r>
+          </w:p>
+        </w:tc>
+        <w:tc>
+          <w:tcPr>
+            <w:tcW w:type="dxa" w:w="1440"/>
+          </w:tcPr>
+          <w:p>
+            <w:r>
+              <w:t>第四款游戏「分了个类」上线: 传送带式物质分类(物质卡右→左匀速入带, 容量 5 张, 拖入 8 类按钮; 满载且到出牌时刻判负; 有机酸双类均可; 归错扣血); 题库零成本复用 substances.ts 259 种; 独立榜单 flgl:(正确数↓→用时↑); Vitest 13 项, selftest 107 项</w:t>
+            </w:r>
+          </w:p>
+        </w:tc>
+        <w:tc>
+          <w:tcPr>
+            <w:tcW w:type="dxa" w:w="1440"/>
+          </w:tcPr>
+          <w:p>
+            <w:r>
+              <w:t>ps</w:t>
+            </w:r>
+          </w:p>
+        </w:tc>
+        <w:tc>
+          <w:tcPr>
+            <w:tcW w:type="dxa" w:w="1440"/>
+          </w:tcPr>
+          <w:p>
+            <w:r/>
+          </w:p>
+        </w:tc>
+      </w:tr>
+      <w:tr>
+        <w:tc>
+          <w:tcPr>
+            <w:tcW w:type="dxa" w:w="1440"/>
+          </w:tcPr>
+          <w:p>
+            <w:r>
+              <w:t>2026-08-23</w:t>
+            </w:r>
+          </w:p>
+        </w:tc>
+        <w:tc>
+          <w:tcPr>
+            <w:tcW w:type="dxa" w:w="1440"/>
+          </w:tcPr>
+          <w:p>
+            <w:r>
+              <w:t>平台</w:t>
+            </w:r>
+          </w:p>
+        </w:tc>
+        <w:tc>
+          <w:tcPr>
+            <w:tcW w:type="dxa" w:w="1440"/>
+          </w:tcPr>
+          <w:p>
+            <w:r>
+              <w:t>v2.6.0</w:t>
+            </w:r>
+          </w:p>
+        </w:tc>
+        <w:tc>
+          <w:tcPr>
+            <w:tcW w:type="dxa" w:w="1440"/>
+          </w:tcPr>
+          <w:p>
+            <w:r>
+              <w:t>第四款游戏上线(平台里程碑): 大厅第四张卡(「敬请期待」占位剩 2)/ 排行榜第四 tab(得分制)/ 玩法介绍四子页 / 路由 /flgl + _routes.json 白名单 / 后台榜单管理与数据看板支持 game=flgl</w:t>
             </w:r>
           </w:p>
         </w:tc>

--- a/docs/platform_log.docx
+++ b/docs/platform_log.docx
@@ -130,7 +130,7 @@
         <w:rPr>
           <w:b/>
         </w:rPr>
-        <w:t>v2.3.10</w:t>
+        <w:t>v2.3.11</w:t>
       </w:r>
       <w:r>
         <w:t xml:space="preserve"> / 英了个语 </w:t>
@@ -139,7 +139,7 @@
         <w:rPr>
           <w:b/>
         </w:rPr>
-        <w:t>v1.4.9</w:t>
+        <w:t>v1.5.0</w:t>
       </w:r>
       <w:r>
         <w:t xml:space="preserve"> / 错了个字 </w:t>
@@ -148,16 +148,16 @@
         <w:rPr>
           <w:b/>
         </w:rPr>
-        <w:t>v1.0.5</w:t>
+        <w:t>v1.0.6</w:t>
       </w:r>
       <w:r>
-        <w:t xml:space="preserve"> / 分了个类 </w:t>
+        <w:t xml:space="preserve">(维护中) / 分了个类 </w:t>
       </w:r>
       <w:r>
         <w:rPr>
           <w:b/>
         </w:rPr>
-        <w:t>v1.0.0</w:t>
+        <w:t>v1.1.0</w:t>
       </w:r>
       <w:r/>
     </w:p>
@@ -4425,6 +4425,246 @@
           <w:p>
             <w:r>
               <w:t>第四款游戏上线(平台里程碑): 大厅第四张卡(「敬请期待」占位剩 2)/ 排行榜第四 tab(得分制)/ 玩法介绍四子页 / 路由 /flgl + _routes.json 白名单 / 后台榜单管理与数据看板支持 game=flgl</w:t>
+            </w:r>
+          </w:p>
+        </w:tc>
+        <w:tc>
+          <w:tcPr>
+            <w:tcW w:type="dxa" w:w="1440"/>
+          </w:tcPr>
+          <w:p>
+            <w:r>
+              <w:t>ps</w:t>
+            </w:r>
+          </w:p>
+        </w:tc>
+        <w:tc>
+          <w:tcPr>
+            <w:tcW w:type="dxa" w:w="1440"/>
+          </w:tcPr>
+          <w:p>
+            <w:r/>
+          </w:p>
+        </w:tc>
+      </w:tr>
+      <w:tr>
+        <w:tc>
+          <w:tcPr>
+            <w:tcW w:type="dxa" w:w="1440"/>
+          </w:tcPr>
+          <w:p>
+            <w:r>
+              <w:t>2026-08-23</w:t>
+            </w:r>
+          </w:p>
+        </w:tc>
+        <w:tc>
+          <w:tcPr>
+            <w:tcW w:type="dxa" w:w="1440"/>
+          </w:tcPr>
+          <w:p>
+            <w:r>
+              <w:t>分了个类</w:t>
+            </w:r>
+          </w:p>
+        </w:tc>
+        <w:tc>
+          <w:tcPr>
+            <w:tcW w:type="dxa" w:w="1440"/>
+          </w:tcPr>
+          <w:p>
+            <w:r>
+              <w:t>v1.1.0</w:t>
+            </w:r>
+          </w:p>
+        </w:tc>
+        <w:tc>
+          <w:tcPr>
+            <w:tcW w:type="dxa" w:w="1440"/>
+          </w:tcPr>
+          <w:p>
+            <w:r>
+              <w:t>出牌间隔三档各缩短 2s(7/5/3) + 卡牌滑入速度减半(0.7→1.4s) + 新按钮「直接弹出下一张」(内置 1s 冷却防连点, 满载时点击按规则判负) + 局内排行参与开关; Vitest 18 项</w:t>
+            </w:r>
+          </w:p>
+        </w:tc>
+        <w:tc>
+          <w:tcPr>
+            <w:tcW w:type="dxa" w:w="1440"/>
+          </w:tcPr>
+          <w:p>
+            <w:r>
+              <w:t>ps</w:t>
+            </w:r>
+          </w:p>
+        </w:tc>
+        <w:tc>
+          <w:tcPr>
+            <w:tcW w:type="dxa" w:w="1440"/>
+          </w:tcPr>
+          <w:p>
+            <w:r/>
+          </w:p>
+        </w:tc>
+      </w:tr>
+      <w:tr>
+        <w:tc>
+          <w:tcPr>
+            <w:tcW w:type="dxa" w:w="1440"/>
+          </w:tcPr>
+          <w:p>
+            <w:r>
+              <w:t>2026-08-23</w:t>
+            </w:r>
+          </w:p>
+        </w:tc>
+        <w:tc>
+          <w:tcPr>
+            <w:tcW w:type="dxa" w:w="1440"/>
+          </w:tcPr>
+          <w:p>
+            <w:r>
+              <w:t>化了个学</w:t>
+            </w:r>
+          </w:p>
+        </w:tc>
+        <w:tc>
+          <w:tcPr>
+            <w:tcW w:type="dxa" w:w="1440"/>
+          </w:tcPr>
+          <w:p>
+            <w:r>
+              <w:t>v2.3.11</w:t>
+            </w:r>
+          </w:p>
+        </w:tc>
+        <w:tc>
+          <w:tcPr>
+            <w:tcW w:type="dxa" w:w="1440"/>
+          </w:tcPr>
+          <w:p>
+            <w:r>
+              <w:t>局内排行参与开关: 昵称 ✓ 旁新增「☑ 参与排行/☐ 不参与排行」, 二次确认后切换并重开本局(昵称保留); 解决昵称记忆后找不到「不参与排行榜」入口的问题; 新共享组件 RankPartToggle</w:t>
+            </w:r>
+          </w:p>
+        </w:tc>
+        <w:tc>
+          <w:tcPr>
+            <w:tcW w:type="dxa" w:w="1440"/>
+          </w:tcPr>
+          <w:p>
+            <w:r>
+              <w:t>ps</w:t>
+            </w:r>
+          </w:p>
+        </w:tc>
+        <w:tc>
+          <w:tcPr>
+            <w:tcW w:type="dxa" w:w="1440"/>
+          </w:tcPr>
+          <w:p>
+            <w:r/>
+          </w:p>
+        </w:tc>
+      </w:tr>
+      <w:tr>
+        <w:tc>
+          <w:tcPr>
+            <w:tcW w:type="dxa" w:w="1440"/>
+          </w:tcPr>
+          <w:p>
+            <w:r>
+              <w:t>2026-08-23</w:t>
+            </w:r>
+          </w:p>
+        </w:tc>
+        <w:tc>
+          <w:tcPr>
+            <w:tcW w:type="dxa" w:w="1440"/>
+          </w:tcPr>
+          <w:p>
+            <w:r>
+              <w:t>英了个语</w:t>
+            </w:r>
+          </w:p>
+        </w:tc>
+        <w:tc>
+          <w:tcPr>
+            <w:tcW w:type="dxa" w:w="1440"/>
+          </w:tcPr>
+          <w:p>
+            <w:r>
+              <w:t>v1.5.0</w:t>
+            </w:r>
+          </w:p>
+        </w:tc>
+        <w:tc>
+          <w:tcPr>
+            <w:tcW w:type="dxa" w:w="1440"/>
+          </w:tcPr>
+          <w:p>
+            <w:r>
+              <w:t>局内排行参与开关(同化了个学 v2.3.11, RankPartToggle 四游戏统一接入); 不参与时结算明示「已选择不参与排行榜」</w:t>
+            </w:r>
+          </w:p>
+        </w:tc>
+        <w:tc>
+          <w:tcPr>
+            <w:tcW w:type="dxa" w:w="1440"/>
+          </w:tcPr>
+          <w:p>
+            <w:r>
+              <w:t>ps</w:t>
+            </w:r>
+          </w:p>
+        </w:tc>
+        <w:tc>
+          <w:tcPr>
+            <w:tcW w:type="dxa" w:w="1440"/>
+          </w:tcPr>
+          <w:p>
+            <w:r/>
+          </w:p>
+        </w:tc>
+      </w:tr>
+      <w:tr>
+        <w:tc>
+          <w:tcPr>
+            <w:tcW w:type="dxa" w:w="1440"/>
+          </w:tcPr>
+          <w:p>
+            <w:r>
+              <w:t>2026-08-23</w:t>
+            </w:r>
+          </w:p>
+        </w:tc>
+        <w:tc>
+          <w:tcPr>
+            <w:tcW w:type="dxa" w:w="1440"/>
+          </w:tcPr>
+          <w:p>
+            <w:r>
+              <w:t>错了个字</w:t>
+            </w:r>
+          </w:p>
+        </w:tc>
+        <w:tc>
+          <w:tcPr>
+            <w:tcW w:type="dxa" w:w="1440"/>
+          </w:tcPr>
+          <w:p>
+            <w:r>
+              <w:t>v1.0.6</w:t>
+            </w:r>
+          </w:p>
+        </w:tc>
+        <w:tc>
+          <w:tcPr>
+            <w:tcW w:type="dxa" w:w="1440"/>
+          </w:tcPr>
+          <w:p>
+            <w:r>
+              <w:t>局内排行参与开关(四游戏统一, 维护中随恢复开放生效); 立项手写识别机器学习改进计划(docs/clgz_ml_plan.md: 管理员采集笔迹训练模型区分正确/潦草/残缺/错字/乱画, 含隐私红线与影子上线策略)</w:t>
             </w:r>
           </w:p>
         </w:tc>

--- a/docs/platform_log.docx
+++ b/docs/platform_log.docx
@@ -89,7 +89,7 @@
         <w:rPr>
           <w:b/>
         </w:rPr>
-        <w:t>4 款</w:t>
+        <w:t>5 款</w:t>
       </w:r>
       <w:r>
         <w:t xml:space="preserve"> —— 化了个学、英了个语、错了个字(</w:t>
@@ -101,7 +101,7 @@
         <w:t>平台 v2.5.6 起错了个字暂时关闭维护</w:t>
       </w:r>
       <w:r>
-        <w:t>)、分了个类</w:t>
+        <w:t>)、分了个类、配了个平</w:t>
       </w:r>
     </w:p>
     <w:p>
@@ -115,7 +115,7 @@
         <w:rPr>
           <w:b/>
         </w:rPr>
-        <w:t>v2.6.0</w:t>
+        <w:t>v2.7.0</w:t>
       </w:r>
       <w:r/>
     </w:p>
@@ -159,6 +159,15 @@
         </w:rPr>
         <w:t>v1.1.0</w:t>
       </w:r>
+      <w:r>
+        <w:t xml:space="preserve"> / 配了个平 </w:t>
+      </w:r>
+      <w:r>
+        <w:rPr>
+          <w:b/>
+        </w:rPr>
+        <w:t>v1.0.0</w:t>
+      </w:r>
       <w:r/>
     </w:p>
     <w:p>
@@ -4665,6 +4674,126 @@
           <w:p>
             <w:r>
               <w:t>局内排行参与开关(四游戏统一, 维护中随恢复开放生效); 立项手写识别机器学习改进计划(docs/clgz_ml_plan.md: 管理员采集笔迹训练模型区分正确/潦草/残缺/错字/乱画, 含隐私红线与影子上线策略)</w:t>
+            </w:r>
+          </w:p>
+        </w:tc>
+        <w:tc>
+          <w:tcPr>
+            <w:tcW w:type="dxa" w:w="1440"/>
+          </w:tcPr>
+          <w:p>
+            <w:r>
+              <w:t>ps</w:t>
+            </w:r>
+          </w:p>
+        </w:tc>
+        <w:tc>
+          <w:tcPr>
+            <w:tcW w:type="dxa" w:w="1440"/>
+          </w:tcPr>
+          <w:p>
+            <w:r/>
+          </w:p>
+        </w:tc>
+      </w:tr>
+      <w:tr>
+        <w:tc>
+          <w:tcPr>
+            <w:tcW w:type="dxa" w:w="1440"/>
+          </w:tcPr>
+          <w:p>
+            <w:r>
+              <w:t>2026-08-23</w:t>
+            </w:r>
+          </w:p>
+        </w:tc>
+        <w:tc>
+          <w:tcPr>
+            <w:tcW w:type="dxa" w:w="1440"/>
+          </w:tcPr>
+          <w:p>
+            <w:r>
+              <w:t>配了个平</w:t>
+            </w:r>
+          </w:p>
+        </w:tc>
+        <w:tc>
+          <w:tcPr>
+            <w:tcW w:type="dxa" w:w="1440"/>
+          </w:tcPr>
+          <w:p>
+            <w:r>
+              <w:t>v1.0.0</w:t>
+            </w:r>
+          </w:p>
+        </w:tc>
+        <w:tc>
+          <w:tcPr>
+            <w:tcW w:type="dxa" w:w="1440"/>
+          </w:tcPr>
+          <w:p>
+            <w:r>
+              <w:t>第五款游戏「配了个平」上线: 方程式配平, 每局 8 题; 简单=系数组合三选一(含 ×2 比例陷阱), 标准/困难=数字键盘填写; 系数为 1 必填+比例解判错提示最简整数比; 提示每局 2 次计入 tools; 题库 111 条(用户审定)经解析器守恒/gcd 自动校验(Vitest 锁定); 独立榜单 plgp:(score↓→time↑→tools↑)</w:t>
+            </w:r>
+          </w:p>
+        </w:tc>
+        <w:tc>
+          <w:tcPr>
+            <w:tcW w:type="dxa" w:w="1440"/>
+          </w:tcPr>
+          <w:p>
+            <w:r>
+              <w:t>ps</w:t>
+            </w:r>
+          </w:p>
+        </w:tc>
+        <w:tc>
+          <w:tcPr>
+            <w:tcW w:type="dxa" w:w="1440"/>
+          </w:tcPr>
+          <w:p>
+            <w:r/>
+          </w:p>
+        </w:tc>
+      </w:tr>
+      <w:tr>
+        <w:tc>
+          <w:tcPr>
+            <w:tcW w:type="dxa" w:w="1440"/>
+          </w:tcPr>
+          <w:p>
+            <w:r>
+              <w:t>2026-08-23</w:t>
+            </w:r>
+          </w:p>
+        </w:tc>
+        <w:tc>
+          <w:tcPr>
+            <w:tcW w:type="dxa" w:w="1440"/>
+          </w:tcPr>
+          <w:p>
+            <w:r>
+              <w:t>平台</w:t>
+            </w:r>
+          </w:p>
+        </w:tc>
+        <w:tc>
+          <w:tcPr>
+            <w:tcW w:type="dxa" w:w="1440"/>
+          </w:tcPr>
+          <w:p>
+            <w:r>
+              <w:t>v2.7.0</w:t>
+            </w:r>
+          </w:p>
+        </w:tc>
+        <w:tc>
+          <w:tcPr>
+            <w:tcW w:type="dxa" w:w="1440"/>
+          </w:tcPr>
+          <w:p>
+            <w:r>
+              <w:t>第五款游戏上线(平台里程碑): 大厅第五张卡(「敬请期待」占位剩 1)/ 排行榜第五 tab(得分+技能双列)/ 玩法介绍五子页 / 路由 /plgp + _routes.json 白名单 / 后台榜单管理与数据看板支持 game=plgp(独立三维排序)</w:t>
             </w:r>
           </w:p>
         </w:tc>

--- a/docs/platform_log.docx
+++ b/docs/platform_log.docx
@@ -4794,6 +4794,66 @@
           <w:p>
             <w:r>
               <w:t>第五款游戏上线(平台里程碑): 大厅第五张卡(「敬请期待」占位剩 1)/ 排行榜第五 tab(得分+技能双列)/ 玩法介绍五子页 / 路由 /plgp + _routes.json 白名单 / 后台榜单管理与数据看板支持 game=plgp(独立三维排序)</w:t>
+            </w:r>
+          </w:p>
+        </w:tc>
+        <w:tc>
+          <w:tcPr>
+            <w:tcW w:type="dxa" w:w="1440"/>
+          </w:tcPr>
+          <w:p>
+            <w:r>
+              <w:t>ps</w:t>
+            </w:r>
+          </w:p>
+        </w:tc>
+        <w:tc>
+          <w:tcPr>
+            <w:tcW w:type="dxa" w:w="1440"/>
+          </w:tcPr>
+          <w:p>
+            <w:r/>
+          </w:p>
+        </w:tc>
+      </w:tr>
+      <w:tr>
+        <w:tc>
+          <w:tcPr>
+            <w:tcW w:type="dxa" w:w="1440"/>
+          </w:tcPr>
+          <w:p>
+            <w:r>
+              <w:t>2026-08-23</w:t>
+            </w:r>
+          </w:p>
+        </w:tc>
+        <w:tc>
+          <w:tcPr>
+            <w:tcW w:type="dxa" w:w="1440"/>
+          </w:tcPr>
+          <w:p>
+            <w:r>
+              <w:t>平台</w:t>
+            </w:r>
+          </w:p>
+        </w:tc>
+        <w:tc>
+          <w:tcPr>
+            <w:tcW w:type="dxa" w:w="1440"/>
+          </w:tcPr>
+          <w:p>
+            <w:r>
+              <w:t>v2.7.1</w:t>
+            </w:r>
+          </w:p>
+        </w:tc>
+        <w:tc>
+          <w:tcPr>
+            <w:tcW w:type="dxa" w:w="1440"/>
+          </w:tcPr>
+          <w:p>
+            <w:r>
+              <w:t>修复主界面「敬请期待」占位卡重复显示(配了个平上线时漏删一个, 出现两个占位), 删除多余一张恢复为 1 个; 界面 6 卡布局: 4 可玩 + 1 维护中 + 1 开发中</w:t>
             </w:r>
           </w:p>
         </w:tc>

--- a/docs/platform_log.docx
+++ b/docs/platform_log.docx
@@ -4875,6 +4875,366 @@
             <w:r>
               <w:t>ps</w:t>
             </w:r>
+          </w:p>
+        </w:tc>
+      </w:tr>
+      <w:tr>
+        <w:tc>
+          <w:tcPr>
+            <w:tcW w:type="dxa" w:w="1440"/>
+          </w:tcPr>
+          <w:p>
+            <w:r>
+              <w:t>2026-08-27</w:t>
+            </w:r>
+          </w:p>
+        </w:tc>
+        <w:tc>
+          <w:tcPr>
+            <w:tcW w:type="dxa" w:w="1440"/>
+          </w:tcPr>
+          <w:p>
+            <w:r>
+              <w:t>平台</w:t>
+            </w:r>
+          </w:p>
+        </w:tc>
+        <w:tc>
+          <w:tcPr>
+            <w:tcW w:type="dxa" w:w="1440"/>
+          </w:tcPr>
+          <w:p>
+            <w:r>
+              <w:t>v2.8.0</w:t>
+            </w:r>
+          </w:p>
+        </w:tc>
+        <w:tc>
+          <w:tcPr>
+            <w:tcW w:type="dxa" w:w="1440"/>
+          </w:tcPr>
+          <w:p>
+            <w:r>
+              <w:t>安全加固(全面安全审计修复): ①5 游戏排行榜接入一次性会话令牌(开局申领 / 绑定 IP+难度 / 服务端计时 ≥ 上报用时-10s / 提交通过即销毁), 堵住不玩游戏直接 curl 刷榜漏洞; ②反馈内容与昵称同口径过滤 &lt; &gt;(防存储型 XSS); ③反馈不再存真实 IP, 改存 SHA-256 截断哈希 + 前端表单隐私告知; ④管理端 POST/DELETE 增加 CSRF 防护(Sec-Fetch-Site/Origin 校验); ⑤管理会话列表只下发脱敏公开标识(防会话劫持); ⑥成绩字段收紧物理上限(clgz 999→8, ylgy tools→3, plgp tools→16, hlgx clears 按难度封顶); ⑦管理端单条删除附带期望昵称/日期校验防并发误删(409); ⑧英了个语控制台答案调试接口仅开发环境注册; ⑨selftest 仓库路径改为按脚本位置推导(换盘可跑); selftest 133 项 / vitest 105 项全过</w:t>
+            </w:r>
+          </w:p>
+        </w:tc>
+        <w:tc>
+          <w:tcPr>
+            <w:tcW w:type="dxa" w:w="1440"/>
+          </w:tcPr>
+          <w:p>
+            <w:r>
+              <w:t>ps</w:t>
+            </w:r>
+          </w:p>
+        </w:tc>
+        <w:tc>
+          <w:tcPr>
+            <w:tcW w:type="dxa" w:w="1440"/>
+          </w:tcPr>
+          <w:p>
+            <w:r/>
+          </w:p>
+        </w:tc>
+      </w:tr>
+      <w:tr>
+        <w:tc>
+          <w:tcPr>
+            <w:tcW w:type="dxa" w:w="1440"/>
+          </w:tcPr>
+          <w:p>
+            <w:r>
+              <w:t>2026-08-27</w:t>
+            </w:r>
+          </w:p>
+        </w:tc>
+        <w:tc>
+          <w:tcPr>
+            <w:tcW w:type="dxa" w:w="1440"/>
+          </w:tcPr>
+          <w:p>
+            <w:r>
+              <w:t>化了个学</w:t>
+            </w:r>
+          </w:p>
+        </w:tc>
+        <w:tc>
+          <w:tcPr>
+            <w:tcW w:type="dxa" w:w="1440"/>
+          </w:tcPr>
+          <w:p>
+            <w:r>
+              <w:t>v2.3.12</w:t>
+            </w:r>
+          </w:p>
+        </w:tc>
+        <w:tc>
+          <w:tcPr>
+            <w:tcW w:type="dxa" w:w="1440"/>
+          </w:tcPr>
+          <w:p>
+            <w:r>
+              <w:t>排行榜提交携带开局一次性会话令牌(结算时缺失自动补领, 被据可点「重试提交」); 开局/重开统一申领凭证</w:t>
+            </w:r>
+          </w:p>
+        </w:tc>
+        <w:tc>
+          <w:tcPr>
+            <w:tcW w:type="dxa" w:w="1440"/>
+          </w:tcPr>
+          <w:p>
+            <w:r>
+              <w:t>ps</w:t>
+            </w:r>
+          </w:p>
+        </w:tc>
+        <w:tc>
+          <w:tcPr>
+            <w:tcW w:type="dxa" w:w="1440"/>
+          </w:tcPr>
+          <w:p>
+            <w:r/>
+          </w:p>
+        </w:tc>
+      </w:tr>
+      <w:tr>
+        <w:tc>
+          <w:tcPr>
+            <w:tcW w:type="dxa" w:w="1440"/>
+          </w:tcPr>
+          <w:p>
+            <w:r>
+              <w:t>2026-08-27</w:t>
+            </w:r>
+          </w:p>
+        </w:tc>
+        <w:tc>
+          <w:tcPr>
+            <w:tcW w:type="dxa" w:w="1440"/>
+          </w:tcPr>
+          <w:p>
+            <w:r>
+              <w:t>英了个语</w:t>
+            </w:r>
+          </w:p>
+        </w:tc>
+        <w:tc>
+          <w:tcPr>
+            <w:tcW w:type="dxa" w:w="1440"/>
+          </w:tcPr>
+          <w:p>
+            <w:r>
+              <w:t>v1.5.1</w:t>
+            </w:r>
+          </w:p>
+        </w:tc>
+        <w:tc>
+          <w:tcPr>
+            <w:tcW w:type="dxa" w:w="1440"/>
+          </w:tcPr>
+          <w:p>
+            <w:r>
+              <w:t>排行榜提交携带开局一次性会话令牌; hlgxDebug/hlgxAnswer 控制台调试接口改为仅开发环境注册(生产构建移除)</w:t>
+            </w:r>
+          </w:p>
+        </w:tc>
+        <w:tc>
+          <w:tcPr>
+            <w:tcW w:type="dxa" w:w="1440"/>
+          </w:tcPr>
+          <w:p>
+            <w:r>
+              <w:t>ps</w:t>
+            </w:r>
+          </w:p>
+        </w:tc>
+        <w:tc>
+          <w:tcPr>
+            <w:tcW w:type="dxa" w:w="1440"/>
+          </w:tcPr>
+          <w:p>
+            <w:r/>
+          </w:p>
+        </w:tc>
+      </w:tr>
+      <w:tr>
+        <w:tc>
+          <w:tcPr>
+            <w:tcW w:type="dxa" w:w="1440"/>
+          </w:tcPr>
+          <w:p>
+            <w:r>
+              <w:t>2026-08-27</w:t>
+            </w:r>
+          </w:p>
+        </w:tc>
+        <w:tc>
+          <w:tcPr>
+            <w:tcW w:type="dxa" w:w="1440"/>
+          </w:tcPr>
+          <w:p>
+            <w:r>
+              <w:t>错了个字</w:t>
+            </w:r>
+          </w:p>
+        </w:tc>
+        <w:tc>
+          <w:tcPr>
+            <w:tcW w:type="dxa" w:w="1440"/>
+          </w:tcPr>
+          <w:p>
+            <w:r>
+              <w:t>v1.0.7</w:t>
+            </w:r>
+          </w:p>
+        </w:tc>
+        <w:tc>
+          <w:tcPr>
+            <w:tcW w:type="dxa" w:w="1440"/>
+          </w:tcPr>
+          <w:p>
+            <w:r>
+              <w:t>排行榜提交携带开局一次性会话令牌; 结算清理冗余计分表达式, 提交昵称改用 trim 后值</w:t>
+            </w:r>
+          </w:p>
+        </w:tc>
+        <w:tc>
+          <w:tcPr>
+            <w:tcW w:type="dxa" w:w="1440"/>
+          </w:tcPr>
+          <w:p>
+            <w:r>
+              <w:t>ps</w:t>
+            </w:r>
+          </w:p>
+        </w:tc>
+        <w:tc>
+          <w:tcPr>
+            <w:tcW w:type="dxa" w:w="1440"/>
+          </w:tcPr>
+          <w:p>
+            <w:r/>
+          </w:p>
+        </w:tc>
+      </w:tr>
+      <w:tr>
+        <w:tc>
+          <w:tcPr>
+            <w:tcW w:type="dxa" w:w="1440"/>
+          </w:tcPr>
+          <w:p>
+            <w:r>
+              <w:t>2026-08-27</w:t>
+            </w:r>
+          </w:p>
+        </w:tc>
+        <w:tc>
+          <w:tcPr>
+            <w:tcW w:type="dxa" w:w="1440"/>
+          </w:tcPr>
+          <w:p>
+            <w:r>
+              <w:t>分了个类</w:t>
+            </w:r>
+          </w:p>
+        </w:tc>
+        <w:tc>
+          <w:tcPr>
+            <w:tcW w:type="dxa" w:w="1440"/>
+          </w:tcPr>
+          <w:p>
+            <w:r>
+              <w:t>v1.1.1</w:t>
+            </w:r>
+          </w:p>
+        </w:tc>
+        <w:tc>
+          <w:tcPr>
+            <w:tcW w:type="dxa" w:w="1440"/>
+          </w:tcPr>
+          <w:p>
+            <w:r>
+              <w:t>排行榜提交携带开局一次性会话令牌</w:t>
+            </w:r>
+          </w:p>
+        </w:tc>
+        <w:tc>
+          <w:tcPr>
+            <w:tcW w:type="dxa" w:w="1440"/>
+          </w:tcPr>
+          <w:p>
+            <w:r>
+              <w:t>ps</w:t>
+            </w:r>
+          </w:p>
+        </w:tc>
+        <w:tc>
+          <w:tcPr>
+            <w:tcW w:type="dxa" w:w="1440"/>
+          </w:tcPr>
+          <w:p>
+            <w:r/>
+          </w:p>
+        </w:tc>
+      </w:tr>
+      <w:tr>
+        <w:tc>
+          <w:tcPr>
+            <w:tcW w:type="dxa" w:w="1440"/>
+          </w:tcPr>
+          <w:p>
+            <w:r>
+              <w:t>2026-08-27</w:t>
+            </w:r>
+          </w:p>
+        </w:tc>
+        <w:tc>
+          <w:tcPr>
+            <w:tcW w:type="dxa" w:w="1440"/>
+          </w:tcPr>
+          <w:p>
+            <w:r>
+              <w:t>配了个平</w:t>
+            </w:r>
+          </w:p>
+        </w:tc>
+        <w:tc>
+          <w:tcPr>
+            <w:tcW w:type="dxa" w:w="1440"/>
+          </w:tcPr>
+          <w:p>
+            <w:r>
+              <w:t>v1.0.1</w:t>
+            </w:r>
+          </w:p>
+        </w:tc>
+        <w:tc>
+          <w:tcPr>
+            <w:tcW w:type="dxa" w:w="1440"/>
+          </w:tcPr>
+          <w:p>
+            <w:r>
+              <w:t>排行榜提交携带开局一次性会话令牌</w:t>
+            </w:r>
+          </w:p>
+        </w:tc>
+        <w:tc>
+          <w:tcPr>
+            <w:tcW w:type="dxa" w:w="1440"/>
+          </w:tcPr>
+          <w:p>
+            <w:r>
+              <w:t>ps</w:t>
+            </w:r>
+          </w:p>
+        </w:tc>
+        <w:tc>
+          <w:tcPr>
+            <w:tcW w:type="dxa" w:w="1440"/>
+          </w:tcPr>
+          <w:p>
+            <w:r/>
           </w:p>
         </w:tc>
       </w:tr>

--- a/docs/platform_log.docx
+++ b/docs/platform_log.docx
@@ -115,7 +115,7 @@
         <w:rPr>
           <w:b/>
         </w:rPr>
-        <w:t>v2.7.0</w:t>
+        <w:t>v2.8.0</w:t>
       </w:r>
       <w:r/>
     </w:p>
@@ -130,7 +130,7 @@
         <w:rPr>
           <w:b/>
         </w:rPr>
-        <w:t>v2.3.11</w:t>
+        <w:t>v2.3.12</w:t>
       </w:r>
       <w:r>
         <w:t xml:space="preserve"> / 英了个语 </w:t>
@@ -139,7 +139,7 @@
         <w:rPr>
           <w:b/>
         </w:rPr>
-        <w:t>v1.5.0</w:t>
+        <w:t>v1.5.2</w:t>
       </w:r>
       <w:r>
         <w:t xml:space="preserve"> / 错了个字 </w:t>
@@ -148,7 +148,7 @@
         <w:rPr>
           <w:b/>
         </w:rPr>
-        <w:t>v1.0.6</w:t>
+        <w:t>v1.0.8</w:t>
       </w:r>
       <w:r>
         <w:t xml:space="preserve">(维护中) / 分了个类 </w:t>
@@ -157,7 +157,7 @@
         <w:rPr>
           <w:b/>
         </w:rPr>
-        <w:t>v1.1.0</w:t>
+        <w:t>v1.1.2</w:t>
       </w:r>
       <w:r>
         <w:t xml:space="preserve"> / 配了个平 </w:t>
@@ -166,7 +166,7 @@
         <w:rPr>
           <w:b/>
         </w:rPr>
-        <w:t>v1.0.0</w:t>
+        <w:t>v1.0.2</w:t>
       </w:r>
       <w:r/>
     </w:p>
@@ -5216,6 +5216,246 @@
           <w:p>
             <w:r>
               <w:t>排行榜提交携带开局一次性会话令牌</w:t>
+            </w:r>
+          </w:p>
+        </w:tc>
+        <w:tc>
+          <w:tcPr>
+            <w:tcW w:type="dxa" w:w="1440"/>
+          </w:tcPr>
+          <w:p>
+            <w:r>
+              <w:t>ps</w:t>
+            </w:r>
+          </w:p>
+        </w:tc>
+        <w:tc>
+          <w:tcPr>
+            <w:tcW w:type="dxa" w:w="1440"/>
+          </w:tcPr>
+          <w:p>
+            <w:r/>
+          </w:p>
+        </w:tc>
+      </w:tr>
+      <w:tr>
+        <w:tc>
+          <w:tcPr>
+            <w:tcW w:type="dxa" w:w="1440"/>
+          </w:tcPr>
+          <w:p>
+            <w:r>
+              <w:t>2026-08-27</w:t>
+            </w:r>
+          </w:p>
+        </w:tc>
+        <w:tc>
+          <w:tcPr>
+            <w:tcW w:type="dxa" w:w="1440"/>
+          </w:tcPr>
+          <w:p>
+            <w:r>
+              <w:t>英了个语</w:t>
+            </w:r>
+          </w:p>
+        </w:tc>
+        <w:tc>
+          <w:tcPr>
+            <w:tcW w:type="dxa" w:w="1440"/>
+          </w:tcPr>
+          <w:p>
+            <w:r>
+              <w:t>v1.5.2</w:t>
+            </w:r>
+          </w:p>
+        </w:tc>
+        <w:tc>
+          <w:tcPr>
+            <w:tcW w:type="dxa" w:w="1440"/>
+          </w:tcPr>
+          <w:p>
+            <w:r>
+              <w:t>首次进入昵称弹窗(共享组件 NameEntryDialog): 本机从未填过昵称且未勾选不参与时弹出(手游/端游一致), 避免新玩家忽略昵称导致成绩无法上榜; 保持昵称记忆规则; 弹窗期间暂停计时</w:t>
+            </w:r>
+          </w:p>
+        </w:tc>
+        <w:tc>
+          <w:tcPr>
+            <w:tcW w:type="dxa" w:w="1440"/>
+          </w:tcPr>
+          <w:p>
+            <w:r>
+              <w:t>ps</w:t>
+            </w:r>
+          </w:p>
+        </w:tc>
+        <w:tc>
+          <w:tcPr>
+            <w:tcW w:type="dxa" w:w="1440"/>
+          </w:tcPr>
+          <w:p>
+            <w:r/>
+          </w:p>
+        </w:tc>
+      </w:tr>
+      <w:tr>
+        <w:tc>
+          <w:tcPr>
+            <w:tcW w:type="dxa" w:w="1440"/>
+          </w:tcPr>
+          <w:p>
+            <w:r>
+              <w:t>2026-08-27</w:t>
+            </w:r>
+          </w:p>
+        </w:tc>
+        <w:tc>
+          <w:tcPr>
+            <w:tcW w:type="dxa" w:w="1440"/>
+          </w:tcPr>
+          <w:p>
+            <w:r>
+              <w:t>错了个字</w:t>
+            </w:r>
+          </w:p>
+        </w:tc>
+        <w:tc>
+          <w:tcPr>
+            <w:tcW w:type="dxa" w:w="1440"/>
+          </w:tcPr>
+          <w:p>
+            <w:r>
+              <w:t>v1.0.8</w:t>
+            </w:r>
+          </w:p>
+        </w:tc>
+        <w:tc>
+          <w:tcPr>
+            <w:tcW w:type="dxa" w:w="1440"/>
+          </w:tcPr>
+          <w:p>
+            <w:r>
+              <w:t>首次进入昵称弹窗(同上, 确认后回选题屏); 游戏维护中, 恢复开放时随本版生效</w:t>
+            </w:r>
+          </w:p>
+        </w:tc>
+        <w:tc>
+          <w:tcPr>
+            <w:tcW w:type="dxa" w:w="1440"/>
+          </w:tcPr>
+          <w:p>
+            <w:r>
+              <w:t>ps</w:t>
+            </w:r>
+          </w:p>
+        </w:tc>
+        <w:tc>
+          <w:tcPr>
+            <w:tcW w:type="dxa" w:w="1440"/>
+          </w:tcPr>
+          <w:p>
+            <w:r/>
+          </w:p>
+        </w:tc>
+      </w:tr>
+      <w:tr>
+        <w:tc>
+          <w:tcPr>
+            <w:tcW w:type="dxa" w:w="1440"/>
+          </w:tcPr>
+          <w:p>
+            <w:r>
+              <w:t>2026-08-27</w:t>
+            </w:r>
+          </w:p>
+        </w:tc>
+        <w:tc>
+          <w:tcPr>
+            <w:tcW w:type="dxa" w:w="1440"/>
+          </w:tcPr>
+          <w:p>
+            <w:r>
+              <w:t>分了个类</w:t>
+            </w:r>
+          </w:p>
+        </w:tc>
+        <w:tc>
+          <w:tcPr>
+            <w:tcW w:type="dxa" w:w="1440"/>
+          </w:tcPr>
+          <w:p>
+            <w:r>
+              <w:t>v1.1.2</w:t>
+            </w:r>
+          </w:p>
+        </w:tc>
+        <w:tc>
+          <w:tcPr>
+            <w:tcW w:type="dxa" w:w="1440"/>
+          </w:tcPr>
+          <w:p>
+            <w:r>
+              <w:t>首次进入昵称弹窗(同上, 确认即开局); 弹窗天然盖住 ready 屏, 计时不受影响</w:t>
+            </w:r>
+          </w:p>
+        </w:tc>
+        <w:tc>
+          <w:tcPr>
+            <w:tcW w:type="dxa" w:w="1440"/>
+          </w:tcPr>
+          <w:p>
+            <w:r>
+              <w:t>ps</w:t>
+            </w:r>
+          </w:p>
+        </w:tc>
+        <w:tc>
+          <w:tcPr>
+            <w:tcW w:type="dxa" w:w="1440"/>
+          </w:tcPr>
+          <w:p>
+            <w:r/>
+          </w:p>
+        </w:tc>
+      </w:tr>
+      <w:tr>
+        <w:tc>
+          <w:tcPr>
+            <w:tcW w:type="dxa" w:w="1440"/>
+          </w:tcPr>
+          <w:p>
+            <w:r>
+              <w:t>2026-08-27</w:t>
+            </w:r>
+          </w:p>
+        </w:tc>
+        <w:tc>
+          <w:tcPr>
+            <w:tcW w:type="dxa" w:w="1440"/>
+          </w:tcPr>
+          <w:p>
+            <w:r>
+              <w:t>配了个平</w:t>
+            </w:r>
+          </w:p>
+        </w:tc>
+        <w:tc>
+          <w:tcPr>
+            <w:tcW w:type="dxa" w:w="1440"/>
+          </w:tcPr>
+          <w:p>
+            <w:r>
+              <w:t>v1.0.2</w:t>
+            </w:r>
+          </w:p>
+        </w:tc>
+        <w:tc>
+          <w:tcPr>
+            <w:tcW w:type="dxa" w:w="1440"/>
+          </w:tcPr>
+          <w:p>
+            <w:r>
+              <w:t>首次进入昵称弹窗(同上, 确认即开局)</w:t>
             </w:r>
           </w:p>
         </w:tc>

--- a/docs/platform_log.docx
+++ b/docs/platform_log.docx
@@ -4925,7 +4925,7 @@
           </w:tcPr>
           <w:p>
             <w:r>
-              <w:t>ps</w:t>
+              <w:t>在下雨</w:t>
             </w:r>
           </w:p>
         </w:tc>
@@ -4985,7 +4985,7 @@
           </w:tcPr>
           <w:p>
             <w:r>
-              <w:t>ps</w:t>
+              <w:t>在下雨</w:t>
             </w:r>
           </w:p>
         </w:tc>
@@ -5045,7 +5045,7 @@
           </w:tcPr>
           <w:p>
             <w:r>
-              <w:t>ps</w:t>
+              <w:t>在下雨</w:t>
             </w:r>
           </w:p>
         </w:tc>
@@ -5105,7 +5105,7 @@
           </w:tcPr>
           <w:p>
             <w:r>
-              <w:t>ps</w:t>
+              <w:t>在下雨</w:t>
             </w:r>
           </w:p>
         </w:tc>
@@ -5165,7 +5165,7 @@
           </w:tcPr>
           <w:p>
             <w:r>
-              <w:t>ps</w:t>
+              <w:t>在下雨</w:t>
             </w:r>
           </w:p>
         </w:tc>
@@ -5225,7 +5225,7 @@
           </w:tcPr>
           <w:p>
             <w:r>
-              <w:t>ps</w:t>
+              <w:t>在下雨</w:t>
             </w:r>
           </w:p>
         </w:tc>

--- a/docs/platform_log.docx
+++ b/docs/platform_log.docx
@@ -139,7 +139,7 @@
         <w:rPr>
           <w:b/>
         </w:rPr>
-        <w:t>v1.5.2</w:t>
+        <w:t>v1.5.3</w:t>
       </w:r>
       <w:r>
         <w:t xml:space="preserve"> / 错了个字 </w:t>
@@ -148,7 +148,7 @@
         <w:rPr>
           <w:b/>
         </w:rPr>
-        <w:t>v1.0.8</w:t>
+        <w:t>v1.0.9</w:t>
       </w:r>
       <w:r>
         <w:t xml:space="preserve">(维护中) / 分了个类 </w:t>
@@ -157,7 +157,7 @@
         <w:rPr>
           <w:b/>
         </w:rPr>
-        <w:t>v1.1.2</w:t>
+        <w:t>v1.1.3</w:t>
       </w:r>
       <w:r>
         <w:t xml:space="preserve"> / 配了个平 </w:t>
@@ -166,7 +166,7 @@
         <w:rPr>
           <w:b/>
         </w:rPr>
-        <w:t>v1.0.2</w:t>
+        <w:t>v1.0.3</w:t>
       </w:r>
       <w:r/>
     </w:p>
@@ -5456,6 +5456,246 @@
           <w:p>
             <w:r>
               <w:t>首次进入昵称弹窗(同上, 确认即开局)</w:t>
+            </w:r>
+          </w:p>
+        </w:tc>
+        <w:tc>
+          <w:tcPr>
+            <w:tcW w:type="dxa" w:w="1440"/>
+          </w:tcPr>
+          <w:p>
+            <w:r>
+              <w:t>ps</w:t>
+            </w:r>
+          </w:p>
+        </w:tc>
+        <w:tc>
+          <w:tcPr>
+            <w:tcW w:type="dxa" w:w="1440"/>
+          </w:tcPr>
+          <w:p>
+            <w:r/>
+          </w:p>
+        </w:tc>
+      </w:tr>
+      <w:tr>
+        <w:tc>
+          <w:tcPr>
+            <w:tcW w:type="dxa" w:w="1440"/>
+          </w:tcPr>
+          <w:p>
+            <w:r>
+              <w:t>2026-08-29</w:t>
+            </w:r>
+          </w:p>
+        </w:tc>
+        <w:tc>
+          <w:tcPr>
+            <w:tcW w:type="dxa" w:w="1440"/>
+          </w:tcPr>
+          <w:p>
+            <w:r>
+              <w:t>英了个语</w:t>
+            </w:r>
+          </w:p>
+        </w:tc>
+        <w:tc>
+          <w:tcPr>
+            <w:tcW w:type="dxa" w:w="1440"/>
+          </w:tcPr>
+          <w:p>
+            <w:r>
+              <w:t>v1.5.3</w:t>
+            </w:r>
+          </w:p>
+        </w:tc>
+        <w:tc>
+          <w:tcPr>
+            <w:tcW w:type="dxa" w:w="1440"/>
+          </w:tcPr>
+          <w:p>
+            <w:r>
+              <w:t>音效上线(四游戏统一): 复用全站 Web Audio 引擎, 补全合法词→正确音, 非法词扣血→错误音, 通关→通关音, 失败→失败音; 顶栏 🔊/🔇 静音按钮(全站共享静音状态)</w:t>
+            </w:r>
+          </w:p>
+        </w:tc>
+        <w:tc>
+          <w:tcPr>
+            <w:tcW w:type="dxa" w:w="1440"/>
+          </w:tcPr>
+          <w:p>
+            <w:r>
+              <w:t>ps</w:t>
+            </w:r>
+          </w:p>
+        </w:tc>
+        <w:tc>
+          <w:tcPr>
+            <w:tcW w:type="dxa" w:w="1440"/>
+          </w:tcPr>
+          <w:p>
+            <w:r/>
+          </w:p>
+        </w:tc>
+      </w:tr>
+      <w:tr>
+        <w:tc>
+          <w:tcPr>
+            <w:tcW w:type="dxa" w:w="1440"/>
+          </w:tcPr>
+          <w:p>
+            <w:r>
+              <w:t>2026-08-29</w:t>
+            </w:r>
+          </w:p>
+        </w:tc>
+        <w:tc>
+          <w:tcPr>
+            <w:tcW w:type="dxa" w:w="1440"/>
+          </w:tcPr>
+          <w:p>
+            <w:r>
+              <w:t>错了个字</w:t>
+            </w:r>
+          </w:p>
+        </w:tc>
+        <w:tc>
+          <w:tcPr>
+            <w:tcW w:type="dxa" w:w="1440"/>
+          </w:tcPr>
+          <w:p>
+            <w:r>
+              <w:t>v1.0.9</w:t>
+            </w:r>
+          </w:p>
+        </w:tc>
+        <w:tc>
+          <w:tcPr>
+            <w:tcW w:type="dxa" w:w="1440"/>
+          </w:tcPr>
+          <w:p>
+            <w:r>
+              <w:t>音效上线(同上; 维护中, 恢复开放时生效); 结算以是否全对判定通关/失败音</w:t>
+            </w:r>
+          </w:p>
+        </w:tc>
+        <w:tc>
+          <w:tcPr>
+            <w:tcW w:type="dxa" w:w="1440"/>
+          </w:tcPr>
+          <w:p>
+            <w:r>
+              <w:t>ps</w:t>
+            </w:r>
+          </w:p>
+        </w:tc>
+        <w:tc>
+          <w:tcPr>
+            <w:tcW w:type="dxa" w:w="1440"/>
+          </w:tcPr>
+          <w:p>
+            <w:r/>
+          </w:p>
+        </w:tc>
+      </w:tr>
+      <w:tr>
+        <w:tc>
+          <w:tcPr>
+            <w:tcW w:type="dxa" w:w="1440"/>
+          </w:tcPr>
+          <w:p>
+            <w:r>
+              <w:t>2026-08-29</w:t>
+            </w:r>
+          </w:p>
+        </w:tc>
+        <w:tc>
+          <w:tcPr>
+            <w:tcW w:type="dxa" w:w="1440"/>
+          </w:tcPr>
+          <w:p>
+            <w:r>
+              <w:t>分了个类</w:t>
+            </w:r>
+          </w:p>
+        </w:tc>
+        <w:tc>
+          <w:tcPr>
+            <w:tcW w:type="dxa" w:w="1440"/>
+          </w:tcPr>
+          <w:p>
+            <w:r>
+              <w:t>v1.1.3</w:t>
+            </w:r>
+          </w:p>
+        </w:tc>
+        <w:tc>
+          <w:tcPr>
+            <w:tcW w:type="dxa" w:w="1440"/>
+          </w:tcPr>
+          <w:p>
+            <w:r>
+              <w:t>音效上线(同上): 分类正确/归错扣血/通关/失败音</w:t>
+            </w:r>
+          </w:p>
+        </w:tc>
+        <w:tc>
+          <w:tcPr>
+            <w:tcW w:type="dxa" w:w="1440"/>
+          </w:tcPr>
+          <w:p>
+            <w:r>
+              <w:t>ps</w:t>
+            </w:r>
+          </w:p>
+        </w:tc>
+        <w:tc>
+          <w:tcPr>
+            <w:tcW w:type="dxa" w:w="1440"/>
+          </w:tcPr>
+          <w:p>
+            <w:r/>
+          </w:p>
+        </w:tc>
+      </w:tr>
+      <w:tr>
+        <w:tc>
+          <w:tcPr>
+            <w:tcW w:type="dxa" w:w="1440"/>
+          </w:tcPr>
+          <w:p>
+            <w:r>
+              <w:t>2026-08-29</w:t>
+            </w:r>
+          </w:p>
+        </w:tc>
+        <w:tc>
+          <w:tcPr>
+            <w:tcW w:type="dxa" w:w="1440"/>
+          </w:tcPr>
+          <w:p>
+            <w:r>
+              <w:t>配了个平</w:t>
+            </w:r>
+          </w:p>
+        </w:tc>
+        <w:tc>
+          <w:tcPr>
+            <w:tcW w:type="dxa" w:w="1440"/>
+          </w:tcPr>
+          <w:p>
+            <w:r>
+              <w:t>v1.0.3</w:t>
+            </w:r>
+          </w:p>
+        </w:tc>
+        <w:tc>
+          <w:tcPr>
+            <w:tcW w:type="dxa" w:w="1440"/>
+          </w:tcPr>
+          <w:p>
+            <w:r>
+              <w:t>音效上线(同上): 提交正确/比例解或配错扣血/通关/失败音</w:t>
             </w:r>
           </w:p>
         </w:tc>

--- a/docs/platform_log.docx
+++ b/docs/platform_log.docx
@@ -157,7 +157,7 @@
         <w:rPr>
           <w:b/>
         </w:rPr>
-        <w:t>v1.1.3</w:t>
+        <w:t>v1.1.4</w:t>
       </w:r>
       <w:r>
         <w:t xml:space="preserve"> / 配了个平 </w:t>
@@ -5696,6 +5696,66 @@
           <w:p>
             <w:r>
               <w:t>音效上线(同上): 提交正确/比例解或配错扣血/通关/失败音</w:t>
+            </w:r>
+          </w:p>
+        </w:tc>
+        <w:tc>
+          <w:tcPr>
+            <w:tcW w:type="dxa" w:w="1440"/>
+          </w:tcPr>
+          <w:p>
+            <w:r>
+              <w:t>ps</w:t>
+            </w:r>
+          </w:p>
+        </w:tc>
+        <w:tc>
+          <w:tcPr>
+            <w:tcW w:type="dxa" w:w="1440"/>
+          </w:tcPr>
+          <w:p>
+            <w:r/>
+          </w:p>
+        </w:tc>
+      </w:tr>
+      <w:tr>
+        <w:tc>
+          <w:tcPr>
+            <w:tcW w:type="dxa" w:w="1440"/>
+          </w:tcPr>
+          <w:p>
+            <w:r>
+              <w:t>2026-08-29</w:t>
+            </w:r>
+          </w:p>
+        </w:tc>
+        <w:tc>
+          <w:tcPr>
+            <w:tcW w:type="dxa" w:w="1440"/>
+          </w:tcPr>
+          <w:p>
+            <w:r>
+              <w:t>分了个类</w:t>
+            </w:r>
+          </w:p>
+        </w:tc>
+        <w:tc>
+          <w:tcPr>
+            <w:tcW w:type="dxa" w:w="1440"/>
+          </w:tcPr>
+          <w:p>
+            <w:r>
+              <w:t>v1.1.4</w:t>
+            </w:r>
+          </w:p>
+        </w:tc>
+        <w:tc>
+          <w:tcPr>
+            <w:tcW w:type="dxa" w:w="1440"/>
+          </w:tcPr>
+          <w:p>
+            <w:r>
+              <w:t>弹卡冷却 1s→0.5s; 滑入再降 50%(入场 2.8s/补位 2.4s), 滑行中即可拖走分类; 难度重排: 简单 6 类(无有机物/混合物)/ 标准 7 类(无混合物, 取消 30% 易错掺入)/ 困难 8 类, 出牌间隔 6/4.5/3 秒</w:t>
             </w:r>
           </w:p>
         </w:tc>

--- a/docs/platform_log.docx
+++ b/docs/platform_log.docx
@@ -139,7 +139,7 @@
         <w:rPr>
           <w:b/>
         </w:rPr>
-        <w:t>v1.5.3</w:t>
+        <w:t>v1.5.4</w:t>
       </w:r>
       <w:r>
         <w:t xml:space="preserve"> / 错了个字 </w:t>
@@ -157,7 +157,7 @@
         <w:rPr>
           <w:b/>
         </w:rPr>
-        <w:t>v1.1.4</w:t>
+        <w:t>v1.1.5</w:t>
       </w:r>
       <w:r>
         <w:t xml:space="preserve"> / 配了个平 </w:t>
@@ -166,7 +166,7 @@
         <w:rPr>
           <w:b/>
         </w:rPr>
-        <w:t>v1.0.3</w:t>
+        <w:t>v1.0.4</w:t>
       </w:r>
       <w:r/>
     </w:p>
@@ -5756,6 +5756,186 @@
           <w:p>
             <w:r>
               <w:t>弹卡冷却 1s→0.5s; 滑入再降 50%(入场 2.8s/补位 2.4s), 滑行中即可拖走分类; 难度重排: 简单 6 类(无有机物/混合物)/ 标准 7 类(无混合物, 取消 30% 易错掺入)/ 困难 8 类, 出牌间隔 6/4.5/3 秒</w:t>
+            </w:r>
+          </w:p>
+        </w:tc>
+        <w:tc>
+          <w:tcPr>
+            <w:tcW w:type="dxa" w:w="1440"/>
+          </w:tcPr>
+          <w:p>
+            <w:r>
+              <w:t>ps</w:t>
+            </w:r>
+          </w:p>
+        </w:tc>
+        <w:tc>
+          <w:tcPr>
+            <w:tcW w:type="dxa" w:w="1440"/>
+          </w:tcPr>
+          <w:p>
+            <w:r/>
+          </w:p>
+        </w:tc>
+      </w:tr>
+      <w:tr>
+        <w:tc>
+          <w:tcPr>
+            <w:tcW w:type="dxa" w:w="1440"/>
+          </w:tcPr>
+          <w:p>
+            <w:r>
+              <w:t>2026-08-29</w:t>
+            </w:r>
+          </w:p>
+        </w:tc>
+        <w:tc>
+          <w:tcPr>
+            <w:tcW w:type="dxa" w:w="1440"/>
+          </w:tcPr>
+          <w:p>
+            <w:r>
+              <w:t>英了个语</w:t>
+            </w:r>
+          </w:p>
+        </w:tc>
+        <w:tc>
+          <w:tcPr>
+            <w:tcW w:type="dxa" w:w="1440"/>
+          </w:tcPr>
+          <w:p>
+            <w:r>
+              <w:t>v1.5.4</w:t>
+            </w:r>
+          </w:p>
+        </w:tc>
+        <w:tc>
+          <w:tcPr>
+            <w:tcW w:type="dxa" w:w="1440"/>
+          </w:tcPr>
+          <w:p>
+            <w:r>
+              <w:t>填满即检测重做: 已判错的词修改字母再填满会重新检测, 错误继续扣血; 错误词格子闪红 2 秒后变无色; 正确的词格子锁定禁止改动并常绿至局终</w:t>
+            </w:r>
+          </w:p>
+        </w:tc>
+        <w:tc>
+          <w:tcPr>
+            <w:tcW w:type="dxa" w:w="1440"/>
+          </w:tcPr>
+          <w:p>
+            <w:r>
+              <w:t>ps</w:t>
+            </w:r>
+          </w:p>
+        </w:tc>
+        <w:tc>
+          <w:tcPr>
+            <w:tcW w:type="dxa" w:w="1440"/>
+          </w:tcPr>
+          <w:p>
+            <w:r/>
+          </w:p>
+        </w:tc>
+      </w:tr>
+      <w:tr>
+        <w:tc>
+          <w:tcPr>
+            <w:tcW w:type="dxa" w:w="1440"/>
+          </w:tcPr>
+          <w:p>
+            <w:r>
+              <w:t>2026-08-29</w:t>
+            </w:r>
+          </w:p>
+        </w:tc>
+        <w:tc>
+          <w:tcPr>
+            <w:tcW w:type="dxa" w:w="1440"/>
+          </w:tcPr>
+          <w:p>
+            <w:r>
+              <w:t>分了个类</w:t>
+            </w:r>
+          </w:p>
+        </w:tc>
+        <w:tc>
+          <w:tcPr>
+            <w:tcW w:type="dxa" w:w="1440"/>
+          </w:tcPr>
+          <w:p>
+            <w:r>
+              <w:t>v1.1.5</w:t>
+            </w:r>
+          </w:p>
+        </w:tc>
+        <w:tc>
+          <w:tcPr>
+            <w:tcW w:type="dxa" w:w="1440"/>
+          </w:tcPr>
+          <w:p>
+            <w:r>
+              <w:t>局内分类按钮随难度删减(简单 6/标准 7/困难 8); 卡牌滑动按距离换算时长统一速度(约每秒 2 个卡位: 入场 0.5s/补位 0.585s); 弹卡按钮冷却只显「防误触冷却」不再显示秒数; 卡牌补足池限定难度类别防死卡</w:t>
+            </w:r>
+          </w:p>
+        </w:tc>
+        <w:tc>
+          <w:tcPr>
+            <w:tcW w:type="dxa" w:w="1440"/>
+          </w:tcPr>
+          <w:p>
+            <w:r>
+              <w:t>ps</w:t>
+            </w:r>
+          </w:p>
+        </w:tc>
+        <w:tc>
+          <w:tcPr>
+            <w:tcW w:type="dxa" w:w="1440"/>
+          </w:tcPr>
+          <w:p>
+            <w:r/>
+          </w:p>
+        </w:tc>
+      </w:tr>
+      <w:tr>
+        <w:tc>
+          <w:tcPr>
+            <w:tcW w:type="dxa" w:w="1440"/>
+          </w:tcPr>
+          <w:p>
+            <w:r>
+              <w:t>2026-08-29</w:t>
+            </w:r>
+          </w:p>
+        </w:tc>
+        <w:tc>
+          <w:tcPr>
+            <w:tcW w:type="dxa" w:w="1440"/>
+          </w:tcPr>
+          <w:p>
+            <w:r>
+              <w:t>配了个平</w:t>
+            </w:r>
+          </w:p>
+        </w:tc>
+        <w:tc>
+          <w:tcPr>
+            <w:tcW w:type="dxa" w:w="1440"/>
+          </w:tcPr>
+          <w:p>
+            <w:r>
+              <w:t>v1.0.4</w:t>
+            </w:r>
+          </w:p>
+        </w:tc>
+        <w:tc>
+          <w:tcPr>
+            <w:tcW w:type="dxa" w:w="1440"/>
+          </w:tcPr>
+          <w:p>
+            <w:r>
+              <w:t>标准/困难数字键盘新增「清除」键(一键清空当前格全部数字, 物理 Delete 同效); 💡 提示改为在候选位中随机选择(不再固定前两个)</w:t>
             </w:r>
           </w:p>
         </w:tc>

--- a/docs/platform_log.docx
+++ b/docs/platform_log.docx
@@ -157,7 +157,7 @@
         <w:rPr>
           <w:b/>
         </w:rPr>
-        <w:t>v1.1.5</w:t>
+        <w:t>v1.1.6</w:t>
       </w:r>
       <w:r>
         <w:t xml:space="preserve"> / 配了个平 </w:t>
@@ -166,7 +166,7 @@
         <w:rPr>
           <w:b/>
         </w:rPr>
-        <w:t>v1.0.4</w:t>
+        <w:t>v1.0.5</w:t>
       </w:r>
       <w:r/>
     </w:p>
@@ -5936,6 +5936,126 @@
           <w:p>
             <w:r>
               <w:t>标准/困难数字键盘新增「清除」键(一键清空当前格全部数字, 物理 Delete 同效); 💡 提示改为在候选位中随机选择(不再固定前两个)</w:t>
+            </w:r>
+          </w:p>
+        </w:tc>
+        <w:tc>
+          <w:tcPr>
+            <w:tcW w:type="dxa" w:w="1440"/>
+          </w:tcPr>
+          <w:p>
+            <w:r>
+              <w:t>ps</w:t>
+            </w:r>
+          </w:p>
+        </w:tc>
+        <w:tc>
+          <w:tcPr>
+            <w:tcW w:type="dxa" w:w="1440"/>
+          </w:tcPr>
+          <w:p>
+            <w:r/>
+          </w:p>
+        </w:tc>
+      </w:tr>
+      <w:tr>
+        <w:tc>
+          <w:tcPr>
+            <w:tcW w:type="dxa" w:w="1440"/>
+          </w:tcPr>
+          <w:p>
+            <w:r>
+              <w:t>2026-08-29</w:t>
+            </w:r>
+          </w:p>
+        </w:tc>
+        <w:tc>
+          <w:tcPr>
+            <w:tcW w:type="dxa" w:w="1440"/>
+          </w:tcPr>
+          <w:p>
+            <w:r>
+              <w:t>分了个类</w:t>
+            </w:r>
+          </w:p>
+        </w:tc>
+        <w:tc>
+          <w:tcPr>
+            <w:tcW w:type="dxa" w:w="1440"/>
+          </w:tcPr>
+          <w:p>
+            <w:r>
+              <w:t>v1.1.6</w:t>
+            </w:r>
+          </w:p>
+        </w:tc>
+        <w:tc>
+          <w:tcPr>
+            <w:tcW w:type="dxa" w:w="1440"/>
+          </w:tcPr>
+          <w:p>
+            <w:r>
+              <w:t>卡片滑动时长定稿: 入场 2.5s 缓缓滑入(滑行中可拖走分类) / 补位 0.5s 快速归位; 玩法介绍「卡牌缓缓滑入」去掉速度括号说明</w:t>
+            </w:r>
+          </w:p>
+        </w:tc>
+        <w:tc>
+          <w:tcPr>
+            <w:tcW w:type="dxa" w:w="1440"/>
+          </w:tcPr>
+          <w:p>
+            <w:r>
+              <w:t>ps</w:t>
+            </w:r>
+          </w:p>
+        </w:tc>
+        <w:tc>
+          <w:tcPr>
+            <w:tcW w:type="dxa" w:w="1440"/>
+          </w:tcPr>
+          <w:p>
+            <w:r/>
+          </w:p>
+        </w:tc>
+      </w:tr>
+      <w:tr>
+        <w:tc>
+          <w:tcPr>
+            <w:tcW w:type="dxa" w:w="1440"/>
+          </w:tcPr>
+          <w:p>
+            <w:r>
+              <w:t>2026-08-29</w:t>
+            </w:r>
+          </w:p>
+        </w:tc>
+        <w:tc>
+          <w:tcPr>
+            <w:tcW w:type="dxa" w:w="1440"/>
+          </w:tcPr>
+          <w:p>
+            <w:r>
+              <w:t>配了个平</w:t>
+            </w:r>
+          </w:p>
+        </w:tc>
+        <w:tc>
+          <w:tcPr>
+            <w:tcW w:type="dxa" w:w="1440"/>
+          </w:tcPr>
+          <w:p>
+            <w:r>
+              <w:t>v1.0.5</w:t>
+            </w:r>
+          </w:p>
+        </w:tc>
+        <w:tc>
+          <w:tcPr>
+            <w:tcW w:type="dxa" w:w="1440"/>
+          </w:tcPr>
+          <w:p>
+            <w:r>
+              <w:t>玩法介绍「题库来自高中化学课标经典反应 111 条」删除括号内质量守恒说明</w:t>
             </w:r>
           </w:p>
         </w:tc>

--- a/docs/platform_log.docx
+++ b/docs/platform_log.docx
@@ -115,7 +115,7 @@
         <w:rPr>
           <w:b/>
         </w:rPr>
-        <w:t>v2.8.0</w:t>
+        <w:t>v2.8.1</w:t>
       </w:r>
       <w:r/>
     </w:p>
@@ -6056,6 +6056,66 @@
           <w:p>
             <w:r>
               <w:t>玩法介绍「题库来自高中化学课标经典反应 111 条」删除括号内质量守恒说明</w:t>
+            </w:r>
+          </w:p>
+        </w:tc>
+        <w:tc>
+          <w:tcPr>
+            <w:tcW w:type="dxa" w:w="1440"/>
+          </w:tcPr>
+          <w:p>
+            <w:r>
+              <w:t>ps</w:t>
+            </w:r>
+          </w:p>
+        </w:tc>
+        <w:tc>
+          <w:tcPr>
+            <w:tcW w:type="dxa" w:w="1440"/>
+          </w:tcPr>
+          <w:p>
+            <w:r/>
+          </w:p>
+        </w:tc>
+      </w:tr>
+      <w:tr>
+        <w:tc>
+          <w:tcPr>
+            <w:tcW w:type="dxa" w:w="1440"/>
+          </w:tcPr>
+          <w:p>
+            <w:r>
+              <w:t>2026-08-29</w:t>
+            </w:r>
+          </w:p>
+        </w:tc>
+        <w:tc>
+          <w:tcPr>
+            <w:tcW w:type="dxa" w:w="1440"/>
+          </w:tcPr>
+          <w:p>
+            <w:r>
+              <w:t>平台</w:t>
+            </w:r>
+          </w:p>
+        </w:tc>
+        <w:tc>
+          <w:tcPr>
+            <w:tcW w:type="dxa" w:w="1440"/>
+          </w:tcPr>
+          <w:p>
+            <w:r>
+              <w:t>v2.8.1</w:t>
+            </w:r>
+          </w:p>
+        </w:tc>
+        <w:tc>
+          <w:tcPr>
+            <w:tcW w:type="dxa" w:w="1440"/>
+          </w:tcPr>
+          <w:p>
+            <w:r>
+              <w:t>管理后台标题统一为「p了个s · 管理后台」(登录页/侧边栏/移动端顶栏/浏览器标题, 不再显示「化了个学」); 看板游戏列表补全为 5 款</w:t>
             </w:r>
           </w:p>
         </w:tc>

--- a/docs/platform_log.docx
+++ b/docs/platform_log.docx
@@ -115,7 +115,7 @@
         <w:rPr>
           <w:b/>
         </w:rPr>
-        <w:t>v2.8.1</w:t>
+        <w:t>v2.8.2</w:t>
       </w:r>
       <w:r/>
     </w:p>
@@ -6116,6 +6116,66 @@
           <w:p>
             <w:r>
               <w:t>管理后台标题统一为「p了个s · 管理后台」(登录页/侧边栏/移动端顶栏/浏览器标题, 不再显示「化了个学」); 看板游戏列表补全为 5 款</w:t>
+            </w:r>
+          </w:p>
+        </w:tc>
+        <w:tc>
+          <w:tcPr>
+            <w:tcW w:type="dxa" w:w="1440"/>
+          </w:tcPr>
+          <w:p>
+            <w:r>
+              <w:t>ps</w:t>
+            </w:r>
+          </w:p>
+        </w:tc>
+        <w:tc>
+          <w:tcPr>
+            <w:tcW w:type="dxa" w:w="1440"/>
+          </w:tcPr>
+          <w:p>
+            <w:r/>
+          </w:p>
+        </w:tc>
+      </w:tr>
+      <w:tr>
+        <w:tc>
+          <w:tcPr>
+            <w:tcW w:type="dxa" w:w="1440"/>
+          </w:tcPr>
+          <w:p>
+            <w:r>
+              <w:t>2026-08-29</w:t>
+            </w:r>
+          </w:p>
+        </w:tc>
+        <w:tc>
+          <w:tcPr>
+            <w:tcW w:type="dxa" w:w="1440"/>
+          </w:tcPr>
+          <w:p>
+            <w:r>
+              <w:t>平台</w:t>
+            </w:r>
+          </w:p>
+        </w:tc>
+        <w:tc>
+          <w:tcPr>
+            <w:tcW w:type="dxa" w:w="1440"/>
+          </w:tcPr>
+          <w:p>
+            <w:r>
+              <w:t>v2.8.2</w:t>
+            </w:r>
+          </w:p>
+        </w:tc>
+        <w:tc>
+          <w:tcPr>
+            <w:tcW w:type="dxa" w:w="1440"/>
+          </w:tcPr>
+          <w:p>
+            <w:r>
+              <w:t>前台后台精简装饰性 emoji: 规则介绍章节图标(🎯🚚♻📚🏆等)、结算🎉、按钮前缀(💡提示/⏩弹卡/🔀洗牌)、后台页面标题图标(📊📜👥)与登录页🧪全部移除; 保留功能性图标(✕✓❤🤍血量/🔊🔇音量/☑☐排行/⚠警告/🔒锁定/★星级/🥇🥈🥉奖牌)</w:t>
             </w:r>
           </w:p>
         </w:tc>

--- a/docs/platform_log.docx
+++ b/docs/platform_log.docx
@@ -130,7 +130,7 @@
         <w:rPr>
           <w:b/>
         </w:rPr>
-        <w:t>v2.3.12</w:t>
+        <w:t>v2.3.13</w:t>
       </w:r>
       <w:r>
         <w:t xml:space="preserve"> / 英了个语 </w:t>
@@ -157,7 +157,7 @@
         <w:rPr>
           <w:b/>
         </w:rPr>
-        <w:t>v1.1.6</w:t>
+        <w:t>v1.1.7</w:t>
       </w:r>
       <w:r>
         <w:t xml:space="preserve"> / 配了个平 </w:t>
@@ -6186,6 +6186,126 @@
           <w:p>
             <w:r>
               <w:t>ps</w:t>
+            </w:r>
+          </w:p>
+        </w:tc>
+        <w:tc>
+          <w:tcPr>
+            <w:tcW w:type="dxa" w:w="1440"/>
+          </w:tcPr>
+          <w:p>
+            <w:r/>
+          </w:p>
+        </w:tc>
+      </w:tr>
+      <w:tr>
+        <w:tc>
+          <w:tcPr>
+            <w:tcW w:type="dxa" w:w="1440"/>
+          </w:tcPr>
+          <w:p>
+            <w:r>
+              <w:t>2026-08-29</w:t>
+            </w:r>
+          </w:p>
+        </w:tc>
+        <w:tc>
+          <w:tcPr>
+            <w:tcW w:type="dxa" w:w="1440"/>
+          </w:tcPr>
+          <w:p>
+            <w:r>
+              <w:t>化了个学</w:t>
+            </w:r>
+          </w:p>
+        </w:tc>
+        <w:tc>
+          <w:tcPr>
+            <w:tcW w:type="dxa" w:w="1440"/>
+          </w:tcPr>
+          <w:p>
+            <w:r>
+              <w:t>v2.3.13</w:t>
+            </w:r>
+          </w:p>
+        </w:tc>
+        <w:tc>
+          <w:tcPr>
+            <w:tcW w:type="dxa" w:w="1440"/>
+          </w:tcPr>
+          <w:p>
+            <w:r>
+              <w:t>物质库扩容 259→296 种: 金属+9(钪/钯/镉/铯/铀/钨/铂/金/汞) 非金属+1(黑磷) 氧化物+7 酸+2(次磷酸/丙烯酸, 丙烯酸为第 6 种双身份有机酸) 碱+2 盐+7 有机物+8 混合物+1(电石); 「电木」更名「酚醛树脂（电木）」; 全部新增补齐性质简介</w:t>
+            </w:r>
+          </w:p>
+        </w:tc>
+        <w:tc>
+          <w:tcPr>
+            <w:tcW w:type="dxa" w:w="1440"/>
+          </w:tcPr>
+          <w:p>
+            <w:r>
+              <w:t>ps、楠鸢</w:t>
+            </w:r>
+          </w:p>
+        </w:tc>
+        <w:tc>
+          <w:tcPr>
+            <w:tcW w:type="dxa" w:w="1440"/>
+          </w:tcPr>
+          <w:p>
+            <w:r/>
+          </w:p>
+        </w:tc>
+      </w:tr>
+      <w:tr>
+        <w:tc>
+          <w:tcPr>
+            <w:tcW w:type="dxa" w:w="1440"/>
+          </w:tcPr>
+          <w:p>
+            <w:r>
+              <w:t>2026-08-29</w:t>
+            </w:r>
+          </w:p>
+        </w:tc>
+        <w:tc>
+          <w:tcPr>
+            <w:tcW w:type="dxa" w:w="1440"/>
+          </w:tcPr>
+          <w:p>
+            <w:r>
+              <w:t>分了个类</w:t>
+            </w:r>
+          </w:p>
+        </w:tc>
+        <w:tc>
+          <w:tcPr>
+            <w:tcW w:type="dxa" w:w="1440"/>
+          </w:tcPr>
+          <w:p>
+            <w:r>
+              <w:t>v1.1.7</w:t>
+            </w:r>
+          </w:p>
+        </w:tc>
+        <w:tc>
+          <w:tcPr>
+            <w:tcW w:type="dxa" w:w="1440"/>
+          </w:tcPr>
+          <w:p>
+            <w:r>
+              <w:t>出牌间隔 5.5/4/2.5 秒; 困难模式传送带容量 5→4 张且传送带视觉长度同步缩短(卡牌尺寸不变, 简单/标准 5 张不变); 题库跟随化了个学扩容至 296 种</w:t>
+            </w:r>
+          </w:p>
+        </w:tc>
+        <w:tc>
+          <w:tcPr>
+            <w:tcW w:type="dxa" w:w="1440"/>
+          </w:tcPr>
+          <w:p>
+            <w:r>
+              <w:t>ps、楠鸢</w:t>
             </w:r>
           </w:p>
         </w:tc>

--- a/docs/platform_log.docx
+++ b/docs/platform_log.docx
@@ -115,7 +115,7 @@
         <w:rPr>
           <w:b/>
         </w:rPr>
-        <w:t>v2.8.2</w:t>
+        <w:t>v2.8.3</w:t>
       </w:r>
       <w:r/>
     </w:p>
@@ -6306,6 +6306,66 @@
           <w:p>
             <w:r>
               <w:t>ps、楠鸢</w:t>
+            </w:r>
+          </w:p>
+        </w:tc>
+        <w:tc>
+          <w:tcPr>
+            <w:tcW w:type="dxa" w:w="1440"/>
+          </w:tcPr>
+          <w:p>
+            <w:r/>
+          </w:p>
+        </w:tc>
+      </w:tr>
+      <w:tr>
+        <w:tc>
+          <w:tcPr>
+            <w:tcW w:type="dxa" w:w="1440"/>
+          </w:tcPr>
+          <w:p>
+            <w:r>
+              <w:t>2026-08-30</w:t>
+            </w:r>
+          </w:p>
+        </w:tc>
+        <w:tc>
+          <w:tcPr>
+            <w:tcW w:type="dxa" w:w="1440"/>
+          </w:tcPr>
+          <w:p>
+            <w:r>
+              <w:t>平台</w:t>
+            </w:r>
+          </w:p>
+        </w:tc>
+        <w:tc>
+          <w:tcPr>
+            <w:tcW w:type="dxa" w:w="1440"/>
+          </w:tcPr>
+          <w:p>
+            <w:r>
+              <w:t>v2.8.3</w:t>
+            </w:r>
+          </w:p>
+        </w:tc>
+        <w:tc>
+          <w:tcPr>
+            <w:tcW w:type="dxa" w:w="1440"/>
+          </w:tcPr>
+          <w:p>
+            <w:r>
+              <w:t>新约定: 非 ps 贡献人的贡献必须同步到主界面「特别鸣谢」弹窗(约定已写入 CONVENTIONS.md); 特别鸣谢新增 @楠鸢(化了个学 v2.3.13 物质库扩容 / 分了个类 v1.1.7 节奏容量调整), 并补全 @在下雨 的分了个类 v1.1.1、配了个平 v1.0.1 会话令牌贡献</w:t>
+            </w:r>
+          </w:p>
+        </w:tc>
+        <w:tc>
+          <w:tcPr>
+            <w:tcW w:type="dxa" w:w="1440"/>
+          </w:tcPr>
+          <w:p>
+            <w:r>
+              <w:t>ps</w:t>
             </w:r>
           </w:p>
         </w:tc>

--- a/docs/platform_log.docx
+++ b/docs/platform_log.docx
@@ -115,7 +115,7 @@
         <w:rPr>
           <w:b/>
         </w:rPr>
-        <w:t>v2.8.3</w:t>
+        <w:t>v2.8.4</w:t>
       </w:r>
       <w:r/>
     </w:p>
@@ -139,7 +139,7 @@
         <w:rPr>
           <w:b/>
         </w:rPr>
-        <w:t>v1.5.4</w:t>
+        <w:t>v1.6.0</w:t>
       </w:r>
       <w:r>
         <w:t xml:space="preserve"> / 错了个字 </w:t>
@@ -6366,6 +6366,126 @@
           <w:p>
             <w:r>
               <w:t>ps</w:t>
+            </w:r>
+          </w:p>
+        </w:tc>
+        <w:tc>
+          <w:tcPr>
+            <w:tcW w:type="dxa" w:w="1440"/>
+          </w:tcPr>
+          <w:p>
+            <w:r/>
+          </w:p>
+        </w:tc>
+      </w:tr>
+      <w:tr>
+        <w:tc>
+          <w:tcPr>
+            <w:tcW w:type="dxa" w:w="1440"/>
+          </w:tcPr>
+          <w:p>
+            <w:r>
+              <w:t>2026-08-30</w:t>
+            </w:r>
+          </w:p>
+        </w:tc>
+        <w:tc>
+          <w:tcPr>
+            <w:tcW w:type="dxa" w:w="1440"/>
+          </w:tcPr>
+          <w:p>
+            <w:r>
+              <w:t>英了个语</w:t>
+            </w:r>
+          </w:p>
+        </w:tc>
+        <w:tc>
+          <w:tcPr>
+            <w:tcW w:type="dxa" w:w="1440"/>
+          </w:tcPr>
+          <w:p>
+            <w:r>
+              <w:t>v1.6.0</w:t>
+            </w:r>
+          </w:p>
+        </w:tc>
+        <w:tc>
+          <w:tcPr>
+            <w:tcW w:type="dxa" w:w="1440"/>
+          </w:tcPr>
+          <w:p>
+            <w:r>
+              <w:t>引入 AI(DeepSeek)单词检测修复多解法死锁: 填满词改为与生成时参考答案比对, 一致变绿锁定, 不同则 AI 判真实单词(合法→提示释义不锁定可删改 / 非法→扣血红2s), AI 不可用回退词库判定; 新增后端 /ylgy/api/ai(密钥 DEEPSEEK_API_KEY 环境变量, 限频 20/分, 同词缓存 24h)</w:t>
+            </w:r>
+          </w:p>
+        </w:tc>
+        <w:tc>
+          <w:tcPr>
+            <w:tcW w:type="dxa" w:w="1440"/>
+          </w:tcPr>
+          <w:p>
+            <w:r>
+              <w:t>ps、在下雨、安比、Ttik</w:t>
+            </w:r>
+          </w:p>
+        </w:tc>
+        <w:tc>
+          <w:tcPr>
+            <w:tcW w:type="dxa" w:w="1440"/>
+          </w:tcPr>
+          <w:p>
+            <w:r/>
+          </w:p>
+        </w:tc>
+      </w:tr>
+      <w:tr>
+        <w:tc>
+          <w:tcPr>
+            <w:tcW w:type="dxa" w:w="1440"/>
+          </w:tcPr>
+          <w:p>
+            <w:r>
+              <w:t>2026-08-30</w:t>
+            </w:r>
+          </w:p>
+        </w:tc>
+        <w:tc>
+          <w:tcPr>
+            <w:tcW w:type="dxa" w:w="1440"/>
+          </w:tcPr>
+          <w:p>
+            <w:r>
+              <w:t>平台</w:t>
+            </w:r>
+          </w:p>
+        </w:tc>
+        <w:tc>
+          <w:tcPr>
+            <w:tcW w:type="dxa" w:w="1440"/>
+          </w:tcPr>
+          <w:p>
+            <w:r>
+              <w:t>v2.8.4</w:t>
+            </w:r>
+          </w:p>
+        </w:tc>
+        <w:tc>
+          <w:tcPr>
+            <w:tcW w:type="dxa" w:w="1440"/>
+          </w:tcPr>
+          <w:p>
+            <w:r>
+              <w:t>管理后台新增「AI 检测」设置页: 实时配置 AI 提供商/模型/API Key(存 KV 即时生效免部署)+ 连接测试, Key 脱敏展示, 全程审计; AI 接入约定(provider 映射/prompt 与响应契约/降级)写入 CONVENTIONS.md 与 aicheck.js</w:t>
+            </w:r>
+          </w:p>
+        </w:tc>
+        <w:tc>
+          <w:tcPr>
+            <w:tcW w:type="dxa" w:w="1440"/>
+          </w:tcPr>
+          <w:p>
+            <w:r>
+              <w:t>ps、在下雨、安比、Ttik</w:t>
             </w:r>
           </w:p>
         </w:tc>

--- a/docs/platform_log.docx
+++ b/docs/platform_log.docx
@@ -115,7 +115,7 @@
         <w:rPr>
           <w:b/>
         </w:rPr>
-        <w:t>v2.8.4</w:t>
+        <w:t>v2.8.5</w:t>
       </w:r>
       <w:r/>
     </w:p>
@@ -139,7 +139,7 @@
         <w:rPr>
           <w:b/>
         </w:rPr>
-        <w:t>v1.6.0</w:t>
+        <w:t>v1.6.1</w:t>
       </w:r>
       <w:r>
         <w:t xml:space="preserve"> / 错了个字 </w:t>
@@ -6486,6 +6486,126 @@
           <w:p>
             <w:r>
               <w:t>ps、在下雨、安比、Ttik</w:t>
+            </w:r>
+          </w:p>
+        </w:tc>
+        <w:tc>
+          <w:tcPr>
+            <w:tcW w:type="dxa" w:w="1440"/>
+          </w:tcPr>
+          <w:p>
+            <w:r/>
+          </w:p>
+        </w:tc>
+      </w:tr>
+      <w:tr>
+        <w:tc>
+          <w:tcPr>
+            <w:tcW w:type="dxa" w:w="1440"/>
+          </w:tcPr>
+          <w:p>
+            <w:r>
+              <w:t>2026-08-30</w:t>
+            </w:r>
+          </w:p>
+        </w:tc>
+        <w:tc>
+          <w:tcPr>
+            <w:tcW w:type="dxa" w:w="1440"/>
+          </w:tcPr>
+          <w:p>
+            <w:r>
+              <w:t>英了个语</w:t>
+            </w:r>
+          </w:p>
+        </w:tc>
+        <w:tc>
+          <w:tcPr>
+            <w:tcW w:type="dxa" w:w="1440"/>
+          </w:tcPr>
+          <w:p>
+            <w:r>
+              <w:t>v1.6.1</w:t>
+            </w:r>
+          </w:p>
+        </w:tc>
+        <w:tc>
+          <w:tcPr>
+            <w:tcW w:type="dxa" w:w="1440"/>
+          </w:tcPr>
+          <w:p>
+            <w:r>
+              <w:t>手机端横向自适应: 难度行与昵称行分离、昵称行窄屏自动换行(全站 overflow-x 兜底, 各游戏无需左右划动); 局内屏幕键盘改为 QWERTY 真实布局(三行+退格, 不再按字母表); 规则提示文案同步 AI 检测; 未参与排行榜的游玩结算上报后台</w:t>
+            </w:r>
+          </w:p>
+        </w:tc>
+        <w:tc>
+          <w:tcPr>
+            <w:tcW w:type="dxa" w:w="1440"/>
+          </w:tcPr>
+          <w:p>
+            <w:r>
+              <w:t>ps</w:t>
+            </w:r>
+          </w:p>
+        </w:tc>
+        <w:tc>
+          <w:tcPr>
+            <w:tcW w:type="dxa" w:w="1440"/>
+          </w:tcPr>
+          <w:p>
+            <w:r/>
+          </w:p>
+        </w:tc>
+      </w:tr>
+      <w:tr>
+        <w:tc>
+          <w:tcPr>
+            <w:tcW w:type="dxa" w:w="1440"/>
+          </w:tcPr>
+          <w:p>
+            <w:r>
+              <w:t>2026-08-30</w:t>
+            </w:r>
+          </w:p>
+        </w:tc>
+        <w:tc>
+          <w:tcPr>
+            <w:tcW w:type="dxa" w:w="1440"/>
+          </w:tcPr>
+          <w:p>
+            <w:r>
+              <w:t>平台</w:t>
+            </w:r>
+          </w:p>
+        </w:tc>
+        <w:tc>
+          <w:tcPr>
+            <w:tcW w:type="dxa" w:w="1440"/>
+          </w:tcPr>
+          <w:p>
+            <w:r>
+              <w:t>v2.8.5</w:t>
+            </w:r>
+          </w:p>
+        </w:tc>
+        <w:tc>
+          <w:tcPr>
+            <w:tcW w:type="dxa" w:w="1440"/>
+          </w:tcPr>
+          <w:p>
+            <w:r>
+              <w:t>管理后台新增「游玩记录」页: 未参与排行榜的游玩(未填昵称/勾选不参与)结算时经 /api/playlog 上报, 按游玩时间排序的数据表(游戏/难度/昵称/胜负/成绩/用时/版本/平台/IP), 可筛选/搜索/清空(审计); 反馈恢复存储并展示提交时真实 IP(管理端会话可见, ipHash 保留防刷); 主界面各游戏卡片介绍更新至现版本(296 种/四难度/QWERTY 键盘/AI 检测等)</w:t>
+            </w:r>
+          </w:p>
+        </w:tc>
+        <w:tc>
+          <w:tcPr>
+            <w:tcW w:type="dxa" w:w="1440"/>
+          </w:tcPr>
+          <w:p>
+            <w:r>
+              <w:t>ps</w:t>
             </w:r>
           </w:p>
         </w:tc>

--- a/docs/platform_log.docx
+++ b/docs/platform_log.docx
@@ -115,7 +115,7 @@
         <w:rPr>
           <w:b/>
         </w:rPr>
-        <w:t>v2.8.5</w:t>
+        <w:t>v2.8.6</w:t>
       </w:r>
       <w:r/>
     </w:p>
@@ -6596,6 +6596,66 @@
           <w:p>
             <w:r>
               <w:t>管理后台新增「游玩记录」页: 未参与排行榜的游玩(未填昵称/勾选不参与)结算时经 /api/playlog 上报, 按游玩时间排序的数据表(游戏/难度/昵称/胜负/成绩/用时/版本/平台/IP), 可筛选/搜索/清空(审计); 反馈恢复存储并展示提交时真实 IP(管理端会话可见, ipHash 保留防刷); 主界面各游戏卡片介绍更新至现版本(296 种/四难度/QWERTY 键盘/AI 检测等)</w:t>
+            </w:r>
+          </w:p>
+        </w:tc>
+        <w:tc>
+          <w:tcPr>
+            <w:tcW w:type="dxa" w:w="1440"/>
+          </w:tcPr>
+          <w:p>
+            <w:r>
+              <w:t>ps</w:t>
+            </w:r>
+          </w:p>
+        </w:tc>
+        <w:tc>
+          <w:tcPr>
+            <w:tcW w:type="dxa" w:w="1440"/>
+          </w:tcPr>
+          <w:p>
+            <w:r/>
+          </w:p>
+        </w:tc>
+      </w:tr>
+      <w:tr>
+        <w:tc>
+          <w:tcPr>
+            <w:tcW w:type="dxa" w:w="1440"/>
+          </w:tcPr>
+          <w:p>
+            <w:r>
+              <w:t>2026-08-30</w:t>
+            </w:r>
+          </w:p>
+        </w:tc>
+        <w:tc>
+          <w:tcPr>
+            <w:tcW w:type="dxa" w:w="1440"/>
+          </w:tcPr>
+          <w:p>
+            <w:r>
+              <w:t>平台</w:t>
+            </w:r>
+          </w:p>
+        </w:tc>
+        <w:tc>
+          <w:tcPr>
+            <w:tcW w:type="dxa" w:w="1440"/>
+          </w:tcPr>
+          <w:p>
+            <w:r>
+              <w:t>v2.8.6</w:t>
+            </w:r>
+          </w:p>
+        </w:tc>
+        <w:tc>
+          <w:tcPr>
+            <w:tcW w:type="dxa" w:w="1440"/>
+          </w:tcPr>
+          <w:p>
+            <w:r>
+              <w:t>建议反馈弹窗文案重写: 提交知悉说明不再提及 IP/匿名化记录, 改为强调勿提交无效反馈(空白/灌水/无关内容); 下侧注明截图/录屏等附件反馈请加微信 PS_20080428xiao 并注明昵称与内容</w:t>
             </w:r>
           </w:p>
         </w:tc>

--- a/docs/platform_log.docx
+++ b/docs/platform_log.docx
@@ -89,7 +89,7 @@
         <w:rPr>
           <w:b/>
         </w:rPr>
-        <w:t>5 款</w:t>
+        <w:t>6 款</w:t>
       </w:r>
       <w:r>
         <w:t xml:space="preserve"> —— 化了个学、英了个语、错了个字(</w:t>
@@ -101,8 +101,15 @@
         <w:t>平台 v2.5.6 起错了个字暂时关闭维护</w:t>
       </w:r>
       <w:r>
-        <w:t>)、分了个类、配了个平</w:t>
+        <w:t>)、分了个类、配了个平、</w:t>
       </w:r>
+      <w:r>
+        <w:rPr>
+          <w:b/>
+        </w:rPr>
+        <w:t>历了个史(v2.9.0 上线)</w:t>
+      </w:r>
+      <w:r/>
     </w:p>
     <w:p>
       <w:pPr>
@@ -115,7 +122,7 @@
         <w:rPr>
           <w:b/>
         </w:rPr>
-        <w:t>v2.8.6</w:t>
+        <w:t>v2.9.0</w:t>
       </w:r>
       <w:r/>
     </w:p>
@@ -168,6 +175,15 @@
         </w:rPr>
         <w:t>v1.0.5</w:t>
       </w:r>
+      <w:r>
+        <w:t xml:space="preserve"> / 历了个史 </w:t>
+      </w:r>
+      <w:r>
+        <w:rPr>
+          <w:b/>
+        </w:rPr>
+        <w:t>v1.0.0</w:t>
+      </w:r>
       <w:r/>
     </w:p>
     <w:p>
@@ -6656,6 +6672,126 @@
           <w:p>
             <w:r>
               <w:t>建议反馈弹窗文案重写: 提交知悉说明不再提及 IP/匿名化记录, 改为强调勿提交无效反馈(空白/灌水/无关内容); 下侧注明截图/录屏等附件反馈请加微信 PS_20080428xiao 并注明昵称与内容</w:t>
+            </w:r>
+          </w:p>
+        </w:tc>
+        <w:tc>
+          <w:tcPr>
+            <w:tcW w:type="dxa" w:w="1440"/>
+          </w:tcPr>
+          <w:p>
+            <w:r>
+              <w:t>ps</w:t>
+            </w:r>
+          </w:p>
+        </w:tc>
+        <w:tc>
+          <w:tcPr>
+            <w:tcW w:type="dxa" w:w="1440"/>
+          </w:tcPr>
+          <w:p>
+            <w:r/>
+          </w:p>
+        </w:tc>
+      </w:tr>
+      <w:tr>
+        <w:tc>
+          <w:tcPr>
+            <w:tcW w:type="dxa" w:w="1440"/>
+          </w:tcPr>
+          <w:p>
+            <w:r>
+              <w:t>2026-08-30</w:t>
+            </w:r>
+          </w:p>
+        </w:tc>
+        <w:tc>
+          <w:tcPr>
+            <w:tcW w:type="dxa" w:w="1440"/>
+          </w:tcPr>
+          <w:p>
+            <w:r>
+              <w:t>历了个史</w:t>
+            </w:r>
+          </w:p>
+        </w:tc>
+        <w:tc>
+          <w:tcPr>
+            <w:tcW w:type="dxa" w:w="1440"/>
+          </w:tcPr>
+          <w:p>
+            <w:r>
+              <w:t>v1.0.0</w:t>
+            </w:r>
+          </w:p>
+        </w:tc>
+        <w:tc>
+          <w:tcPr>
+            <w:tcW w:type="dxa" w:w="1440"/>
+          </w:tcPr>
+          <w:p>
+            <w:r>
+              <w:t>新游戏上线 · 时间轴排序: 每局 5 张课标历史事件卡按时间先后拖拽排序, 提交判定逐卡锁定(对绿/错红可调), 无血条(失误=提交次数), 提示每局 2 次; 三档难度(古代常识/近代世界/全库同年辨析), 题库 60 条; 榜单 score↓→time↑→attempts↑→tools↑ + v2.8.0 令牌防刷</w:t>
+            </w:r>
+          </w:p>
+        </w:tc>
+        <w:tc>
+          <w:tcPr>
+            <w:tcW w:type="dxa" w:w="1440"/>
+          </w:tcPr>
+          <w:p>
+            <w:r>
+              <w:t>ps</w:t>
+            </w:r>
+          </w:p>
+        </w:tc>
+        <w:tc>
+          <w:tcPr>
+            <w:tcW w:type="dxa" w:w="1440"/>
+          </w:tcPr>
+          <w:p>
+            <w:r/>
+          </w:p>
+        </w:tc>
+      </w:tr>
+      <w:tr>
+        <w:tc>
+          <w:tcPr>
+            <w:tcW w:type="dxa" w:w="1440"/>
+          </w:tcPr>
+          <w:p>
+            <w:r>
+              <w:t>2026-08-30</w:t>
+            </w:r>
+          </w:p>
+        </w:tc>
+        <w:tc>
+          <w:tcPr>
+            <w:tcW w:type="dxa" w:w="1440"/>
+          </w:tcPr>
+          <w:p>
+            <w:r>
+              <w:t>平台</w:t>
+            </w:r>
+          </w:p>
+        </w:tc>
+        <w:tc>
+          <w:tcPr>
+            <w:tcW w:type="dxa" w:w="1440"/>
+          </w:tcPr>
+          <w:p>
+            <w:r>
+              <w:t>v2.9.0</w:t>
+            </w:r>
+          </w:p>
+        </w:tc>
+        <w:tc>
+          <w:tcPr>
+            <w:tcW w:type="dxa" w:w="1440"/>
+          </w:tcPr>
+          <w:p>
+            <w:r>
+              <w:t>第七款游戏「历了个史」上线: 主界面 7 卡(6 可玩+错了个字维护中, 占位归零), 玩法介绍/排行榜/后台榜单/数据看板/游玩记录全接入</w:t>
             </w:r>
           </w:p>
         </w:tc>

--- a/docs/platform_log.docx
+++ b/docs/platform_log.docx
@@ -6741,7 +6741,7 @@
           </w:tcPr>
           <w:p>
             <w:r>
-              <w:t>ps</w:t>
+              <w:t>ps、wcx</w:t>
             </w:r>
           </w:p>
         </w:tc>

--- a/docs/platform_log.docx
+++ b/docs/platform_log.docx
@@ -122,7 +122,7 @@
         <w:rPr>
           <w:b/>
         </w:rPr>
-        <w:t>v2.9.0</w:t>
+        <w:t>v2.9.1</w:t>
       </w:r>
       <w:r/>
     </w:p>
@@ -182,7 +182,7 @@
         <w:rPr>
           <w:b/>
         </w:rPr>
-        <w:t>v1.0.0</w:t>
+        <w:t>v1.1.0</w:t>
       </w:r>
       <w:r/>
     </w:p>
@@ -6792,6 +6792,126 @@
           <w:p>
             <w:r>
               <w:t>第七款游戏「历了个史」上线: 主界面 7 卡(6 可玩+错了个字维护中, 占位归零), 玩法介绍/排行榜/后台榜单/数据看板/游玩记录全接入</w:t>
+            </w:r>
+          </w:p>
+        </w:tc>
+        <w:tc>
+          <w:tcPr>
+            <w:tcW w:type="dxa" w:w="1440"/>
+          </w:tcPr>
+          <w:p>
+            <w:r>
+              <w:t>ps</w:t>
+            </w:r>
+          </w:p>
+        </w:tc>
+        <w:tc>
+          <w:tcPr>
+            <w:tcW w:type="dxa" w:w="1440"/>
+          </w:tcPr>
+          <w:p>
+            <w:r/>
+          </w:p>
+        </w:tc>
+      </w:tr>
+      <w:tr>
+        <w:tc>
+          <w:tcPr>
+            <w:tcW w:type="dxa" w:w="1440"/>
+          </w:tcPr>
+          <w:p>
+            <w:r>
+              <w:t>2026-09-05</w:t>
+            </w:r>
+          </w:p>
+        </w:tc>
+        <w:tc>
+          <w:tcPr>
+            <w:tcW w:type="dxa" w:w="1440"/>
+          </w:tcPr>
+          <w:p>
+            <w:r>
+              <w:t>历了个史</w:t>
+            </w:r>
+          </w:p>
+        </w:tc>
+        <w:tc>
+          <w:tcPr>
+            <w:tcW w:type="dxa" w:w="1440"/>
+          </w:tcPr>
+          <w:p>
+            <w:r>
+              <w:t>v1.1.0</w:t>
+            </w:r>
+          </w:p>
+        </w:tc>
+        <w:tc>
+          <w:tcPr>
+            <w:tcW w:type="dxa" w:w="1440"/>
+          </w:tcPr>
+          <w:p>
+            <w:r>
+              <w:t>题库大扩充 60→143 条: 课标全面检查(新增中国古代史商鞅变法/贞观之治/王安石变法、近代史虎门销烟/九一八/一二·九、现代史原子弹/改革开放/港澳回归、世界史文艺复兴/马克思主义诞生/苏联解体等)+ 高频考点; 贡献人: ps、wcx</w:t>
+            </w:r>
+          </w:p>
+        </w:tc>
+        <w:tc>
+          <w:tcPr>
+            <w:tcW w:type="dxa" w:w="1440"/>
+          </w:tcPr>
+          <w:p>
+            <w:r>
+              <w:t>ps、wcx</w:t>
+            </w:r>
+          </w:p>
+        </w:tc>
+        <w:tc>
+          <w:tcPr>
+            <w:tcW w:type="dxa" w:w="1440"/>
+          </w:tcPr>
+          <w:p>
+            <w:r/>
+          </w:p>
+        </w:tc>
+      </w:tr>
+      <w:tr>
+        <w:tc>
+          <w:tcPr>
+            <w:tcW w:type="dxa" w:w="1440"/>
+          </w:tcPr>
+          <w:p>
+            <w:r>
+              <w:t>2026-09-05</w:t>
+            </w:r>
+          </w:p>
+        </w:tc>
+        <w:tc>
+          <w:tcPr>
+            <w:tcW w:type="dxa" w:w="1440"/>
+          </w:tcPr>
+          <w:p>
+            <w:r>
+              <w:t>平台</w:t>
+            </w:r>
+          </w:p>
+        </w:tc>
+        <w:tc>
+          <w:tcPr>
+            <w:tcW w:type="dxa" w:w="1440"/>
+          </w:tcPr>
+          <w:p>
+            <w:r>
+              <w:t>v2.9.1</w:t>
+            </w:r>
+          </w:p>
+        </w:tc>
+        <w:tc>
+          <w:tcPr>
+            <w:tcW w:type="dxa" w:w="1440"/>
+          </w:tcPr>
+          <w:p>
+            <w:r>
+              <w:t>①后台榜单手游/端游分离查看(与前台一致, admin rank 支持 platform 过滤); ②全游戏字体放大(布局与圆框不变: 化了个学卡面字号+1~2px/英了个语格子字母/分了个类卡片加宽 17.6→19% 且名称 11→13px/配了个平数字 16→18px/历了个史事件卡放大); ③主界面新增 3 个开发框(成了个语/认了个图/算了个数); ④贡献人双处同步约定强化(日志+特别鸣谢)</w:t>
             </w:r>
           </w:p>
         </w:tc>
